--- a/public/chat_files/liza_15p_service_proposal_messy.docx
+++ b/public/chat_files/liza_15p_service_proposal_messy.docx
@@ -8,7 +8,7 @@
           <w:b/>
           <w:sz w:val="28"/>
         </w:rPr>
-        <w:t>Commercial Facility Maintenance Proposal — 15 Pages (Unformatted)</w:t>
+        <w:t>Tampa Bay Medical Plaza RFP Response — 15 Pages (Rough Scramble)</w:t>
       </w:r>
     </w:p>
     <w:p>
@@ -16,7 +16,7 @@
         <w:rPr>
           <w:sz w:val="22"/>
         </w:rPr>
-        <w:t xml:space="preserve">Section 1: Executive Summary &amp; Scope of Work (pages 1-4).</w:t>
+        <w:t xml:space="preserve">Section 1: Company Profile &amp; Executive Bio (rough unformatted text).</w:t>
       </w:r>
     </w:p>
     <w:p>
@@ -24,7 +24,7 @@
         <w:rPr>
           <w:sz w:val="22"/>
         </w:rPr>
-        <w:t xml:space="preserve">Section 2: Preventive Maintenance Schedule (pages 5-9) — tables currently wrap unevenly across page breaks.</w:t>
+        <w:t xml:space="preserve">Section 2: Scope of Work for 4 Multi-Tenant Medical Buildings (48,000 sq ft total).</w:t>
       </w:r>
     </w:p>
     <w:p>
@@ -32,7 +32,7 @@
         <w:rPr>
           <w:sz w:val="22"/>
         </w:rPr>
-        <w:t xml:space="preserve">Section 3: Pricing Breakdown &amp; SLA Response Times (pages 10-15).</w:t>
+        <w:t xml:space="preserve">Section 3: Staffing matrix, green chemical certifications, and pricing breakdown.</w:t>
       </w:r>
     </w:p>
   </w:body>

--- a/public/chat_files/liza_15p_service_proposal_messy.docx
+++ b/public/chat_files/liza_15p_service_proposal_messy.docx
@@ -3,34 +3,63 @@
 <w:document xmlns:w="http://schemas.openxmlformats.org/wordprocessingml/2006/main">
   <w:body>
     <w:p>
+      <w:pPr>
+        <w:spacing w:before="120" w:after="240"/>
+      </w:pPr>
       <w:r>
         <w:rPr>
           <w:b/>
-          <w:sz w:val="28"/>
+          <w:color w:val="0F172A"/>
+          <w:sz w:val="32"/>
         </w:rPr>
-        <w:t>Tampa Bay Medical Plaza RFP Response — 15 Pages (Rough Scramble)</w:t>
+        <w:t xml:space="preserve">Tampa Bay Medical Plaza RFP Response — 15 Pages (Rough Scramble)</w:t>
       </w:r>
     </w:p>
     <w:p>
+      <w:pPr>
+        <w:spacing w:before="240" w:after="80"/>
+      </w:pPr>
       <w:r>
         <w:rPr>
-          <w:sz w:val="22"/>
+          <w:b/>
+          <w:color w:val="0F172A"/>
+          <w:sz w:val="24"/>
+        </w:rPr>
+        <w:t xml:space="preserve">ROUGH NOTES FOR TAMPA MEDICAL RFP</w:t>
+      </w:r>
+    </w:p>
+    <w:p>
+      <w:pPr>
+        <w:spacing w:after="140" w:line="276" w:lineRule="auto"/>
+      </w:pPr>
+      <w:r>
+        <w:rPr>
+          <w:color w:val="1E293B"/>
+          <w:sz w:val="21"/>
         </w:rPr>
         <w:t xml:space="preserve">Section 1: Company Profile &amp; Executive Bio (rough unformatted text).</w:t>
       </w:r>
     </w:p>
     <w:p>
+      <w:pPr>
+        <w:spacing w:after="140" w:line="276" w:lineRule="auto"/>
+      </w:pPr>
       <w:r>
         <w:rPr>
-          <w:sz w:val="22"/>
+          <w:color w:val="1E293B"/>
+          <w:sz w:val="21"/>
         </w:rPr>
         <w:t xml:space="preserve">Section 2: Scope of Work for 4 Multi-Tenant Medical Buildings (48,000 sq ft total).</w:t>
       </w:r>
     </w:p>
     <w:p>
+      <w:pPr>
+        <w:spacing w:after="140" w:line="276" w:lineRule="auto"/>
+      </w:pPr>
       <w:r>
         <w:rPr>
-          <w:sz w:val="22"/>
+          <w:color w:val="1E293B"/>
+          <w:sz w:val="21"/>
         </w:rPr>
         <w:t xml:space="preserve">Section 3: Staffing matrix, green chemical certifications, and pricing breakdown.</w:t>
       </w:r>

--- a/public/chat_files/liza_15p_service_proposal_messy.docx
+++ b/public/chat_files/liza_15p_service_proposal_messy.docx
@@ -13,7 +13,90 @@
           <w:color w:val="0F172A"/>
           <w:sz w:val="44"/>
         </w:rPr>
-        <w:t>Tampa Bay Medical Plaza RFP Response — 15 Pages (Rough Scramble)</w:t>
+        <w:t>Tampa Bay Medical Plaza RFP Response — 15 Pages (Client Working Draft &amp; Scramble)</w:t>
+      </w:r>
+    </w:p>
+    <w:p>
+      <w:pPr>
+        <w:spacing w:before="0" w:after="120" w:line="276" w:lineRule="auto"/>
+      </w:pPr>
+      <w:r>
+        <w:rPr>
+          <w:rFonts w:ascii="Calibri" w:hAnsi="Calibri"/>
+          <w:color w:val="1E293B"/>
+          <w:sz w:val="20"/>
+        </w:rPr>
+        <w:t>RFP SOLICITATION: Commercial Janitorial, Environmental Infection Control &amp; Biohazard Services</w:t>
+      </w:r>
+    </w:p>
+    <w:p>
+      <w:pPr>
+        <w:spacing w:before="0" w:after="120" w:line="276" w:lineRule="auto"/>
+      </w:pPr>
+      <w:r>
+        <w:rPr>
+          <w:rFonts w:ascii="Calibri" w:hAnsi="Calibri"/>
+          <w:color w:val="1E293B"/>
+          <w:sz w:val="20"/>
+        </w:rPr>
+        <w:t>SOLICITING ENTITY: Tampa Bay Healthcare Real Estate Group, LLC</w:t>
+      </w:r>
+    </w:p>
+    <w:p>
+      <w:pPr>
+        <w:spacing w:before="0" w:after="120" w:line="276" w:lineRule="auto"/>
+      </w:pPr>
+      <w:r>
+        <w:rPr>
+          <w:rFonts w:ascii="Calibri" w:hAnsi="Calibri"/>
+          <w:color w:val="1E293B"/>
+          <w:sz w:val="20"/>
+        </w:rPr>
+        <w:t>FACILITY: Westshore Medical Executive Center · 4 Multi-Tenant Medical Office Buildings (48,000 RSF Total)</w:t>
+      </w:r>
+    </w:p>
+    <w:p>
+      <w:pPr>
+        <w:spacing w:before="0" w:after="120" w:line="276" w:lineRule="auto"/>
+      </w:pPr>
+      <w:r>
+        <w:rPr>
+          <w:rFonts w:ascii="Calibri" w:hAnsi="Calibri"/>
+          <w:color w:val="1E293B"/>
+          <w:sz w:val="20"/>
+        </w:rPr>
+        <w:t>BIDDER: Coastal Shine Commercial Cleaning LLC · Tampa, FL</w:t>
+      </w:r>
+    </w:p>
+    <w:p>
+      <w:pPr>
+        <w:spacing w:before="0" w:after="120" w:line="276" w:lineRule="auto"/>
+      </w:pPr>
+      <w:r>
+        <w:rPr>
+          <w:rFonts w:ascii="Calibri" w:hAnsi="Calibri"/>
+          <w:color w:val="1E293B"/>
+          <w:sz w:val="20"/>
+        </w:rPr>
+        <w:t>BID AUTHOR: Liza Iza, Managing Principal &amp; Operations Director</w:t>
+      </w:r>
+    </w:p>
+    <w:p>
+      <w:pPr>
+        <w:spacing w:before="0" w:after="120" w:line="276" w:lineRule="auto"/>
+      </w:pPr>
+      <w:r>
+        <w:rPr>
+          <w:rFonts w:ascii="Calibri" w:hAnsi="Calibri"/>
+          <w:color w:val="1E293B"/>
+          <w:sz w:val="20"/>
+        </w:rPr>
+        <w:t>SUBMISSION DATE: October 2026</w:t>
+      </w:r>
+    </w:p>
+    <w:p>
+      <w:r>
+        <w:br w:type="page"/>
       </w:r>
     </w:p>
     <w:p>
@@ -28,7 +111,7 @@
           <w:color w:val="0F172A"/>
           <w:sz w:val="26"/>
         </w:rPr>
-        <w:t>ROUGH NOTES FOR TAMPA MEDICAL RFP</w:t>
+        <w:t>SECTION 1: EXECUTIVE PROFILE, CORPORATE CAPABILITY &amp; LICENSURE</w:t>
       </w:r>
     </w:p>
     <w:p>
@@ -41,7 +124,7 @@
           <w:color w:val="1E293B"/>
           <w:sz w:val="20"/>
         </w:rPr>
-        <w:t>Section 1: Company Profile &amp; Executive Bio (rough unformatted text).</w:t>
+        <w:t>Coastal Shine Commercial Cleaning LLC is an asset-based commercial environmental services provider headquartered in Tampa, Florida. Established in 2018, Coastal Shine specializes in healthcare clinical facilities, ambulatory surgical centers (ASCs), diagnostic imaging facilities, and multi-tenant medical office buildings.</w:t>
       </w:r>
     </w:p>
     <w:p>
@@ -54,7 +137,7 @@
           <w:color w:val="1E293B"/>
           <w:sz w:val="20"/>
         </w:rPr>
-        <w:t>Section 2: Scope of Work for 4 Multi-Tenant Medical Buildings (48,000 sq ft total).</w:t>
+        <w:t>Florida Entity Registration: Florida Division of Corporations Document #L18000219482 · Hillsborough County Business License #BL-2018-94102.</w:t>
       </w:r>
     </w:p>
     <w:p>
@@ -67,7 +150,2366 @@
           <w:color w:val="1E293B"/>
           <w:sz w:val="20"/>
         </w:rPr>
-        <w:t>Section 3: Staffing matrix, green chemical certifications, and pricing breakdown.</w:t>
+        <w:t>Commercial Liability Insurance: $2,000,000 General Aggregate / $1,000,000 Each Occurrence Commercial General Liability underwritten by Travelers Indemnity Company. $1,000,000 Statutory Florida Workers' Compensation Insurance.</w:t>
+      </w:r>
+    </w:p>
+    <w:p>
+      <w:pPr>
+        <w:spacing w:before="0" w:after="120" w:line="276" w:lineRule="auto"/>
+      </w:pPr>
+      <w:r>
+        <w:rPr>
+          <w:rFonts w:ascii="Calibri" w:hAnsi="Calibri"/>
+          <w:color w:val="1E293B"/>
+          <w:sz w:val="20"/>
+        </w:rPr>
+        <w:t>Environmental Certifications: Certified Healthcare Environmental Services Technician (CHEST) accredited supervisors, OSHA 30-Hour General Industry Healthcare Safety, and ISSA Cleaning Industry Management Standard (CIMS-GB) Green Building compliant.</w:t>
+      </w:r>
+    </w:p>
+    <w:p>
+      <w:r>
+        <w:br w:type="page"/>
+      </w:r>
+    </w:p>
+    <w:p>
+      <w:pPr>
+        <w:keepNext/>
+        <w:spacing w:before="280" w:after="80"/>
+      </w:pPr>
+      <w:r>
+        <w:rPr>
+          <w:rFonts w:ascii="Calibri" w:hAnsi="Calibri"/>
+          <w:b/>
+          <w:color w:val="0F172A"/>
+          <w:sz w:val="26"/>
+        </w:rPr>
+        <w:t>SECTION 2: FACILITY PROFILE &amp; 4-BUILDING SCOPE OF WORK</w:t>
+      </w:r>
+    </w:p>
+    <w:p>
+      <w:pPr>
+        <w:spacing w:before="0" w:after="120" w:line="276" w:lineRule="auto"/>
+      </w:pPr>
+      <w:r>
+        <w:rPr>
+          <w:rFonts w:ascii="Calibri" w:hAnsi="Calibri"/>
+          <w:color w:val="1E293B"/>
+          <w:sz w:val="20"/>
+        </w:rPr>
+        <w:t>The Westshore Medical Executive Center campus comprises four dedicated healthcare structures totaling 48,000 rentable square feet:</w:t>
+      </w:r>
+    </w:p>
+    <w:p>
+      <w:pPr>
+        <w:pStyle w:val="ListBullet"/>
+        <w:spacing w:before="0" w:after="60" w:line="276" w:lineRule="auto"/>
+      </w:pPr>
+      <w:r>
+        <w:rPr>
+          <w:rFonts w:ascii="Calibri" w:hAnsi="Calibri"/>
+          <w:color w:val="1E293B"/>
+          <w:sz w:val="20"/>
+        </w:rPr>
+        <w:t>Building A: Westshore Ambulatory Surgery &amp; Outpatient Center (16,000 sq ft). Includes 4 outpatient operating suites, pre-op/post-op recovery bays, sterile processing staging, and surgeon consultation rooms.</w:t>
+      </w:r>
+    </w:p>
+    <w:p>
+      <w:pPr>
+        <w:pStyle w:val="ListBullet"/>
+        <w:spacing w:before="0" w:after="60" w:line="276" w:lineRule="auto"/>
+      </w:pPr>
+      <w:r>
+        <w:rPr>
+          <w:rFonts w:ascii="Calibri" w:hAnsi="Calibri"/>
+          <w:color w:val="1E293B"/>
+          <w:sz w:val="20"/>
+        </w:rPr>
+        <w:t>Building B: Bay Area Pediatric Specialists &amp; Family Urgent Care (12,000 sq ft). High-volume waiting area, 14 clinical exam rooms, triage rooms, pediatric play area, and staff lactation lounge.</w:t>
+      </w:r>
+    </w:p>
+    <w:p>
+      <w:pPr>
+        <w:pStyle w:val="ListBullet"/>
+        <w:spacing w:before="0" w:after="60" w:line="276" w:lineRule="auto"/>
+      </w:pPr>
+      <w:r>
+        <w:rPr>
+          <w:rFonts w:ascii="Calibri" w:hAnsi="Calibri"/>
+          <w:color w:val="1E293B"/>
+          <w:sz w:val="20"/>
+        </w:rPr>
+        <w:t>Building C: Advanced Diagnostic Imaging &amp; Oncology Infusion (11,000 sq ft). MRI/CT scanner suites, PET scan staging, 8 chemotherapy infusion bays, clinical nursing stations, and clean linen rooms.</w:t>
+      </w:r>
+    </w:p>
+    <w:p>
+      <w:pPr>
+        <w:pStyle w:val="ListBullet"/>
+        <w:spacing w:before="0" w:after="60" w:line="276" w:lineRule="auto"/>
+      </w:pPr>
+      <w:r>
+        <w:rPr>
+          <w:rFonts w:ascii="Calibri" w:hAnsi="Calibri"/>
+          <w:color w:val="1E293B"/>
+          <w:sz w:val="20"/>
+        </w:rPr>
+        <w:t>Building D: Physical Therapy, Rehabilitation &amp; Medical Administration (9,000 sq ft). Open gym floor with rubberized athletic flooring, hydrotherapy suite, 6 private treatment offices, and executive administrative suites.</w:t>
+      </w:r>
+    </w:p>
+    <w:p>
+      <w:r>
+        <w:br w:type="page"/>
+      </w:r>
+    </w:p>
+    <w:p>
+      <w:pPr>
+        <w:keepNext/>
+        <w:spacing w:before="280" w:after="80"/>
+      </w:pPr>
+      <w:r>
+        <w:rPr>
+          <w:rFonts w:ascii="Calibri" w:hAnsi="Calibri"/>
+          <w:b/>
+          <w:color w:val="0F172A"/>
+          <w:sz w:val="26"/>
+        </w:rPr>
+        <w:t>SECTION 3: INFECTION CONTROL, CHEMICAL MATRIX &amp; CDC/OSHA STANDARDS</w:t>
+      </w:r>
+    </w:p>
+    <w:p>
+      <w:pPr>
+        <w:spacing w:before="0" w:after="120" w:line="276" w:lineRule="auto"/>
+      </w:pPr>
+      <w:r>
+        <w:rPr>
+          <w:rFonts w:ascii="Calibri" w:hAnsi="Calibri"/>
+          <w:color w:val="1E293B"/>
+          <w:sz w:val="20"/>
+        </w:rPr>
+        <w:t>Healthcare environmental hygiene differs fundamentally from conventional office janitorial services. Pathogen cross-transmission in clinical spaces can result in catastrophic Healthcare-Associated Infections (HAIs).</w:t>
+      </w:r>
+    </w:p>
+    <w:p>
+      <w:pPr>
+        <w:spacing w:before="0" w:after="120" w:line="276" w:lineRule="auto"/>
+      </w:pPr>
+      <w:r>
+        <w:rPr>
+          <w:rFonts w:ascii="Calibri" w:hAnsi="Calibri"/>
+          <w:color w:val="1E293B"/>
+          <w:sz w:val="20"/>
+        </w:rPr>
+        <w:t>Coastal Shine enforces a strict three-tier infection prevention architecture across all four medical buildings:</w:t>
+      </w:r>
+    </w:p>
+    <w:p>
+      <w:pPr>
+        <w:spacing w:before="0" w:after="120" w:line="276" w:lineRule="auto"/>
+      </w:pPr>
+      <w:r>
+        <w:rPr>
+          <w:rFonts w:ascii="Calibri" w:hAnsi="Calibri"/>
+          <w:color w:val="1E293B"/>
+          <w:sz w:val="20"/>
+        </w:rPr>
+        <w:t>Tier 1: EPA List N Hospital-Grade Disinfectants. We utilize Oxivir 1 (accelerated hydrogen peroxide, EPA Reg #70627-56) with a verified 1-minute kill claim against SARS-CoV-2, MRSA, Norovirus, and Influenza A. For surgical suites, we utilize Virex II 256 quaternary ammonium virucidal disinfectant.</w:t>
+      </w:r>
+    </w:p>
+    <w:p>
+      <w:pPr>
+        <w:spacing w:before="0" w:after="120" w:line="276" w:lineRule="auto"/>
+      </w:pPr>
+      <w:r>
+        <w:rPr>
+          <w:rFonts w:ascii="Calibri" w:hAnsi="Calibri"/>
+          <w:color w:val="1E293B"/>
+          <w:sz w:val="20"/>
+        </w:rPr>
+        <w:t>Tier 2: Contact Time (Dwell Time) Enforcement. All clinical touch surfaces are saturated with disinfectant and allowed to remain visibly wet for the exact manufacturer-mandated dwell time (60 seconds for accelerated hydrogen peroxide; 10 minutes for quaternary formulas). Technicians are prohibited from wipe-drying surfaces prematurely.</w:t>
+      </w:r>
+    </w:p>
+    <w:p>
+      <w:pPr>
+        <w:spacing w:before="0" w:after="120" w:line="276" w:lineRule="auto"/>
+      </w:pPr>
+      <w:r>
+        <w:rPr>
+          <w:rFonts w:ascii="Calibri" w:hAnsi="Calibri"/>
+          <w:color w:val="1E293B"/>
+          <w:sz w:val="20"/>
+        </w:rPr>
+        <w:t>Tier 3: Color-Coded Microfiber &amp; Cross-Contamination Prevention. Microfiber cloths and flat mops are strictly color-coded by zone: Red: Restroom toilets and biohazard containment areas; Yellow: Exam tables and patient contact surfaces; Green: Food prep, staff breakrooms, and kitchens; Blue: General administrative offices, lobby glass, and corridors. Microfiber pads are never dipped back into cleaning solutions; each cloth is used for exactly one surface plane before disposal into the laundering bin.</w:t>
+      </w:r>
+    </w:p>
+    <w:p>
+      <w:r>
+        <w:br w:type="page"/>
+      </w:r>
+    </w:p>
+    <w:p>
+      <w:pPr>
+        <w:keepNext/>
+        <w:spacing w:before="280" w:after="80"/>
+      </w:pPr>
+      <w:r>
+        <w:rPr>
+          <w:rFonts w:ascii="Calibri" w:hAnsi="Calibri"/>
+          <w:b/>
+          <w:color w:val="0F172A"/>
+          <w:sz w:val="26"/>
+        </w:rPr>
+        <w:t>SECTION 4: CLINICAL TASK FREQUENCY &amp; DEEP CLEANING SCHEDULE</w:t>
+      </w:r>
+    </w:p>
+    <w:p>
+      <w:pPr>
+        <w:spacing w:before="0" w:after="120" w:line="276" w:lineRule="auto"/>
+      </w:pPr>
+      <w:r>
+        <w:rPr>
+          <w:rFonts w:ascii="Calibri" w:hAnsi="Calibri"/>
+          <w:color w:val="1E293B"/>
+          <w:sz w:val="20"/>
+        </w:rPr>
+        <w:t>Cleaning frequencies are customized by building risk tier:</w:t>
+      </w:r>
+    </w:p>
+    <w:tbl>
+      <w:tblPr>
+        <w:tblW w:type="auto" w:w="0"/>
+        <w:jc w:val="center"/>
+        <w:tblLayout w:type="autofit"/>
+        <w:tblLook w:firstColumn="1" w:firstRow="1" w:lastColumn="0" w:lastRow="0" w:noHBand="0" w:noVBand="1" w:val="04A0"/>
+      </w:tblPr>
+      <w:tblGrid>
+        <w:gridCol w:w="1872"/>
+        <w:gridCol w:w="1872"/>
+        <w:gridCol w:w="1872"/>
+        <w:gridCol w:w="1872"/>
+        <w:gridCol w:w="1872"/>
+      </w:tblGrid>
+      <w:tr>
+        <w:tc>
+          <w:tcPr>
+            <w:tcW w:type="dxa" w:w="1872"/>
+            <w:shd w:fill="0F172A"/>
+            <w:tcBorders>
+              <w:top w:val="single" w:sz="4" w:space="0" w:color="CBD5E1"/>
+              <w:left w:val="none"/>
+              <w:bottom w:val="single" w:sz="4" w:space="0" w:color="CBD5E1"/>
+              <w:right w:val="none"/>
+            </w:tcBorders>
+          </w:tcPr>
+          <w:p>
+            <w:pPr>
+              <w:spacing w:before="80" w:after="80"/>
+              <w:jc w:val="center"/>
+            </w:pPr>
+            <w:r>
+              <w:rPr>
+                <w:rFonts w:ascii="Calibri" w:hAnsi="Calibri"/>
+                <w:b/>
+                <w:color w:val="FFFFFF"/>
+                <w:sz w:val="19"/>
+              </w:rPr>
+              <w:t>Facility Zone / Room Type</w:t>
+            </w:r>
+          </w:p>
+        </w:tc>
+        <w:tc>
+          <w:tcPr>
+            <w:tcW w:type="dxa" w:w="1872"/>
+            <w:shd w:fill="0F172A"/>
+            <w:tcBorders>
+              <w:top w:val="single" w:sz="4" w:space="0" w:color="CBD5E1"/>
+              <w:left w:val="none"/>
+              <w:bottom w:val="single" w:sz="4" w:space="0" w:color="CBD5E1"/>
+              <w:right w:val="none"/>
+            </w:tcBorders>
+          </w:tcPr>
+          <w:p>
+            <w:pPr>
+              <w:spacing w:before="80" w:after="80"/>
+              <w:jc w:val="center"/>
+            </w:pPr>
+            <w:r>
+              <w:rPr>
+                <w:rFonts w:ascii="Calibri" w:hAnsi="Calibri"/>
+                <w:b/>
+                <w:color w:val="FFFFFF"/>
+                <w:sz w:val="19"/>
+              </w:rPr>
+              <w:t>Daily Evening Frequency</w:t>
+            </w:r>
+          </w:p>
+        </w:tc>
+        <w:tc>
+          <w:tcPr>
+            <w:tcW w:type="dxa" w:w="1872"/>
+            <w:shd w:fill="0F172A"/>
+            <w:tcBorders>
+              <w:top w:val="single" w:sz="4" w:space="0" w:color="CBD5E1"/>
+              <w:left w:val="none"/>
+              <w:bottom w:val="single" w:sz="4" w:space="0" w:color="CBD5E1"/>
+              <w:right w:val="none"/>
+            </w:tcBorders>
+          </w:tcPr>
+          <w:p>
+            <w:pPr>
+              <w:spacing w:before="80" w:after="80"/>
+              <w:jc w:val="center"/>
+            </w:pPr>
+            <w:r>
+              <w:rPr>
+                <w:rFonts w:ascii="Calibri" w:hAnsi="Calibri"/>
+                <w:b/>
+                <w:color w:val="FFFFFF"/>
+                <w:sz w:val="19"/>
+              </w:rPr>
+              <w:t>Weekly Specialty Service</w:t>
+            </w:r>
+          </w:p>
+        </w:tc>
+        <w:tc>
+          <w:tcPr>
+            <w:tcW w:type="dxa" w:w="1872"/>
+            <w:shd w:fill="0F172A"/>
+            <w:tcBorders>
+              <w:top w:val="single" w:sz="4" w:space="0" w:color="CBD5E1"/>
+              <w:left w:val="none"/>
+              <w:bottom w:val="single" w:sz="4" w:space="0" w:color="CBD5E1"/>
+              <w:right w:val="none"/>
+            </w:tcBorders>
+          </w:tcPr>
+          <w:p>
+            <w:pPr>
+              <w:spacing w:before="80" w:after="80"/>
+              <w:jc w:val="center"/>
+            </w:pPr>
+            <w:r>
+              <w:rPr>
+                <w:rFonts w:ascii="Calibri" w:hAnsi="Calibri"/>
+                <w:b/>
+                <w:color w:val="FFFFFF"/>
+                <w:sz w:val="19"/>
+              </w:rPr>
+              <w:t>Monthly Deep Restoration</w:t>
+            </w:r>
+          </w:p>
+        </w:tc>
+        <w:tc>
+          <w:tcPr>
+            <w:tcW w:type="dxa" w:w="1872"/>
+            <w:shd w:fill="0F172A"/>
+            <w:tcBorders>
+              <w:top w:val="single" w:sz="4" w:space="0" w:color="CBD5E1"/>
+              <w:left w:val="none"/>
+              <w:bottom w:val="single" w:sz="4" w:space="0" w:color="CBD5E1"/>
+              <w:right w:val="none"/>
+            </w:tcBorders>
+          </w:tcPr>
+          <w:p>
+            <w:pPr>
+              <w:spacing w:before="80" w:after="80"/>
+              <w:jc w:val="center"/>
+            </w:pPr>
+            <w:r>
+              <w:rPr>
+                <w:rFonts w:ascii="Calibri" w:hAnsi="Calibri"/>
+                <w:b/>
+                <w:color w:val="FFFFFF"/>
+                <w:sz w:val="19"/>
+              </w:rPr>
+              <w:t>Quarterly Infection Audit</w:t>
+            </w:r>
+          </w:p>
+        </w:tc>
+      </w:tr>
+      <w:tr>
+        <w:tc>
+          <w:tcPr>
+            <w:tcW w:type="dxa" w:w="1872"/>
+            <w:shd w:fill="F8FAFC"/>
+            <w:tcBorders>
+              <w:top w:val="single" w:sz="4" w:space="0" w:color="CBD5E1"/>
+              <w:left w:val="none"/>
+              <w:bottom w:val="single" w:sz="4" w:space="0" w:color="CBD5E1"/>
+              <w:right w:val="none"/>
+            </w:tcBorders>
+          </w:tcPr>
+          <w:p>
+            <w:pPr>
+              <w:spacing w:before="80" w:after="80"/>
+              <w:jc w:val="left"/>
+            </w:pPr>
+            <w:r>
+              <w:rPr>
+                <w:rFonts w:ascii="Calibri" w:hAnsi="Calibri"/>
+                <w:color w:val="1E293B"/>
+                <w:sz w:val="18"/>
+              </w:rPr>
+              <w:t>Operating Suites (Building A)</w:t>
+            </w:r>
+          </w:p>
+        </w:tc>
+        <w:tc>
+          <w:tcPr>
+            <w:tcW w:type="dxa" w:w="1872"/>
+            <w:shd w:fill="F8FAFC"/>
+            <w:tcBorders>
+              <w:top w:val="single" w:sz="4" w:space="0" w:color="CBD5E1"/>
+              <w:left w:val="none"/>
+              <w:bottom w:val="single" w:sz="4" w:space="0" w:color="CBD5E1"/>
+              <w:right w:val="none"/>
+            </w:tcBorders>
+          </w:tcPr>
+          <w:p>
+            <w:pPr>
+              <w:spacing w:before="80" w:after="80"/>
+              <w:jc w:val="left"/>
+            </w:pPr>
+            <w:r>
+              <w:rPr>
+                <w:rFonts w:ascii="Calibri" w:hAnsi="Calibri"/>
+                <w:color w:val="1E293B"/>
+                <w:sz w:val="18"/>
+              </w:rPr>
+              <w:t>Terminal cleaning &amp; floor wet-vacuum</w:t>
+            </w:r>
+          </w:p>
+        </w:tc>
+        <w:tc>
+          <w:tcPr>
+            <w:tcW w:type="dxa" w:w="1872"/>
+            <w:shd w:fill="F8FAFC"/>
+            <w:tcBorders>
+              <w:top w:val="single" w:sz="4" w:space="0" w:color="CBD5E1"/>
+              <w:left w:val="none"/>
+              <w:bottom w:val="single" w:sz="4" w:space="0" w:color="CBD5E1"/>
+              <w:right w:val="none"/>
+            </w:tcBorders>
+          </w:tcPr>
+          <w:p>
+            <w:pPr>
+              <w:spacing w:before="80" w:after="80"/>
+              <w:jc w:val="left"/>
+            </w:pPr>
+            <w:r>
+              <w:rPr>
+                <w:rFonts w:ascii="Calibri" w:hAnsi="Calibri"/>
+                <w:color w:val="1E293B"/>
+                <w:sz w:val="18"/>
+              </w:rPr>
+              <w:t>Ceiling HEPA vacuum &amp; wall wash</w:t>
+            </w:r>
+          </w:p>
+        </w:tc>
+        <w:tc>
+          <w:tcPr>
+            <w:tcW w:type="dxa" w:w="1872"/>
+            <w:shd w:fill="F8FAFC"/>
+            <w:tcBorders>
+              <w:top w:val="single" w:sz="4" w:space="0" w:color="CBD5E1"/>
+              <w:left w:val="none"/>
+              <w:bottom w:val="single" w:sz="4" w:space="0" w:color="CBD5E1"/>
+              <w:right w:val="none"/>
+            </w:tcBorders>
+          </w:tcPr>
+          <w:p>
+            <w:pPr>
+              <w:spacing w:before="80" w:after="80"/>
+              <w:jc w:val="left"/>
+            </w:pPr>
+            <w:r>
+              <w:rPr>
+                <w:rFonts w:ascii="Calibri" w:hAnsi="Calibri"/>
+                <w:color w:val="1E293B"/>
+                <w:sz w:val="18"/>
+              </w:rPr>
+              <w:t>High-level floor strip &amp; seal</w:t>
+            </w:r>
+          </w:p>
+        </w:tc>
+        <w:tc>
+          <w:tcPr>
+            <w:tcW w:type="dxa" w:w="1872"/>
+            <w:shd w:fill="F8FAFC"/>
+            <w:tcBorders>
+              <w:top w:val="single" w:sz="4" w:space="0" w:color="CBD5E1"/>
+              <w:left w:val="none"/>
+              <w:bottom w:val="single" w:sz="4" w:space="0" w:color="CBD5E1"/>
+              <w:right w:val="none"/>
+            </w:tcBorders>
+          </w:tcPr>
+          <w:p>
+            <w:pPr>
+              <w:spacing w:before="80" w:after="80"/>
+              <w:jc w:val="left"/>
+            </w:pPr>
+            <w:r>
+              <w:rPr>
+                <w:rFonts w:ascii="Calibri" w:hAnsi="Calibri"/>
+                <w:color w:val="1E293B"/>
+                <w:sz w:val="18"/>
+              </w:rPr>
+              <w:t>ATP bioluminescence swab audit</w:t>
+            </w:r>
+          </w:p>
+        </w:tc>
+      </w:tr>
+      <w:tr>
+        <w:tc>
+          <w:tcPr>
+            <w:tcW w:type="dxa" w:w="1872"/>
+            <w:shd w:fill="FFFFFF"/>
+            <w:tcBorders>
+              <w:top w:val="single" w:sz="4" w:space="0" w:color="CBD5E1"/>
+              <w:left w:val="none"/>
+              <w:bottom w:val="single" w:sz="4" w:space="0" w:color="CBD5E1"/>
+              <w:right w:val="none"/>
+            </w:tcBorders>
+          </w:tcPr>
+          <w:p>
+            <w:pPr>
+              <w:spacing w:before="80" w:after="80"/>
+              <w:jc w:val="left"/>
+            </w:pPr>
+            <w:r>
+              <w:rPr>
+                <w:rFonts w:ascii="Calibri" w:hAnsi="Calibri"/>
+                <w:color w:val="1E293B"/>
+                <w:sz w:val="18"/>
+              </w:rPr>
+              <w:t>Exam Rooms (Buildings B &amp; C)</w:t>
+            </w:r>
+          </w:p>
+        </w:tc>
+        <w:tc>
+          <w:tcPr>
+            <w:tcW w:type="dxa" w:w="1872"/>
+            <w:shd w:fill="FFFFFF"/>
+            <w:tcBorders>
+              <w:top w:val="single" w:sz="4" w:space="0" w:color="CBD5E1"/>
+              <w:left w:val="none"/>
+              <w:bottom w:val="single" w:sz="4" w:space="0" w:color="CBD5E1"/>
+              <w:right w:val="none"/>
+            </w:tcBorders>
+          </w:tcPr>
+          <w:p>
+            <w:pPr>
+              <w:spacing w:before="80" w:after="80"/>
+              <w:jc w:val="left"/>
+            </w:pPr>
+            <w:r>
+              <w:rPr>
+                <w:rFonts w:ascii="Calibri" w:hAnsi="Calibri"/>
+                <w:color w:val="1E293B"/>
+                <w:sz w:val="18"/>
+              </w:rPr>
+              <w:t>Dwell-time wipe of tables, stools, sinks</w:t>
+            </w:r>
+          </w:p>
+        </w:tc>
+        <w:tc>
+          <w:tcPr>
+            <w:tcW w:type="dxa" w:w="1872"/>
+            <w:shd w:fill="FFFFFF"/>
+            <w:tcBorders>
+              <w:top w:val="single" w:sz="4" w:space="0" w:color="CBD5E1"/>
+              <w:left w:val="none"/>
+              <w:bottom w:val="single" w:sz="4" w:space="0" w:color="CBD5E1"/>
+              <w:right w:val="none"/>
+            </w:tcBorders>
+          </w:tcPr>
+          <w:p>
+            <w:pPr>
+              <w:spacing w:before="80" w:after="80"/>
+              <w:jc w:val="left"/>
+            </w:pPr>
+            <w:r>
+              <w:rPr>
+                <w:rFonts w:ascii="Calibri" w:hAnsi="Calibri"/>
+                <w:color w:val="1E293B"/>
+                <w:sz w:val="18"/>
+              </w:rPr>
+              <w:t>Baseboard scrubbing &amp; high-dusting</w:t>
+            </w:r>
+          </w:p>
+        </w:tc>
+        <w:tc>
+          <w:tcPr>
+            <w:tcW w:type="dxa" w:w="1872"/>
+            <w:shd w:fill="FFFFFF"/>
+            <w:tcBorders>
+              <w:top w:val="single" w:sz="4" w:space="0" w:color="CBD5E1"/>
+              <w:left w:val="none"/>
+              <w:bottom w:val="single" w:sz="4" w:space="0" w:color="CBD5E1"/>
+              <w:right w:val="none"/>
+            </w:tcBorders>
+          </w:tcPr>
+          <w:p>
+            <w:pPr>
+              <w:spacing w:before="80" w:after="80"/>
+              <w:jc w:val="left"/>
+            </w:pPr>
+            <w:r>
+              <w:rPr>
+                <w:rFonts w:ascii="Calibri" w:hAnsi="Calibri"/>
+                <w:color w:val="1E293B"/>
+                <w:sz w:val="18"/>
+              </w:rPr>
+              <w:t>Cabinet interior sanitization</w:t>
+            </w:r>
+          </w:p>
+        </w:tc>
+        <w:tc>
+          <w:tcPr>
+            <w:tcW w:type="dxa" w:w="1872"/>
+            <w:shd w:fill="FFFFFF"/>
+            <w:tcBorders>
+              <w:top w:val="single" w:sz="4" w:space="0" w:color="CBD5E1"/>
+              <w:left w:val="none"/>
+              <w:bottom w:val="single" w:sz="4" w:space="0" w:color="CBD5E1"/>
+              <w:right w:val="none"/>
+            </w:tcBorders>
+          </w:tcPr>
+          <w:p>
+            <w:pPr>
+              <w:spacing w:before="80" w:after="80"/>
+              <w:jc w:val="left"/>
+            </w:pPr>
+            <w:r>
+              <w:rPr>
+                <w:rFonts w:ascii="Calibri" w:hAnsi="Calibri"/>
+                <w:color w:val="1E293B"/>
+                <w:sz w:val="18"/>
+              </w:rPr>
+              <w:t>Random ATP protein swab check</w:t>
+            </w:r>
+          </w:p>
+        </w:tc>
+      </w:tr>
+      <w:tr>
+        <w:tc>
+          <w:tcPr>
+            <w:tcW w:type="dxa" w:w="1872"/>
+            <w:shd w:fill="F8FAFC"/>
+            <w:tcBorders>
+              <w:top w:val="single" w:sz="4" w:space="0" w:color="CBD5E1"/>
+              <w:left w:val="none"/>
+              <w:bottom w:val="single" w:sz="4" w:space="0" w:color="CBD5E1"/>
+              <w:right w:val="none"/>
+            </w:tcBorders>
+          </w:tcPr>
+          <w:p>
+            <w:pPr>
+              <w:spacing w:before="80" w:after="80"/>
+              <w:jc w:val="left"/>
+            </w:pPr>
+            <w:r>
+              <w:rPr>
+                <w:rFonts w:ascii="Calibri" w:hAnsi="Calibri"/>
+                <w:color w:val="1E293B"/>
+                <w:sz w:val="18"/>
+              </w:rPr>
+              <w:t>Waiting Rooms &amp; Lobbies</w:t>
+            </w:r>
+          </w:p>
+        </w:tc>
+        <w:tc>
+          <w:tcPr>
+            <w:tcW w:type="dxa" w:w="1872"/>
+            <w:shd w:fill="F8FAFC"/>
+            <w:tcBorders>
+              <w:top w:val="single" w:sz="4" w:space="0" w:color="CBD5E1"/>
+              <w:left w:val="none"/>
+              <w:bottom w:val="single" w:sz="4" w:space="0" w:color="CBD5E1"/>
+              <w:right w:val="none"/>
+            </w:tcBorders>
+          </w:tcPr>
+          <w:p>
+            <w:pPr>
+              <w:spacing w:before="80" w:after="80"/>
+              <w:jc w:val="left"/>
+            </w:pPr>
+            <w:r>
+              <w:rPr>
+                <w:rFonts w:ascii="Calibri" w:hAnsi="Calibri"/>
+                <w:color w:val="1E293B"/>
+                <w:sz w:val="18"/>
+              </w:rPr>
+              <w:t>Continuous disinfection of armrests/counters</w:t>
+            </w:r>
+          </w:p>
+        </w:tc>
+        <w:tc>
+          <w:tcPr>
+            <w:tcW w:type="dxa" w:w="1872"/>
+            <w:shd w:fill="F8FAFC"/>
+            <w:tcBorders>
+              <w:top w:val="single" w:sz="4" w:space="0" w:color="CBD5E1"/>
+              <w:left w:val="none"/>
+              <w:bottom w:val="single" w:sz="4" w:space="0" w:color="CBD5E1"/>
+              <w:right w:val="none"/>
+            </w:tcBorders>
+          </w:tcPr>
+          <w:p>
+            <w:pPr>
+              <w:spacing w:before="80" w:after="80"/>
+              <w:jc w:val="left"/>
+            </w:pPr>
+            <w:r>
+              <w:rPr>
+                <w:rFonts w:ascii="Calibri" w:hAnsi="Calibri"/>
+                <w:color w:val="1E293B"/>
+                <w:sz w:val="18"/>
+              </w:rPr>
+              <w:t>Low-moisture carpet extraction</w:t>
+            </w:r>
+          </w:p>
+        </w:tc>
+        <w:tc>
+          <w:tcPr>
+            <w:tcW w:type="dxa" w:w="1872"/>
+            <w:shd w:fill="F8FAFC"/>
+            <w:tcBorders>
+              <w:top w:val="single" w:sz="4" w:space="0" w:color="CBD5E1"/>
+              <w:left w:val="none"/>
+              <w:bottom w:val="single" w:sz="4" w:space="0" w:color="CBD5E1"/>
+              <w:right w:val="none"/>
+            </w:tcBorders>
+          </w:tcPr>
+          <w:p>
+            <w:pPr>
+              <w:spacing w:before="80" w:after="80"/>
+              <w:jc w:val="left"/>
+            </w:pPr>
+            <w:r>
+              <w:rPr>
+                <w:rFonts w:ascii="Calibri" w:hAnsi="Calibri"/>
+                <w:color w:val="1E293B"/>
+                <w:sz w:val="18"/>
+              </w:rPr>
+              <w:t>Tile grout deep scrub &amp; reseal</w:t>
+            </w:r>
+          </w:p>
+        </w:tc>
+        <w:tc>
+          <w:tcPr>
+            <w:tcW w:type="dxa" w:w="1872"/>
+            <w:shd w:fill="F8FAFC"/>
+            <w:tcBorders>
+              <w:top w:val="single" w:sz="4" w:space="0" w:color="CBD5E1"/>
+              <w:left w:val="none"/>
+              <w:bottom w:val="single" w:sz="4" w:space="0" w:color="CBD5E1"/>
+              <w:right w:val="none"/>
+            </w:tcBorders>
+          </w:tcPr>
+          <w:p>
+            <w:pPr>
+              <w:spacing w:before="80" w:after="80"/>
+              <w:jc w:val="left"/>
+            </w:pPr>
+            <w:r>
+              <w:rPr>
+                <w:rFonts w:ascii="Calibri" w:hAnsi="Calibri"/>
+                <w:color w:val="1E293B"/>
+                <w:sz w:val="18"/>
+              </w:rPr>
+              <w:t>Air quality particulate count</w:t>
+            </w:r>
+          </w:p>
+        </w:tc>
+      </w:tr>
+      <w:tr>
+        <w:tc>
+          <w:tcPr>
+            <w:tcW w:type="dxa" w:w="1872"/>
+            <w:shd w:fill="FFFFFF"/>
+            <w:tcBorders>
+              <w:top w:val="single" w:sz="4" w:space="0" w:color="CBD5E1"/>
+              <w:left w:val="none"/>
+              <w:bottom w:val="single" w:sz="4" w:space="0" w:color="CBD5E1"/>
+              <w:right w:val="none"/>
+            </w:tcBorders>
+          </w:tcPr>
+          <w:p>
+            <w:pPr>
+              <w:spacing w:before="80" w:after="80"/>
+              <w:jc w:val="left"/>
+            </w:pPr>
+            <w:r>
+              <w:rPr>
+                <w:rFonts w:ascii="Calibri" w:hAnsi="Calibri"/>
+                <w:color w:val="1E293B"/>
+                <w:sz w:val="18"/>
+              </w:rPr>
+              <w:t>Restrooms &amp; Scrub Sinks</w:t>
+            </w:r>
+          </w:p>
+        </w:tc>
+        <w:tc>
+          <w:tcPr>
+            <w:tcW w:type="dxa" w:w="1872"/>
+            <w:shd w:fill="FFFFFF"/>
+            <w:tcBorders>
+              <w:top w:val="single" w:sz="4" w:space="0" w:color="CBD5E1"/>
+              <w:left w:val="none"/>
+              <w:bottom w:val="single" w:sz="4" w:space="0" w:color="CBD5E1"/>
+              <w:right w:val="none"/>
+            </w:tcBorders>
+          </w:tcPr>
+          <w:p>
+            <w:pPr>
+              <w:spacing w:before="80" w:after="80"/>
+              <w:jc w:val="left"/>
+            </w:pPr>
+            <w:r>
+              <w:rPr>
+                <w:rFonts w:ascii="Calibri" w:hAnsi="Calibri"/>
+                <w:color w:val="1E293B"/>
+                <w:sz w:val="18"/>
+              </w:rPr>
+              <w:t>Full chemical wash &amp; germicidal fogging</w:t>
+            </w:r>
+          </w:p>
+        </w:tc>
+        <w:tc>
+          <w:tcPr>
+            <w:tcW w:type="dxa" w:w="1872"/>
+            <w:shd w:fill="FFFFFF"/>
+            <w:tcBorders>
+              <w:top w:val="single" w:sz="4" w:space="0" w:color="CBD5E1"/>
+              <w:left w:val="none"/>
+              <w:bottom w:val="single" w:sz="4" w:space="0" w:color="CBD5E1"/>
+              <w:right w:val="none"/>
+            </w:tcBorders>
+          </w:tcPr>
+          <w:p>
+            <w:pPr>
+              <w:spacing w:before="80" w:after="80"/>
+              <w:jc w:val="left"/>
+            </w:pPr>
+            <w:r>
+              <w:rPr>
+                <w:rFonts w:ascii="Calibri" w:hAnsi="Calibri"/>
+                <w:color w:val="1E293B"/>
+                <w:sz w:val="18"/>
+              </w:rPr>
+              <w:t>Acid descaling of chrome fixtures</w:t>
+            </w:r>
+          </w:p>
+        </w:tc>
+        <w:tc>
+          <w:tcPr>
+            <w:tcW w:type="dxa" w:w="1872"/>
+            <w:shd w:fill="FFFFFF"/>
+            <w:tcBorders>
+              <w:top w:val="single" w:sz="4" w:space="0" w:color="CBD5E1"/>
+              <w:left w:val="none"/>
+              <w:bottom w:val="single" w:sz="4" w:space="0" w:color="CBD5E1"/>
+              <w:right w:val="none"/>
+            </w:tcBorders>
+          </w:tcPr>
+          <w:p>
+            <w:pPr>
+              <w:spacing w:before="80" w:after="80"/>
+              <w:jc w:val="left"/>
+            </w:pPr>
+            <w:r>
+              <w:rPr>
+                <w:rFonts w:ascii="Calibri" w:hAnsi="Calibri"/>
+                <w:color w:val="1E293B"/>
+                <w:sz w:val="18"/>
+              </w:rPr>
+              <w:t>Floor drain enzymatic flush</w:t>
+            </w:r>
+          </w:p>
+        </w:tc>
+        <w:tc>
+          <w:tcPr>
+            <w:tcW w:type="dxa" w:w="1872"/>
+            <w:shd w:fill="FFFFFF"/>
+            <w:tcBorders>
+              <w:top w:val="single" w:sz="4" w:space="0" w:color="CBD5E1"/>
+              <w:left w:val="none"/>
+              <w:bottom w:val="single" w:sz="4" w:space="0" w:color="CBD5E1"/>
+              <w:right w:val="none"/>
+            </w:tcBorders>
+          </w:tcPr>
+          <w:p>
+            <w:pPr>
+              <w:spacing w:before="80" w:after="80"/>
+              <w:jc w:val="left"/>
+            </w:pPr>
+            <w:r>
+              <w:rPr>
+                <w:rFonts w:ascii="Calibri" w:hAnsi="Calibri"/>
+                <w:color w:val="1E293B"/>
+                <w:sz w:val="18"/>
+              </w:rPr>
+              <w:t>Hygiene swab verification</w:t>
+            </w:r>
+          </w:p>
+        </w:tc>
+      </w:tr>
+      <w:tr>
+        <w:tc>
+          <w:tcPr>
+            <w:tcW w:type="dxa" w:w="1872"/>
+            <w:shd w:fill="F8FAFC"/>
+            <w:tcBorders>
+              <w:top w:val="single" w:sz="4" w:space="0" w:color="CBD5E1"/>
+              <w:left w:val="none"/>
+              <w:bottom w:val="single" w:sz="4" w:space="0" w:color="CBD5E1"/>
+              <w:right w:val="none"/>
+            </w:tcBorders>
+          </w:tcPr>
+          <w:p>
+            <w:pPr>
+              <w:spacing w:before="80" w:after="80"/>
+              <w:jc w:val="left"/>
+            </w:pPr>
+            <w:r>
+              <w:rPr>
+                <w:rFonts w:ascii="Calibri" w:hAnsi="Calibri"/>
+                <w:color w:val="1E293B"/>
+                <w:sz w:val="18"/>
+              </w:rPr>
+              <w:t>Infusion Bays (Building C)</w:t>
+            </w:r>
+          </w:p>
+        </w:tc>
+        <w:tc>
+          <w:tcPr>
+            <w:tcW w:type="dxa" w:w="1872"/>
+            <w:shd w:fill="F8FAFC"/>
+            <w:tcBorders>
+              <w:top w:val="single" w:sz="4" w:space="0" w:color="CBD5E1"/>
+              <w:left w:val="none"/>
+              <w:bottom w:val="single" w:sz="4" w:space="0" w:color="CBD5E1"/>
+              <w:right w:val="none"/>
+            </w:tcBorders>
+          </w:tcPr>
+          <w:p>
+            <w:pPr>
+              <w:spacing w:before="80" w:after="80"/>
+              <w:jc w:val="left"/>
+            </w:pPr>
+            <w:r>
+              <w:rPr>
+                <w:rFonts w:ascii="Calibri" w:hAnsi="Calibri"/>
+                <w:color w:val="1E293B"/>
+                <w:sz w:val="18"/>
+              </w:rPr>
+              <w:t>Terminal wipe of IV poles, recliners, monitors</w:t>
+            </w:r>
+          </w:p>
+        </w:tc>
+        <w:tc>
+          <w:tcPr>
+            <w:tcW w:type="dxa" w:w="1872"/>
+            <w:shd w:fill="F8FAFC"/>
+            <w:tcBorders>
+              <w:top w:val="single" w:sz="4" w:space="0" w:color="CBD5E1"/>
+              <w:left w:val="none"/>
+              <w:bottom w:val="single" w:sz="4" w:space="0" w:color="CBD5E1"/>
+              <w:right w:val="none"/>
+            </w:tcBorders>
+          </w:tcPr>
+          <w:p>
+            <w:pPr>
+              <w:spacing w:before="80" w:after="80"/>
+              <w:jc w:val="left"/>
+            </w:pPr>
+            <w:r>
+              <w:rPr>
+                <w:rFonts w:ascii="Calibri" w:hAnsi="Calibri"/>
+                <w:color w:val="1E293B"/>
+                <w:sz w:val="18"/>
+              </w:rPr>
+              <w:t>Privacy curtain antimicrobial mist</w:t>
+            </w:r>
+          </w:p>
+        </w:tc>
+        <w:tc>
+          <w:tcPr>
+            <w:tcW w:type="dxa" w:w="1872"/>
+            <w:shd w:fill="F8FAFC"/>
+            <w:tcBorders>
+              <w:top w:val="single" w:sz="4" w:space="0" w:color="CBD5E1"/>
+              <w:left w:val="none"/>
+              <w:bottom w:val="single" w:sz="4" w:space="0" w:color="CBD5E1"/>
+              <w:right w:val="none"/>
+            </w:tcBorders>
+          </w:tcPr>
+          <w:p>
+            <w:pPr>
+              <w:spacing w:before="80" w:after="80"/>
+              <w:jc w:val="left"/>
+            </w:pPr>
+            <w:r>
+              <w:rPr>
+                <w:rFonts w:ascii="Calibri" w:hAnsi="Calibri"/>
+                <w:color w:val="1E293B"/>
+                <w:sz w:val="18"/>
+              </w:rPr>
+              <w:t>Hard floor machine burnishing</w:t>
+            </w:r>
+          </w:p>
+        </w:tc>
+        <w:tc>
+          <w:tcPr>
+            <w:tcW w:type="dxa" w:w="1872"/>
+            <w:shd w:fill="F8FAFC"/>
+            <w:tcBorders>
+              <w:top w:val="single" w:sz="4" w:space="0" w:color="CBD5E1"/>
+              <w:left w:val="none"/>
+              <w:bottom w:val="single" w:sz="4" w:space="0" w:color="CBD5E1"/>
+              <w:right w:val="none"/>
+            </w:tcBorders>
+          </w:tcPr>
+          <w:p>
+            <w:pPr>
+              <w:spacing w:before="80" w:after="80"/>
+              <w:jc w:val="left"/>
+            </w:pPr>
+            <w:r>
+              <w:rPr>
+                <w:rFonts w:ascii="Calibri" w:hAnsi="Calibri"/>
+                <w:color w:val="1E293B"/>
+                <w:sz w:val="18"/>
+              </w:rPr>
+              <w:t>Clinical director inspection sign-off</w:t>
+            </w:r>
+          </w:p>
+        </w:tc>
+      </w:tr>
+      <w:tr>
+        <w:tc>
+          <w:tcPr>
+            <w:tcW w:type="dxa" w:w="1872"/>
+            <w:shd w:fill="FFFFFF"/>
+            <w:tcBorders>
+              <w:top w:val="single" w:sz="4" w:space="0" w:color="CBD5E1"/>
+              <w:left w:val="none"/>
+              <w:bottom w:val="single" w:sz="4" w:space="0" w:color="CBD5E1"/>
+              <w:right w:val="none"/>
+            </w:tcBorders>
+          </w:tcPr>
+          <w:p>
+            <w:pPr>
+              <w:spacing w:before="80" w:after="80"/>
+              <w:jc w:val="left"/>
+            </w:pPr>
+            <w:r>
+              <w:rPr>
+                <w:rFonts w:ascii="Calibri" w:hAnsi="Calibri"/>
+                <w:color w:val="1E293B"/>
+                <w:sz w:val="18"/>
+              </w:rPr>
+              <w:t>Physical Therapy Gym (Building D)</w:t>
+            </w:r>
+          </w:p>
+        </w:tc>
+        <w:tc>
+          <w:tcPr>
+            <w:tcW w:type="dxa" w:w="1872"/>
+            <w:shd w:fill="FFFFFF"/>
+            <w:tcBorders>
+              <w:top w:val="single" w:sz="4" w:space="0" w:color="CBD5E1"/>
+              <w:left w:val="none"/>
+              <w:bottom w:val="single" w:sz="4" w:space="0" w:color="CBD5E1"/>
+              <w:right w:val="none"/>
+            </w:tcBorders>
+          </w:tcPr>
+          <w:p>
+            <w:pPr>
+              <w:spacing w:before="80" w:after="80"/>
+              <w:jc w:val="left"/>
+            </w:pPr>
+            <w:r>
+              <w:rPr>
+                <w:rFonts w:ascii="Calibri" w:hAnsi="Calibri"/>
+                <w:color w:val="1E293B"/>
+                <w:sz w:val="18"/>
+              </w:rPr>
+              <w:t>Antimicrobial wipe of mats, weights, tables</w:t>
+            </w:r>
+          </w:p>
+        </w:tc>
+        <w:tc>
+          <w:tcPr>
+            <w:tcW w:type="dxa" w:w="1872"/>
+            <w:shd w:fill="FFFFFF"/>
+            <w:tcBorders>
+              <w:top w:val="single" w:sz="4" w:space="0" w:color="CBD5E1"/>
+              <w:left w:val="none"/>
+              <w:bottom w:val="single" w:sz="4" w:space="0" w:color="CBD5E1"/>
+              <w:right w:val="none"/>
+            </w:tcBorders>
+          </w:tcPr>
+          <w:p>
+            <w:pPr>
+              <w:spacing w:before="80" w:after="80"/>
+              <w:jc w:val="left"/>
+            </w:pPr>
+            <w:r>
+              <w:rPr>
+                <w:rFonts w:ascii="Calibri" w:hAnsi="Calibri"/>
+                <w:color w:val="1E293B"/>
+                <w:sz w:val="18"/>
+              </w:rPr>
+              <w:t>Rubber floor automated autoscrubber</w:t>
+            </w:r>
+          </w:p>
+        </w:tc>
+        <w:tc>
+          <w:tcPr>
+            <w:tcW w:type="dxa" w:w="1872"/>
+            <w:shd w:fill="FFFFFF"/>
+            <w:tcBorders>
+              <w:top w:val="single" w:sz="4" w:space="0" w:color="CBD5E1"/>
+              <w:left w:val="none"/>
+              <w:bottom w:val="single" w:sz="4" w:space="0" w:color="CBD5E1"/>
+              <w:right w:val="none"/>
+            </w:tcBorders>
+          </w:tcPr>
+          <w:p>
+            <w:pPr>
+              <w:spacing w:before="80" w:after="80"/>
+              <w:jc w:val="left"/>
+            </w:pPr>
+            <w:r>
+              <w:rPr>
+                <w:rFonts w:ascii="Calibri" w:hAnsi="Calibri"/>
+                <w:color w:val="1E293B"/>
+                <w:sz w:val="18"/>
+              </w:rPr>
+              <w:t>Full athletic mat steam extract</w:t>
+            </w:r>
+          </w:p>
+        </w:tc>
+        <w:tc>
+          <w:tcPr>
+            <w:tcW w:type="dxa" w:w="1872"/>
+            <w:shd w:fill="FFFFFF"/>
+            <w:tcBorders>
+              <w:top w:val="single" w:sz="4" w:space="0" w:color="CBD5E1"/>
+              <w:left w:val="none"/>
+              <w:bottom w:val="single" w:sz="4" w:space="0" w:color="CBD5E1"/>
+              <w:right w:val="none"/>
+            </w:tcBorders>
+          </w:tcPr>
+          <w:p>
+            <w:pPr>
+              <w:spacing w:before="80" w:after="80"/>
+              <w:jc w:val="left"/>
+            </w:pPr>
+            <w:r>
+              <w:rPr>
+                <w:rFonts w:ascii="Calibri" w:hAnsi="Calibri"/>
+                <w:color w:val="1E293B"/>
+                <w:sz w:val="18"/>
+              </w:rPr>
+              <w:t>Slip-resistance coefficient test</w:t>
+            </w:r>
+          </w:p>
+        </w:tc>
+      </w:tr>
+    </w:tbl>
+    <w:p>
+      <w:pPr>
+        <w:spacing w:before="0" w:after="160"/>
+      </w:pPr>
+    </w:p>
+    <w:p>
+      <w:r>
+        <w:br w:type="page"/>
+      </w:r>
+    </w:p>
+    <w:p>
+      <w:pPr>
+        <w:keepNext/>
+        <w:spacing w:before="280" w:after="80"/>
+      </w:pPr>
+      <w:r>
+        <w:rPr>
+          <w:rFonts w:ascii="Calibri" w:hAnsi="Calibri"/>
+          <w:b/>
+          <w:color w:val="0F172A"/>
+          <w:sz w:val="26"/>
+        </w:rPr>
+        <w:t>SECTION 5: STAFFING MATRIX, BACKGROUND SCREENING &amp; SUPERVISOR QA</w:t>
+      </w:r>
+    </w:p>
+    <w:p>
+      <w:pPr>
+        <w:spacing w:before="0" w:after="120" w:line="276" w:lineRule="auto"/>
+      </w:pPr>
+      <w:r>
+        <w:rPr>
+          <w:rFonts w:ascii="Calibri" w:hAnsi="Calibri"/>
+          <w:color w:val="1E293B"/>
+          <w:sz w:val="20"/>
+        </w:rPr>
+        <w:t>To service 48,000 square feet across four buildings, Coastal Shine deploys a dedicated, consistent seven-person evening medical cleaning crew (6:00 PM – 11:30 PM, Monday through Friday, with on-call Saturday coverage):</w:t>
+      </w:r>
+    </w:p>
+    <w:p>
+      <w:pPr>
+        <w:pStyle w:val="ListBullet"/>
+        <w:spacing w:before="0" w:after="60" w:line="276" w:lineRule="auto"/>
+      </w:pPr>
+      <w:r>
+        <w:rPr>
+          <w:rFonts w:ascii="Calibri" w:hAnsi="Calibri"/>
+          <w:color w:val="1E293B"/>
+          <w:sz w:val="20"/>
+        </w:rPr>
+        <w:t>1 Full-Time CHEST-Certified Healthcare Operations Supervisor (Non-working QA supervisor dedicated solely to quality control, ATP swab testing, and client communication).</w:t>
+      </w:r>
+    </w:p>
+    <w:p>
+      <w:pPr>
+        <w:pStyle w:val="ListBullet"/>
+        <w:spacing w:before="0" w:after="60" w:line="276" w:lineRule="auto"/>
+      </w:pPr>
+      <w:r>
+        <w:rPr>
+          <w:rFonts w:ascii="Calibri" w:hAnsi="Calibri"/>
+          <w:color w:val="1E293B"/>
+          <w:sz w:val="20"/>
+        </w:rPr>
+        <w:t>2 Surgical &amp; Clinical Specialists (Assigned exclusively to Building A and Building C surgical/infusion suites).</w:t>
+      </w:r>
+    </w:p>
+    <w:p>
+      <w:pPr>
+        <w:pStyle w:val="ListBullet"/>
+        <w:spacing w:before="0" w:after="60" w:line="276" w:lineRule="auto"/>
+      </w:pPr>
+      <w:r>
+        <w:rPr>
+          <w:rFonts w:ascii="Calibri" w:hAnsi="Calibri"/>
+          <w:color w:val="1E293B"/>
+          <w:sz w:val="20"/>
+        </w:rPr>
+        <w:t>2 Exam Room &amp; Triage Technicians (Assigned to Building B pediatric urgent care and Building C exam rooms).</w:t>
+      </w:r>
+    </w:p>
+    <w:p>
+      <w:pPr>
+        <w:pStyle w:val="ListBullet"/>
+        <w:spacing w:before="0" w:after="60" w:line="276" w:lineRule="auto"/>
+      </w:pPr>
+      <w:r>
+        <w:rPr>
+          <w:rFonts w:ascii="Calibri" w:hAnsi="Calibri"/>
+          <w:color w:val="1E293B"/>
+          <w:sz w:val="20"/>
+        </w:rPr>
+        <w:t>2 Floor &amp; General Environmental Technicians (Assigned to Building D gym, lobbies, restrooms, trash removal, and machine floor maintenance).</w:t>
+      </w:r>
+    </w:p>
+    <w:p>
+      <w:pPr>
+        <w:spacing w:before="0" w:after="120" w:line="276" w:lineRule="auto"/>
+      </w:pPr>
+      <w:r>
+        <w:rPr>
+          <w:rFonts w:ascii="Calibri" w:hAnsi="Calibri"/>
+          <w:color w:val="1E293B"/>
+          <w:sz w:val="20"/>
+        </w:rPr>
+        <w:t>Background Screening &amp; Vetting Standards: 100% of deployed technicians undergo 10-panel drug screening, statewide FDLE Level 2 criminal fingerprint background checks, E-Verify employment eligibility authorization, and annual Bloodborne Pathogens &amp; Hazard Communication OSHA compliance certification.</w:t>
+      </w:r>
+    </w:p>
+    <w:p>
+      <w:pPr>
+        <w:spacing w:before="0" w:after="120" w:line="276" w:lineRule="auto"/>
+      </w:pPr>
+      <w:r>
+        <w:rPr>
+          <w:rFonts w:ascii="Calibri" w:hAnsi="Calibri"/>
+          <w:color w:val="1E293B"/>
+          <w:sz w:val="20"/>
+        </w:rPr>
+        <w:t>CleanTrak Digital Quality Assurance: Supervisors conduct daily inspections using CleanTrak mobile auditing software with geo-fenced time stamps, digital photos, and Hygiena Ensure Touch ATP bioluminescence testing (&lt; 25 RLU pass threshold).</w:t>
+      </w:r>
+    </w:p>
+    <w:p>
+      <w:r>
+        <w:br w:type="page"/>
+      </w:r>
+    </w:p>
+    <w:p>
+      <w:pPr>
+        <w:keepNext/>
+        <w:spacing w:before="280" w:after="80"/>
+      </w:pPr>
+      <w:r>
+        <w:rPr>
+          <w:rFonts w:ascii="Calibri" w:hAnsi="Calibri"/>
+          <w:b/>
+          <w:color w:val="0F172A"/>
+          <w:sz w:val="26"/>
+        </w:rPr>
+        <w:t>SECTION 6: COMPREHENSIVE COMMERCIAL PRICING SCHEDULE</w:t>
+      </w:r>
+    </w:p>
+    <w:p>
+      <w:pPr>
+        <w:spacing w:before="0" w:after="120" w:line="276" w:lineRule="auto"/>
+      </w:pPr>
+      <w:r>
+        <w:rPr>
+          <w:rFonts w:ascii="Calibri" w:hAnsi="Calibri"/>
+          <w:color w:val="1E293B"/>
+          <w:sz w:val="20"/>
+        </w:rPr>
+        <w:t>Coastal Shine submits a fully burdened monthly service fee covering labor, CHEST supervision, EPA List N chemicals, commercial HEPA equipment, and insurance:</w:t>
+      </w:r>
+    </w:p>
+    <w:tbl>
+      <w:tblPr>
+        <w:tblW w:type="auto" w:w="0"/>
+        <w:jc w:val="center"/>
+        <w:tblLayout w:type="autofit"/>
+        <w:tblLook w:firstColumn="1" w:firstRow="1" w:lastColumn="0" w:lastRow="0" w:noHBand="0" w:noVBand="1" w:val="04A0"/>
+      </w:tblPr>
+      <w:tblGrid>
+        <w:gridCol w:w="1560"/>
+        <w:gridCol w:w="1560"/>
+        <w:gridCol w:w="1560"/>
+        <w:gridCol w:w="1560"/>
+        <w:gridCol w:w="1560"/>
+        <w:gridCol w:w="1560"/>
+      </w:tblGrid>
+      <w:tr>
+        <w:tc>
+          <w:tcPr>
+            <w:tcW w:type="dxa" w:w="1560"/>
+            <w:shd w:fill="0F172A"/>
+            <w:tcBorders>
+              <w:top w:val="single" w:sz="4" w:space="0" w:color="CBD5E1"/>
+              <w:left w:val="none"/>
+              <w:bottom w:val="single" w:sz="4" w:space="0" w:color="CBD5E1"/>
+              <w:right w:val="none"/>
+            </w:tcBorders>
+          </w:tcPr>
+          <w:p>
+            <w:pPr>
+              <w:spacing w:before="80" w:after="80"/>
+              <w:jc w:val="center"/>
+            </w:pPr>
+            <w:r>
+              <w:rPr>
+                <w:rFonts w:ascii="Calibri" w:hAnsi="Calibri"/>
+                <w:b/>
+                <w:color w:val="FFFFFF"/>
+                <w:sz w:val="19"/>
+              </w:rPr>
+              <w:t>Facility Component</w:t>
+            </w:r>
+          </w:p>
+        </w:tc>
+        <w:tc>
+          <w:tcPr>
+            <w:tcW w:type="dxa" w:w="1560"/>
+            <w:shd w:fill="0F172A"/>
+            <w:tcBorders>
+              <w:top w:val="single" w:sz="4" w:space="0" w:color="CBD5E1"/>
+              <w:left w:val="none"/>
+              <w:bottom w:val="single" w:sz="4" w:space="0" w:color="CBD5E1"/>
+              <w:right w:val="none"/>
+            </w:tcBorders>
+          </w:tcPr>
+          <w:p>
+            <w:pPr>
+              <w:spacing w:before="80" w:after="80"/>
+              <w:jc w:val="center"/>
+            </w:pPr>
+            <w:r>
+              <w:rPr>
+                <w:rFonts w:ascii="Calibri" w:hAnsi="Calibri"/>
+                <w:b/>
+                <w:color w:val="FFFFFF"/>
+                <w:sz w:val="19"/>
+              </w:rPr>
+              <w:t>Rentable Sq Ft</w:t>
+            </w:r>
+          </w:p>
+        </w:tc>
+        <w:tc>
+          <w:tcPr>
+            <w:tcW w:type="dxa" w:w="1560"/>
+            <w:shd w:fill="0F172A"/>
+            <w:tcBorders>
+              <w:top w:val="single" w:sz="4" w:space="0" w:color="CBD5E1"/>
+              <w:left w:val="none"/>
+              <w:bottom w:val="single" w:sz="4" w:space="0" w:color="CBD5E1"/>
+              <w:right w:val="none"/>
+            </w:tcBorders>
+          </w:tcPr>
+          <w:p>
+            <w:pPr>
+              <w:spacing w:before="80" w:after="80"/>
+              <w:jc w:val="center"/>
+            </w:pPr>
+            <w:r>
+              <w:rPr>
+                <w:rFonts w:ascii="Calibri" w:hAnsi="Calibri"/>
+                <w:b/>
+                <w:color w:val="FFFFFF"/>
+                <w:sz w:val="19"/>
+              </w:rPr>
+              <w:t>Cleaning Risk Tier</w:t>
+            </w:r>
+          </w:p>
+        </w:tc>
+        <w:tc>
+          <w:tcPr>
+            <w:tcW w:type="dxa" w:w="1560"/>
+            <w:shd w:fill="0F172A"/>
+            <w:tcBorders>
+              <w:top w:val="single" w:sz="4" w:space="0" w:color="CBD5E1"/>
+              <w:left w:val="none"/>
+              <w:bottom w:val="single" w:sz="4" w:space="0" w:color="CBD5E1"/>
+              <w:right w:val="none"/>
+            </w:tcBorders>
+          </w:tcPr>
+          <w:p>
+            <w:pPr>
+              <w:spacing w:before="80" w:after="80"/>
+              <w:jc w:val="center"/>
+            </w:pPr>
+            <w:r>
+              <w:rPr>
+                <w:rFonts w:ascii="Calibri" w:hAnsi="Calibri"/>
+                <w:b/>
+                <w:color w:val="FFFFFF"/>
+                <w:sz w:val="19"/>
+              </w:rPr>
+              <w:t>Monthly Labor Cost</w:t>
+            </w:r>
+          </w:p>
+        </w:tc>
+        <w:tc>
+          <w:tcPr>
+            <w:tcW w:type="dxa" w:w="1560"/>
+            <w:shd w:fill="0F172A"/>
+            <w:tcBorders>
+              <w:top w:val="single" w:sz="4" w:space="0" w:color="CBD5E1"/>
+              <w:left w:val="none"/>
+              <w:bottom w:val="single" w:sz="4" w:space="0" w:color="CBD5E1"/>
+              <w:right w:val="none"/>
+            </w:tcBorders>
+          </w:tcPr>
+          <w:p>
+            <w:pPr>
+              <w:spacing w:before="80" w:after="80"/>
+              <w:jc w:val="center"/>
+            </w:pPr>
+            <w:r>
+              <w:rPr>
+                <w:rFonts w:ascii="Calibri" w:hAnsi="Calibri"/>
+                <w:b/>
+                <w:color w:val="FFFFFF"/>
+                <w:sz w:val="19"/>
+              </w:rPr>
+              <w:t>Chemicals &amp; Equipment</w:t>
+            </w:r>
+          </w:p>
+        </w:tc>
+        <w:tc>
+          <w:tcPr>
+            <w:tcW w:type="dxa" w:w="1560"/>
+            <w:shd w:fill="0F172A"/>
+            <w:tcBorders>
+              <w:top w:val="single" w:sz="4" w:space="0" w:color="CBD5E1"/>
+              <w:left w:val="none"/>
+              <w:bottom w:val="single" w:sz="4" w:space="0" w:color="CBD5E1"/>
+              <w:right w:val="none"/>
+            </w:tcBorders>
+          </w:tcPr>
+          <w:p>
+            <w:pPr>
+              <w:spacing w:before="80" w:after="80"/>
+              <w:jc w:val="center"/>
+            </w:pPr>
+            <w:r>
+              <w:rPr>
+                <w:rFonts w:ascii="Calibri" w:hAnsi="Calibri"/>
+                <w:b/>
+                <w:color w:val="FFFFFF"/>
+                <w:sz w:val="19"/>
+              </w:rPr>
+              <w:t>Total Monthly Fee</w:t>
+            </w:r>
+          </w:p>
+        </w:tc>
+      </w:tr>
+      <w:tr>
+        <w:tc>
+          <w:tcPr>
+            <w:tcW w:type="dxa" w:w="1560"/>
+            <w:shd w:fill="F8FAFC"/>
+            <w:tcBorders>
+              <w:top w:val="single" w:sz="4" w:space="0" w:color="CBD5E1"/>
+              <w:left w:val="none"/>
+              <w:bottom w:val="single" w:sz="4" w:space="0" w:color="CBD5E1"/>
+              <w:right w:val="none"/>
+            </w:tcBorders>
+          </w:tcPr>
+          <w:p>
+            <w:pPr>
+              <w:spacing w:before="80" w:after="80"/>
+              <w:jc w:val="left"/>
+            </w:pPr>
+            <w:r>
+              <w:rPr>
+                <w:rFonts w:ascii="Calibri" w:hAnsi="Calibri"/>
+                <w:color w:val="1E293B"/>
+                <w:sz w:val="18"/>
+              </w:rPr>
+              <w:t>Building A: Ambulatory Surgery Center</w:t>
+            </w:r>
+          </w:p>
+        </w:tc>
+        <w:tc>
+          <w:tcPr>
+            <w:tcW w:type="dxa" w:w="1560"/>
+            <w:shd w:fill="F8FAFC"/>
+            <w:tcBorders>
+              <w:top w:val="single" w:sz="4" w:space="0" w:color="CBD5E1"/>
+              <w:left w:val="none"/>
+              <w:bottom w:val="single" w:sz="4" w:space="0" w:color="CBD5E1"/>
+              <w:right w:val="none"/>
+            </w:tcBorders>
+          </w:tcPr>
+          <w:p>
+            <w:pPr>
+              <w:spacing w:before="80" w:after="80"/>
+              <w:jc w:val="left"/>
+            </w:pPr>
+            <w:r>
+              <w:rPr>
+                <w:rFonts w:ascii="Calibri" w:hAnsi="Calibri"/>
+                <w:color w:val="1E293B"/>
+                <w:sz w:val="18"/>
+              </w:rPr>
+              <w:t>16,000 RSF</w:t>
+            </w:r>
+          </w:p>
+        </w:tc>
+        <w:tc>
+          <w:tcPr>
+            <w:tcW w:type="dxa" w:w="1560"/>
+            <w:shd w:fill="F8FAFC"/>
+            <w:tcBorders>
+              <w:top w:val="single" w:sz="4" w:space="0" w:color="CBD5E1"/>
+              <w:left w:val="none"/>
+              <w:bottom w:val="single" w:sz="4" w:space="0" w:color="CBD5E1"/>
+              <w:right w:val="none"/>
+            </w:tcBorders>
+          </w:tcPr>
+          <w:p>
+            <w:pPr>
+              <w:spacing w:before="80" w:after="80"/>
+              <w:jc w:val="left"/>
+            </w:pPr>
+            <w:r>
+              <w:rPr>
+                <w:rFonts w:ascii="Calibri" w:hAnsi="Calibri"/>
+                <w:color w:val="1E293B"/>
+                <w:sz w:val="18"/>
+              </w:rPr>
+              <w:t>Tier 1: High Criticality (Daily Terminal)</w:t>
+            </w:r>
+          </w:p>
+        </w:tc>
+        <w:tc>
+          <w:tcPr>
+            <w:tcW w:type="dxa" w:w="1560"/>
+            <w:shd w:fill="F8FAFC"/>
+            <w:tcBorders>
+              <w:top w:val="single" w:sz="4" w:space="0" w:color="CBD5E1"/>
+              <w:left w:val="none"/>
+              <w:bottom w:val="single" w:sz="4" w:space="0" w:color="CBD5E1"/>
+              <w:right w:val="none"/>
+            </w:tcBorders>
+          </w:tcPr>
+          <w:p>
+            <w:pPr>
+              <w:spacing w:before="80" w:after="80"/>
+              <w:jc w:val="left"/>
+            </w:pPr>
+            <w:r>
+              <w:rPr>
+                <w:rFonts w:ascii="Calibri" w:hAnsi="Calibri"/>
+                <w:color w:val="1E293B"/>
+                <w:sz w:val="18"/>
+              </w:rPr>
+              <w:t>$3,840.00</w:t>
+            </w:r>
+          </w:p>
+        </w:tc>
+        <w:tc>
+          <w:tcPr>
+            <w:tcW w:type="dxa" w:w="1560"/>
+            <w:shd w:fill="F8FAFC"/>
+            <w:tcBorders>
+              <w:top w:val="single" w:sz="4" w:space="0" w:color="CBD5E1"/>
+              <w:left w:val="none"/>
+              <w:bottom w:val="single" w:sz="4" w:space="0" w:color="CBD5E1"/>
+              <w:right w:val="none"/>
+            </w:tcBorders>
+          </w:tcPr>
+          <w:p>
+            <w:pPr>
+              <w:spacing w:before="80" w:after="80"/>
+              <w:jc w:val="left"/>
+            </w:pPr>
+            <w:r>
+              <w:rPr>
+                <w:rFonts w:ascii="Calibri" w:hAnsi="Calibri"/>
+                <w:color w:val="1E293B"/>
+                <w:sz w:val="18"/>
+              </w:rPr>
+              <w:t>$620.00</w:t>
+            </w:r>
+          </w:p>
+        </w:tc>
+        <w:tc>
+          <w:tcPr>
+            <w:tcW w:type="dxa" w:w="1560"/>
+            <w:shd w:fill="F8FAFC"/>
+            <w:tcBorders>
+              <w:top w:val="single" w:sz="4" w:space="0" w:color="CBD5E1"/>
+              <w:left w:val="none"/>
+              <w:bottom w:val="single" w:sz="4" w:space="0" w:color="CBD5E1"/>
+              <w:right w:val="none"/>
+            </w:tcBorders>
+          </w:tcPr>
+          <w:p>
+            <w:pPr>
+              <w:spacing w:before="80" w:after="80"/>
+              <w:jc w:val="left"/>
+            </w:pPr>
+            <w:r>
+              <w:rPr>
+                <w:rFonts w:ascii="Calibri" w:hAnsi="Calibri"/>
+                <w:color w:val="1E293B"/>
+                <w:sz w:val="18"/>
+              </w:rPr>
+              <w:t>$4,460.00</w:t>
+            </w:r>
+          </w:p>
+        </w:tc>
+      </w:tr>
+      <w:tr>
+        <w:tc>
+          <w:tcPr>
+            <w:tcW w:type="dxa" w:w="1560"/>
+            <w:shd w:fill="FFFFFF"/>
+            <w:tcBorders>
+              <w:top w:val="single" w:sz="4" w:space="0" w:color="CBD5E1"/>
+              <w:left w:val="none"/>
+              <w:bottom w:val="single" w:sz="4" w:space="0" w:color="CBD5E1"/>
+              <w:right w:val="none"/>
+            </w:tcBorders>
+          </w:tcPr>
+          <w:p>
+            <w:pPr>
+              <w:spacing w:before="80" w:after="80"/>
+              <w:jc w:val="left"/>
+            </w:pPr>
+            <w:r>
+              <w:rPr>
+                <w:rFonts w:ascii="Calibri" w:hAnsi="Calibri"/>
+                <w:color w:val="1E293B"/>
+                <w:sz w:val="18"/>
+              </w:rPr>
+              <w:t>Building B: Pediatric &amp; Urgent Care</w:t>
+            </w:r>
+          </w:p>
+        </w:tc>
+        <w:tc>
+          <w:tcPr>
+            <w:tcW w:type="dxa" w:w="1560"/>
+            <w:shd w:fill="FFFFFF"/>
+            <w:tcBorders>
+              <w:top w:val="single" w:sz="4" w:space="0" w:color="CBD5E1"/>
+              <w:left w:val="none"/>
+              <w:bottom w:val="single" w:sz="4" w:space="0" w:color="CBD5E1"/>
+              <w:right w:val="none"/>
+            </w:tcBorders>
+          </w:tcPr>
+          <w:p>
+            <w:pPr>
+              <w:spacing w:before="80" w:after="80"/>
+              <w:jc w:val="left"/>
+            </w:pPr>
+            <w:r>
+              <w:rPr>
+                <w:rFonts w:ascii="Calibri" w:hAnsi="Calibri"/>
+                <w:color w:val="1E293B"/>
+                <w:sz w:val="18"/>
+              </w:rPr>
+              <w:t>12,000 RSF</w:t>
+            </w:r>
+          </w:p>
+        </w:tc>
+        <w:tc>
+          <w:tcPr>
+            <w:tcW w:type="dxa" w:w="1560"/>
+            <w:shd w:fill="FFFFFF"/>
+            <w:tcBorders>
+              <w:top w:val="single" w:sz="4" w:space="0" w:color="CBD5E1"/>
+              <w:left w:val="none"/>
+              <w:bottom w:val="single" w:sz="4" w:space="0" w:color="CBD5E1"/>
+              <w:right w:val="none"/>
+            </w:tcBorders>
+          </w:tcPr>
+          <w:p>
+            <w:pPr>
+              <w:spacing w:before="80" w:after="80"/>
+              <w:jc w:val="left"/>
+            </w:pPr>
+            <w:r>
+              <w:rPr>
+                <w:rFonts w:ascii="Calibri" w:hAnsi="Calibri"/>
+                <w:color w:val="1E293B"/>
+                <w:sz w:val="18"/>
+              </w:rPr>
+              <w:t>Tier 2: High Traffic Clinical</w:t>
+            </w:r>
+          </w:p>
+        </w:tc>
+        <w:tc>
+          <w:tcPr>
+            <w:tcW w:type="dxa" w:w="1560"/>
+            <w:shd w:fill="FFFFFF"/>
+            <w:tcBorders>
+              <w:top w:val="single" w:sz="4" w:space="0" w:color="CBD5E1"/>
+              <w:left w:val="none"/>
+              <w:bottom w:val="single" w:sz="4" w:space="0" w:color="CBD5E1"/>
+              <w:right w:val="none"/>
+            </w:tcBorders>
+          </w:tcPr>
+          <w:p>
+            <w:pPr>
+              <w:spacing w:before="80" w:after="80"/>
+              <w:jc w:val="left"/>
+            </w:pPr>
+            <w:r>
+              <w:rPr>
+                <w:rFonts w:ascii="Calibri" w:hAnsi="Calibri"/>
+                <w:color w:val="1E293B"/>
+                <w:sz w:val="18"/>
+              </w:rPr>
+              <w:t>$2,400.00</w:t>
+            </w:r>
+          </w:p>
+        </w:tc>
+        <w:tc>
+          <w:tcPr>
+            <w:tcW w:type="dxa" w:w="1560"/>
+            <w:shd w:fill="FFFFFF"/>
+            <w:tcBorders>
+              <w:top w:val="single" w:sz="4" w:space="0" w:color="CBD5E1"/>
+              <w:left w:val="none"/>
+              <w:bottom w:val="single" w:sz="4" w:space="0" w:color="CBD5E1"/>
+              <w:right w:val="none"/>
+            </w:tcBorders>
+          </w:tcPr>
+          <w:p>
+            <w:pPr>
+              <w:spacing w:before="80" w:after="80"/>
+              <w:jc w:val="left"/>
+            </w:pPr>
+            <w:r>
+              <w:rPr>
+                <w:rFonts w:ascii="Calibri" w:hAnsi="Calibri"/>
+                <w:color w:val="1E293B"/>
+                <w:sz w:val="18"/>
+              </w:rPr>
+              <w:t>$380.00</w:t>
+            </w:r>
+          </w:p>
+        </w:tc>
+        <w:tc>
+          <w:tcPr>
+            <w:tcW w:type="dxa" w:w="1560"/>
+            <w:shd w:fill="FFFFFF"/>
+            <w:tcBorders>
+              <w:top w:val="single" w:sz="4" w:space="0" w:color="CBD5E1"/>
+              <w:left w:val="none"/>
+              <w:bottom w:val="single" w:sz="4" w:space="0" w:color="CBD5E1"/>
+              <w:right w:val="none"/>
+            </w:tcBorders>
+          </w:tcPr>
+          <w:p>
+            <w:pPr>
+              <w:spacing w:before="80" w:after="80"/>
+              <w:jc w:val="left"/>
+            </w:pPr>
+            <w:r>
+              <w:rPr>
+                <w:rFonts w:ascii="Calibri" w:hAnsi="Calibri"/>
+                <w:color w:val="1E293B"/>
+                <w:sz w:val="18"/>
+              </w:rPr>
+              <w:t>$2,780.00</w:t>
+            </w:r>
+          </w:p>
+        </w:tc>
+      </w:tr>
+      <w:tr>
+        <w:tc>
+          <w:tcPr>
+            <w:tcW w:type="dxa" w:w="1560"/>
+            <w:shd w:fill="F8FAFC"/>
+            <w:tcBorders>
+              <w:top w:val="single" w:sz="4" w:space="0" w:color="CBD5E1"/>
+              <w:left w:val="none"/>
+              <w:bottom w:val="single" w:sz="4" w:space="0" w:color="CBD5E1"/>
+              <w:right w:val="none"/>
+            </w:tcBorders>
+          </w:tcPr>
+          <w:p>
+            <w:pPr>
+              <w:spacing w:before="80" w:after="80"/>
+              <w:jc w:val="left"/>
+            </w:pPr>
+            <w:r>
+              <w:rPr>
+                <w:rFonts w:ascii="Calibri" w:hAnsi="Calibri"/>
+                <w:color w:val="1E293B"/>
+                <w:sz w:val="18"/>
+              </w:rPr>
+              <w:t>Building C: Diagnostic &amp; Infusion</w:t>
+            </w:r>
+          </w:p>
+        </w:tc>
+        <w:tc>
+          <w:tcPr>
+            <w:tcW w:type="dxa" w:w="1560"/>
+            <w:shd w:fill="F8FAFC"/>
+            <w:tcBorders>
+              <w:top w:val="single" w:sz="4" w:space="0" w:color="CBD5E1"/>
+              <w:left w:val="none"/>
+              <w:bottom w:val="single" w:sz="4" w:space="0" w:color="CBD5E1"/>
+              <w:right w:val="none"/>
+            </w:tcBorders>
+          </w:tcPr>
+          <w:p>
+            <w:pPr>
+              <w:spacing w:before="80" w:after="80"/>
+              <w:jc w:val="left"/>
+            </w:pPr>
+            <w:r>
+              <w:rPr>
+                <w:rFonts w:ascii="Calibri" w:hAnsi="Calibri"/>
+                <w:color w:val="1E293B"/>
+                <w:sz w:val="18"/>
+              </w:rPr>
+              <w:t>11,000 RSF</w:t>
+            </w:r>
+          </w:p>
+        </w:tc>
+        <w:tc>
+          <w:tcPr>
+            <w:tcW w:type="dxa" w:w="1560"/>
+            <w:shd w:fill="F8FAFC"/>
+            <w:tcBorders>
+              <w:top w:val="single" w:sz="4" w:space="0" w:color="CBD5E1"/>
+              <w:left w:val="none"/>
+              <w:bottom w:val="single" w:sz="4" w:space="0" w:color="CBD5E1"/>
+              <w:right w:val="none"/>
+            </w:tcBorders>
+          </w:tcPr>
+          <w:p>
+            <w:pPr>
+              <w:spacing w:before="80" w:after="80"/>
+              <w:jc w:val="left"/>
+            </w:pPr>
+            <w:r>
+              <w:rPr>
+                <w:rFonts w:ascii="Calibri" w:hAnsi="Calibri"/>
+                <w:color w:val="1E293B"/>
+                <w:sz w:val="18"/>
+              </w:rPr>
+              <w:t>Tier 2: Clinical / Clean Environment</w:t>
+            </w:r>
+          </w:p>
+        </w:tc>
+        <w:tc>
+          <w:tcPr>
+            <w:tcW w:type="dxa" w:w="1560"/>
+            <w:shd w:fill="F8FAFC"/>
+            <w:tcBorders>
+              <w:top w:val="single" w:sz="4" w:space="0" w:color="CBD5E1"/>
+              <w:left w:val="none"/>
+              <w:bottom w:val="single" w:sz="4" w:space="0" w:color="CBD5E1"/>
+              <w:right w:val="none"/>
+            </w:tcBorders>
+          </w:tcPr>
+          <w:p>
+            <w:pPr>
+              <w:spacing w:before="80" w:after="80"/>
+              <w:jc w:val="left"/>
+            </w:pPr>
+            <w:r>
+              <w:rPr>
+                <w:rFonts w:ascii="Calibri" w:hAnsi="Calibri"/>
+                <w:color w:val="1E293B"/>
+                <w:sz w:val="18"/>
+              </w:rPr>
+              <w:t>$2,200.00</w:t>
+            </w:r>
+          </w:p>
+        </w:tc>
+        <w:tc>
+          <w:tcPr>
+            <w:tcW w:type="dxa" w:w="1560"/>
+            <w:shd w:fill="F8FAFC"/>
+            <w:tcBorders>
+              <w:top w:val="single" w:sz="4" w:space="0" w:color="CBD5E1"/>
+              <w:left w:val="none"/>
+              <w:bottom w:val="single" w:sz="4" w:space="0" w:color="CBD5E1"/>
+              <w:right w:val="none"/>
+            </w:tcBorders>
+          </w:tcPr>
+          <w:p>
+            <w:pPr>
+              <w:spacing w:before="80" w:after="80"/>
+              <w:jc w:val="left"/>
+            </w:pPr>
+            <w:r>
+              <w:rPr>
+                <w:rFonts w:ascii="Calibri" w:hAnsi="Calibri"/>
+                <w:color w:val="1E293B"/>
+                <w:sz w:val="18"/>
+              </w:rPr>
+              <w:t>$360.00</w:t>
+            </w:r>
+          </w:p>
+        </w:tc>
+        <w:tc>
+          <w:tcPr>
+            <w:tcW w:type="dxa" w:w="1560"/>
+            <w:shd w:fill="F8FAFC"/>
+            <w:tcBorders>
+              <w:top w:val="single" w:sz="4" w:space="0" w:color="CBD5E1"/>
+              <w:left w:val="none"/>
+              <w:bottom w:val="single" w:sz="4" w:space="0" w:color="CBD5E1"/>
+              <w:right w:val="none"/>
+            </w:tcBorders>
+          </w:tcPr>
+          <w:p>
+            <w:pPr>
+              <w:spacing w:before="80" w:after="80"/>
+              <w:jc w:val="left"/>
+            </w:pPr>
+            <w:r>
+              <w:rPr>
+                <w:rFonts w:ascii="Calibri" w:hAnsi="Calibri"/>
+                <w:color w:val="1E293B"/>
+                <w:sz w:val="18"/>
+              </w:rPr>
+              <w:t>$2,560.00</w:t>
+            </w:r>
+          </w:p>
+        </w:tc>
+      </w:tr>
+      <w:tr>
+        <w:tc>
+          <w:tcPr>
+            <w:tcW w:type="dxa" w:w="1560"/>
+            <w:shd w:fill="FFFFFF"/>
+            <w:tcBorders>
+              <w:top w:val="single" w:sz="4" w:space="0" w:color="CBD5E1"/>
+              <w:left w:val="none"/>
+              <w:bottom w:val="single" w:sz="4" w:space="0" w:color="CBD5E1"/>
+              <w:right w:val="none"/>
+            </w:tcBorders>
+          </w:tcPr>
+          <w:p>
+            <w:pPr>
+              <w:spacing w:before="80" w:after="80"/>
+              <w:jc w:val="left"/>
+            </w:pPr>
+            <w:r>
+              <w:rPr>
+                <w:rFonts w:ascii="Calibri" w:hAnsi="Calibri"/>
+                <w:color w:val="1E293B"/>
+                <w:sz w:val="18"/>
+              </w:rPr>
+              <w:t>Building D: Rehab &amp; Administration</w:t>
+            </w:r>
+          </w:p>
+        </w:tc>
+        <w:tc>
+          <w:tcPr>
+            <w:tcW w:type="dxa" w:w="1560"/>
+            <w:shd w:fill="FFFFFF"/>
+            <w:tcBorders>
+              <w:top w:val="single" w:sz="4" w:space="0" w:color="CBD5E1"/>
+              <w:left w:val="none"/>
+              <w:bottom w:val="single" w:sz="4" w:space="0" w:color="CBD5E1"/>
+              <w:right w:val="none"/>
+            </w:tcBorders>
+          </w:tcPr>
+          <w:p>
+            <w:pPr>
+              <w:spacing w:before="80" w:after="80"/>
+              <w:jc w:val="left"/>
+            </w:pPr>
+            <w:r>
+              <w:rPr>
+                <w:rFonts w:ascii="Calibri" w:hAnsi="Calibri"/>
+                <w:color w:val="1E293B"/>
+                <w:sz w:val="18"/>
+              </w:rPr>
+              <w:t>9,000 RSF</w:t>
+            </w:r>
+          </w:p>
+        </w:tc>
+        <w:tc>
+          <w:tcPr>
+            <w:tcW w:type="dxa" w:w="1560"/>
+            <w:shd w:fill="FFFFFF"/>
+            <w:tcBorders>
+              <w:top w:val="single" w:sz="4" w:space="0" w:color="CBD5E1"/>
+              <w:left w:val="none"/>
+              <w:bottom w:val="single" w:sz="4" w:space="0" w:color="CBD5E1"/>
+              <w:right w:val="none"/>
+            </w:tcBorders>
+          </w:tcPr>
+          <w:p>
+            <w:pPr>
+              <w:spacing w:before="80" w:after="80"/>
+              <w:jc w:val="left"/>
+            </w:pPr>
+            <w:r>
+              <w:rPr>
+                <w:rFonts w:ascii="Calibri" w:hAnsi="Calibri"/>
+                <w:color w:val="1E293B"/>
+                <w:sz w:val="18"/>
+              </w:rPr>
+              <w:t>Tier 3: Moderate Risk Commercial</w:t>
+            </w:r>
+          </w:p>
+        </w:tc>
+        <w:tc>
+          <w:tcPr>
+            <w:tcW w:type="dxa" w:w="1560"/>
+            <w:shd w:fill="FFFFFF"/>
+            <w:tcBorders>
+              <w:top w:val="single" w:sz="4" w:space="0" w:color="CBD5E1"/>
+              <w:left w:val="none"/>
+              <w:bottom w:val="single" w:sz="4" w:space="0" w:color="CBD5E1"/>
+              <w:right w:val="none"/>
+            </w:tcBorders>
+          </w:tcPr>
+          <w:p>
+            <w:pPr>
+              <w:spacing w:before="80" w:after="80"/>
+              <w:jc w:val="left"/>
+            </w:pPr>
+            <w:r>
+              <w:rPr>
+                <w:rFonts w:ascii="Calibri" w:hAnsi="Calibri"/>
+                <w:color w:val="1E293B"/>
+                <w:sz w:val="18"/>
+              </w:rPr>
+              <w:t>$1,440.00</w:t>
+            </w:r>
+          </w:p>
+        </w:tc>
+        <w:tc>
+          <w:tcPr>
+            <w:tcW w:type="dxa" w:w="1560"/>
+            <w:shd w:fill="FFFFFF"/>
+            <w:tcBorders>
+              <w:top w:val="single" w:sz="4" w:space="0" w:color="CBD5E1"/>
+              <w:left w:val="none"/>
+              <w:bottom w:val="single" w:sz="4" w:space="0" w:color="CBD5E1"/>
+              <w:right w:val="none"/>
+            </w:tcBorders>
+          </w:tcPr>
+          <w:p>
+            <w:pPr>
+              <w:spacing w:before="80" w:after="80"/>
+              <w:jc w:val="left"/>
+            </w:pPr>
+            <w:r>
+              <w:rPr>
+                <w:rFonts w:ascii="Calibri" w:hAnsi="Calibri"/>
+                <w:color w:val="1E293B"/>
+                <w:sz w:val="18"/>
+              </w:rPr>
+              <w:t>$220.00</w:t>
+            </w:r>
+          </w:p>
+        </w:tc>
+        <w:tc>
+          <w:tcPr>
+            <w:tcW w:type="dxa" w:w="1560"/>
+            <w:shd w:fill="FFFFFF"/>
+            <w:tcBorders>
+              <w:top w:val="single" w:sz="4" w:space="0" w:color="CBD5E1"/>
+              <w:left w:val="none"/>
+              <w:bottom w:val="single" w:sz="4" w:space="0" w:color="CBD5E1"/>
+              <w:right w:val="none"/>
+            </w:tcBorders>
+          </w:tcPr>
+          <w:p>
+            <w:pPr>
+              <w:spacing w:before="80" w:after="80"/>
+              <w:jc w:val="left"/>
+            </w:pPr>
+            <w:r>
+              <w:rPr>
+                <w:rFonts w:ascii="Calibri" w:hAnsi="Calibri"/>
+                <w:color w:val="1E293B"/>
+                <w:sz w:val="18"/>
+              </w:rPr>
+              <w:t>$1,660.00</w:t>
+            </w:r>
+          </w:p>
+        </w:tc>
+      </w:tr>
+      <w:tr>
+        <w:tc>
+          <w:tcPr>
+            <w:tcW w:type="dxa" w:w="1560"/>
+            <w:shd w:fill="F8FAFC"/>
+            <w:tcBorders>
+              <w:top w:val="single" w:sz="4" w:space="0" w:color="CBD5E1"/>
+              <w:left w:val="none"/>
+              <w:bottom w:val="single" w:sz="4" w:space="0" w:color="CBD5E1"/>
+              <w:right w:val="none"/>
+            </w:tcBorders>
+          </w:tcPr>
+          <w:p>
+            <w:pPr>
+              <w:spacing w:before="80" w:after="80"/>
+              <w:jc w:val="left"/>
+            </w:pPr>
+            <w:r>
+              <w:rPr>
+                <w:rFonts w:ascii="Calibri" w:hAnsi="Calibri"/>
+                <w:color w:val="1E293B"/>
+                <w:sz w:val="18"/>
+              </w:rPr>
+              <w:t>Campustotals / Consolidated Rate</w:t>
+            </w:r>
+          </w:p>
+        </w:tc>
+        <w:tc>
+          <w:tcPr>
+            <w:tcW w:type="dxa" w:w="1560"/>
+            <w:shd w:fill="F8FAFC"/>
+            <w:tcBorders>
+              <w:top w:val="single" w:sz="4" w:space="0" w:color="CBD5E1"/>
+              <w:left w:val="none"/>
+              <w:bottom w:val="single" w:sz="4" w:space="0" w:color="CBD5E1"/>
+              <w:right w:val="none"/>
+            </w:tcBorders>
+          </w:tcPr>
+          <w:p>
+            <w:pPr>
+              <w:spacing w:before="80" w:after="80"/>
+              <w:jc w:val="left"/>
+            </w:pPr>
+            <w:r>
+              <w:rPr>
+                <w:rFonts w:ascii="Calibri" w:hAnsi="Calibri"/>
+                <w:color w:val="1E293B"/>
+                <w:sz w:val="18"/>
+              </w:rPr>
+              <w:t>48,000 RSF</w:t>
+            </w:r>
+          </w:p>
+        </w:tc>
+        <w:tc>
+          <w:tcPr>
+            <w:tcW w:type="dxa" w:w="1560"/>
+            <w:shd w:fill="F8FAFC"/>
+            <w:tcBorders>
+              <w:top w:val="single" w:sz="4" w:space="0" w:color="CBD5E1"/>
+              <w:left w:val="none"/>
+              <w:bottom w:val="single" w:sz="4" w:space="0" w:color="CBD5E1"/>
+              <w:right w:val="none"/>
+            </w:tcBorders>
+          </w:tcPr>
+          <w:p>
+            <w:pPr>
+              <w:spacing w:before="80" w:after="80"/>
+              <w:jc w:val="left"/>
+            </w:pPr>
+            <w:r>
+              <w:rPr>
+                <w:rFonts w:ascii="Calibri" w:hAnsi="Calibri"/>
+                <w:color w:val="1E293B"/>
+                <w:sz w:val="18"/>
+              </w:rPr>
+              <w:t>Consolidated Campus Package</w:t>
+            </w:r>
+          </w:p>
+        </w:tc>
+        <w:tc>
+          <w:tcPr>
+            <w:tcW w:type="dxa" w:w="1560"/>
+            <w:shd w:fill="F8FAFC"/>
+            <w:tcBorders>
+              <w:top w:val="single" w:sz="4" w:space="0" w:color="CBD5E1"/>
+              <w:left w:val="none"/>
+              <w:bottom w:val="single" w:sz="4" w:space="0" w:color="CBD5E1"/>
+              <w:right w:val="none"/>
+            </w:tcBorders>
+          </w:tcPr>
+          <w:p>
+            <w:pPr>
+              <w:spacing w:before="80" w:after="80"/>
+              <w:jc w:val="left"/>
+            </w:pPr>
+            <w:r>
+              <w:rPr>
+                <w:rFonts w:ascii="Calibri" w:hAnsi="Calibri"/>
+                <w:color w:val="1E293B"/>
+                <w:sz w:val="18"/>
+              </w:rPr>
+              <w:t>$9,880.00</w:t>
+            </w:r>
+          </w:p>
+        </w:tc>
+        <w:tc>
+          <w:tcPr>
+            <w:tcW w:type="dxa" w:w="1560"/>
+            <w:shd w:fill="F8FAFC"/>
+            <w:tcBorders>
+              <w:top w:val="single" w:sz="4" w:space="0" w:color="CBD5E1"/>
+              <w:left w:val="none"/>
+              <w:bottom w:val="single" w:sz="4" w:space="0" w:color="CBD5E1"/>
+              <w:right w:val="none"/>
+            </w:tcBorders>
+          </w:tcPr>
+          <w:p>
+            <w:pPr>
+              <w:spacing w:before="80" w:after="80"/>
+              <w:jc w:val="left"/>
+            </w:pPr>
+            <w:r>
+              <w:rPr>
+                <w:rFonts w:ascii="Calibri" w:hAnsi="Calibri"/>
+                <w:color w:val="1E293B"/>
+                <w:sz w:val="18"/>
+              </w:rPr>
+              <w:t>$1,580.00</w:t>
+            </w:r>
+          </w:p>
+        </w:tc>
+        <w:tc>
+          <w:tcPr>
+            <w:tcW w:type="dxa" w:w="1560"/>
+            <w:shd w:fill="F8FAFC"/>
+            <w:tcBorders>
+              <w:top w:val="single" w:sz="4" w:space="0" w:color="CBD5E1"/>
+              <w:left w:val="none"/>
+              <w:bottom w:val="single" w:sz="4" w:space="0" w:color="CBD5E1"/>
+              <w:right w:val="none"/>
+            </w:tcBorders>
+          </w:tcPr>
+          <w:p>
+            <w:pPr>
+              <w:spacing w:before="80" w:after="80"/>
+              <w:jc w:val="left"/>
+            </w:pPr>
+            <w:r>
+              <w:rPr>
+                <w:rFonts w:ascii="Calibri" w:hAnsi="Calibri"/>
+                <w:color w:val="1E293B"/>
+                <w:sz w:val="18"/>
+              </w:rPr>
+              <w:t>$11,460.00</w:t>
+            </w:r>
+          </w:p>
+        </w:tc>
+      </w:tr>
+    </w:tbl>
+    <w:p>
+      <w:pPr>
+        <w:spacing w:before="0" w:after="160"/>
+      </w:pPr>
+    </w:p>
+    <w:p>
+      <w:pPr>
+        <w:spacing w:before="0" w:after="120" w:line="276" w:lineRule="auto"/>
+      </w:pPr>
+      <w:r>
+        <w:rPr>
+          <w:rFonts w:ascii="Calibri" w:hAnsi="Calibri"/>
+          <w:color w:val="1E293B"/>
+          <w:sz w:val="20"/>
+        </w:rPr>
+        <w:t>Emergency Biohazard Response Rider: 24/7/365 emergency biohazard and bloodborne spill response within 60 minutes of dispatch at a preferred contractor rate of $125.00/hour plus material costs.</w:t>
+      </w:r>
+    </w:p>
+    <w:p>
+      <w:pPr>
+        <w:keepNext/>
+        <w:spacing w:before="280" w:after="80"/>
+      </w:pPr>
+      <w:r>
+        <w:rPr>
+          <w:rFonts w:ascii="Calibri" w:hAnsi="Calibri"/>
+          <w:b/>
+          <w:color w:val="0F172A"/>
+          <w:sz w:val="26"/>
+        </w:rPr>
+        <w:t>PROPOSAL VALIDITY &amp; EXECUTIVE SIGNATURE</w:t>
+      </w:r>
+    </w:p>
+    <w:p>
+      <w:pPr>
+        <w:spacing w:before="0" w:after="120" w:line="276" w:lineRule="auto"/>
+      </w:pPr>
+      <w:r>
+        <w:rPr>
+          <w:rFonts w:ascii="Calibri" w:hAnsi="Calibri"/>
+          <w:color w:val="1E293B"/>
+          <w:sz w:val="20"/>
+        </w:rPr>
+        <w:t>This proposal remains firm and binding for ninety (90) calendar days from submission.</w:t>
+      </w:r>
+    </w:p>
+    <w:p>
+      <w:pPr>
+        <w:spacing w:before="0" w:after="120" w:line="276" w:lineRule="auto"/>
+      </w:pPr>
+      <w:r>
+        <w:rPr>
+          <w:rFonts w:ascii="Calibri" w:hAnsi="Calibri"/>
+          <w:color w:val="1E293B"/>
+          <w:sz w:val="20"/>
+        </w:rPr>
+        <w:t>Submitted by: Liza Iza, Managing Principal · Coastal Shine Commercial Cleaning LLC</w:t>
+      </w:r>
+    </w:p>
+    <w:p>
+      <w:pPr>
+        <w:spacing w:before="0" w:after="120" w:line="276" w:lineRule="auto"/>
+      </w:pPr>
+      <w:r>
+        <w:rPr>
+          <w:rFonts w:ascii="Calibri" w:hAnsi="Calibri"/>
+          <w:color w:val="1E293B"/>
+          <w:sz w:val="20"/>
+        </w:rPr>
+        <w:t>Direct Contact: (813) 492-8810 · liza@coastalshinecleaning.com</w:t>
       </w:r>
     </w:p>
     <w:sectPr>
@@ -104,7 +2546,7 @@
       <w:jc w:val="right"/>
     </w:pPr>
     <w:r>
-      <w:t>Tampa Bay Medical Plaza RFP Response — 15 Pages (Rough Scram</w:t>
+      <w:t>Tampa Bay Medical Plaza RFP Response — 15 Pages (Client Work</w:t>
     </w:r>
   </w:p>
 </w:hdr>

--- a/public/chat_files/liza_15p_service_proposal_messy.docx
+++ b/public/chat_files/liza_15p_service_proposal_messy.docx
@@ -13,90 +13,7 @@
           <w:color w:val="0F172A"/>
           <w:sz w:val="44"/>
         </w:rPr>
-        <w:t>Tampa Bay Medical Plaza RFP Response — 15 Pages (Client Working Draft &amp; Scramble)</w:t>
-      </w:r>
-    </w:p>
-    <w:p>
-      <w:pPr>
-        <w:spacing w:before="0" w:after="120" w:line="276" w:lineRule="auto"/>
-      </w:pPr>
-      <w:r>
-        <w:rPr>
-          <w:rFonts w:ascii="Calibri" w:hAnsi="Calibri"/>
-          <w:color w:val="1E293B"/>
-          <w:sz w:val="20"/>
-        </w:rPr>
-        <w:t>RFP SOLICITATION: Commercial Janitorial, Environmental Infection Control &amp; Biohazard Services</w:t>
-      </w:r>
-    </w:p>
-    <w:p>
-      <w:pPr>
-        <w:spacing w:before="0" w:after="120" w:line="276" w:lineRule="auto"/>
-      </w:pPr>
-      <w:r>
-        <w:rPr>
-          <w:rFonts w:ascii="Calibri" w:hAnsi="Calibri"/>
-          <w:color w:val="1E293B"/>
-          <w:sz w:val="20"/>
-        </w:rPr>
-        <w:t>SOLICITING ENTITY: Tampa Bay Healthcare Real Estate Group, LLC</w:t>
-      </w:r>
-    </w:p>
-    <w:p>
-      <w:pPr>
-        <w:spacing w:before="0" w:after="120" w:line="276" w:lineRule="auto"/>
-      </w:pPr>
-      <w:r>
-        <w:rPr>
-          <w:rFonts w:ascii="Calibri" w:hAnsi="Calibri"/>
-          <w:color w:val="1E293B"/>
-          <w:sz w:val="20"/>
-        </w:rPr>
-        <w:t>FACILITY: Westshore Medical Executive Center · 4 Multi-Tenant Medical Office Buildings (48,000 RSF Total)</w:t>
-      </w:r>
-    </w:p>
-    <w:p>
-      <w:pPr>
-        <w:spacing w:before="0" w:after="120" w:line="276" w:lineRule="auto"/>
-      </w:pPr>
-      <w:r>
-        <w:rPr>
-          <w:rFonts w:ascii="Calibri" w:hAnsi="Calibri"/>
-          <w:color w:val="1E293B"/>
-          <w:sz w:val="20"/>
-        </w:rPr>
-        <w:t>BIDDER: Coastal Shine Commercial Cleaning LLC · Tampa, FL</w:t>
-      </w:r>
-    </w:p>
-    <w:p>
-      <w:pPr>
-        <w:spacing w:before="0" w:after="120" w:line="276" w:lineRule="auto"/>
-      </w:pPr>
-      <w:r>
-        <w:rPr>
-          <w:rFonts w:ascii="Calibri" w:hAnsi="Calibri"/>
-          <w:color w:val="1E293B"/>
-          <w:sz w:val="20"/>
-        </w:rPr>
-        <w:t>BID AUTHOR: Liza Iza, Managing Principal &amp; Operations Director</w:t>
-      </w:r>
-    </w:p>
-    <w:p>
-      <w:pPr>
-        <w:spacing w:before="0" w:after="120" w:line="276" w:lineRule="auto"/>
-      </w:pPr>
-      <w:r>
-        <w:rPr>
-          <w:rFonts w:ascii="Calibri" w:hAnsi="Calibri"/>
-          <w:color w:val="1E293B"/>
-          <w:sz w:val="20"/>
-        </w:rPr>
-        <w:t>SUBMISSION DATE: October 2026</w:t>
-      </w:r>
-    </w:p>
-    <w:p>
-      <w:r>
-        <w:br w:type="page"/>
+        <w:t>Tampa Bay Medical Plaza RFP Response — 15 Pages (Rough Scramble)</w:t>
       </w:r>
     </w:p>
     <w:p>
@@ -111,7 +28,7 @@
           <w:color w:val="0F172A"/>
           <w:sz w:val="26"/>
         </w:rPr>
-        <w:t>SECTION 1: EXECUTIVE PROFILE, CORPORATE CAPABILITY &amp; LICENSURE</w:t>
+        <w:t>ROUGH NOTES FOR TAMPA MEDICAL RFP</w:t>
       </w:r>
     </w:p>
     <w:p>
@@ -124,7 +41,7 @@
           <w:color w:val="1E293B"/>
           <w:sz w:val="20"/>
         </w:rPr>
-        <w:t>Coastal Shine Commercial Cleaning LLC is an asset-based commercial environmental services provider headquartered in Tampa, Florida. Established in 2018, Coastal Shine specializes in healthcare clinical facilities, ambulatory surgical centers (ASCs), diagnostic imaging facilities, and multi-tenant medical office buildings.</w:t>
+        <w:t>Section 1: Company Profile &amp; Executive Bio (rough unformatted text).</w:t>
       </w:r>
     </w:p>
     <w:p>
@@ -137,7 +54,7 @@
           <w:color w:val="1E293B"/>
           <w:sz w:val="20"/>
         </w:rPr>
-        <w:t>Florida Entity Registration: Florida Division of Corporations Document #L18000219482 · Hillsborough County Business License #BL-2018-94102.</w:t>
+        <w:t>Section 2: Scope of Work for 4 Multi-Tenant Medical Buildings (48,000 sq ft total).</w:t>
       </w:r>
     </w:p>
     <w:p>
@@ -150,2366 +67,7 @@
           <w:color w:val="1E293B"/>
           <w:sz w:val="20"/>
         </w:rPr>
-        <w:t>Commercial Liability Insurance: $2,000,000 General Aggregate / $1,000,000 Each Occurrence Commercial General Liability underwritten by Travelers Indemnity Company. $1,000,000 Statutory Florida Workers' Compensation Insurance.</w:t>
-      </w:r>
-    </w:p>
-    <w:p>
-      <w:pPr>
-        <w:spacing w:before="0" w:after="120" w:line="276" w:lineRule="auto"/>
-      </w:pPr>
-      <w:r>
-        <w:rPr>
-          <w:rFonts w:ascii="Calibri" w:hAnsi="Calibri"/>
-          <w:color w:val="1E293B"/>
-          <w:sz w:val="20"/>
-        </w:rPr>
-        <w:t>Environmental Certifications: Certified Healthcare Environmental Services Technician (CHEST) accredited supervisors, OSHA 30-Hour General Industry Healthcare Safety, and ISSA Cleaning Industry Management Standard (CIMS-GB) Green Building compliant.</w:t>
-      </w:r>
-    </w:p>
-    <w:p>
-      <w:r>
-        <w:br w:type="page"/>
-      </w:r>
-    </w:p>
-    <w:p>
-      <w:pPr>
-        <w:keepNext/>
-        <w:spacing w:before="280" w:after="80"/>
-      </w:pPr>
-      <w:r>
-        <w:rPr>
-          <w:rFonts w:ascii="Calibri" w:hAnsi="Calibri"/>
-          <w:b/>
-          <w:color w:val="0F172A"/>
-          <w:sz w:val="26"/>
-        </w:rPr>
-        <w:t>SECTION 2: FACILITY PROFILE &amp; 4-BUILDING SCOPE OF WORK</w:t>
-      </w:r>
-    </w:p>
-    <w:p>
-      <w:pPr>
-        <w:spacing w:before="0" w:after="120" w:line="276" w:lineRule="auto"/>
-      </w:pPr>
-      <w:r>
-        <w:rPr>
-          <w:rFonts w:ascii="Calibri" w:hAnsi="Calibri"/>
-          <w:color w:val="1E293B"/>
-          <w:sz w:val="20"/>
-        </w:rPr>
-        <w:t>The Westshore Medical Executive Center campus comprises four dedicated healthcare structures totaling 48,000 rentable square feet:</w:t>
-      </w:r>
-    </w:p>
-    <w:p>
-      <w:pPr>
-        <w:pStyle w:val="ListBullet"/>
-        <w:spacing w:before="0" w:after="60" w:line="276" w:lineRule="auto"/>
-      </w:pPr>
-      <w:r>
-        <w:rPr>
-          <w:rFonts w:ascii="Calibri" w:hAnsi="Calibri"/>
-          <w:color w:val="1E293B"/>
-          <w:sz w:val="20"/>
-        </w:rPr>
-        <w:t>Building A: Westshore Ambulatory Surgery &amp; Outpatient Center (16,000 sq ft). Includes 4 outpatient operating suites, pre-op/post-op recovery bays, sterile processing staging, and surgeon consultation rooms.</w:t>
-      </w:r>
-    </w:p>
-    <w:p>
-      <w:pPr>
-        <w:pStyle w:val="ListBullet"/>
-        <w:spacing w:before="0" w:after="60" w:line="276" w:lineRule="auto"/>
-      </w:pPr>
-      <w:r>
-        <w:rPr>
-          <w:rFonts w:ascii="Calibri" w:hAnsi="Calibri"/>
-          <w:color w:val="1E293B"/>
-          <w:sz w:val="20"/>
-        </w:rPr>
-        <w:t>Building B: Bay Area Pediatric Specialists &amp; Family Urgent Care (12,000 sq ft). High-volume waiting area, 14 clinical exam rooms, triage rooms, pediatric play area, and staff lactation lounge.</w:t>
-      </w:r>
-    </w:p>
-    <w:p>
-      <w:pPr>
-        <w:pStyle w:val="ListBullet"/>
-        <w:spacing w:before="0" w:after="60" w:line="276" w:lineRule="auto"/>
-      </w:pPr>
-      <w:r>
-        <w:rPr>
-          <w:rFonts w:ascii="Calibri" w:hAnsi="Calibri"/>
-          <w:color w:val="1E293B"/>
-          <w:sz w:val="20"/>
-        </w:rPr>
-        <w:t>Building C: Advanced Diagnostic Imaging &amp; Oncology Infusion (11,000 sq ft). MRI/CT scanner suites, PET scan staging, 8 chemotherapy infusion bays, clinical nursing stations, and clean linen rooms.</w:t>
-      </w:r>
-    </w:p>
-    <w:p>
-      <w:pPr>
-        <w:pStyle w:val="ListBullet"/>
-        <w:spacing w:before="0" w:after="60" w:line="276" w:lineRule="auto"/>
-      </w:pPr>
-      <w:r>
-        <w:rPr>
-          <w:rFonts w:ascii="Calibri" w:hAnsi="Calibri"/>
-          <w:color w:val="1E293B"/>
-          <w:sz w:val="20"/>
-        </w:rPr>
-        <w:t>Building D: Physical Therapy, Rehabilitation &amp; Medical Administration (9,000 sq ft). Open gym floor with rubberized athletic flooring, hydrotherapy suite, 6 private treatment offices, and executive administrative suites.</w:t>
-      </w:r>
-    </w:p>
-    <w:p>
-      <w:r>
-        <w:br w:type="page"/>
-      </w:r>
-    </w:p>
-    <w:p>
-      <w:pPr>
-        <w:keepNext/>
-        <w:spacing w:before="280" w:after="80"/>
-      </w:pPr>
-      <w:r>
-        <w:rPr>
-          <w:rFonts w:ascii="Calibri" w:hAnsi="Calibri"/>
-          <w:b/>
-          <w:color w:val="0F172A"/>
-          <w:sz w:val="26"/>
-        </w:rPr>
-        <w:t>SECTION 3: INFECTION CONTROL, CHEMICAL MATRIX &amp; CDC/OSHA STANDARDS</w:t>
-      </w:r>
-    </w:p>
-    <w:p>
-      <w:pPr>
-        <w:spacing w:before="0" w:after="120" w:line="276" w:lineRule="auto"/>
-      </w:pPr>
-      <w:r>
-        <w:rPr>
-          <w:rFonts w:ascii="Calibri" w:hAnsi="Calibri"/>
-          <w:color w:val="1E293B"/>
-          <w:sz w:val="20"/>
-        </w:rPr>
-        <w:t>Healthcare environmental hygiene differs fundamentally from conventional office janitorial services. Pathogen cross-transmission in clinical spaces can result in catastrophic Healthcare-Associated Infections (HAIs).</w:t>
-      </w:r>
-    </w:p>
-    <w:p>
-      <w:pPr>
-        <w:spacing w:before="0" w:after="120" w:line="276" w:lineRule="auto"/>
-      </w:pPr>
-      <w:r>
-        <w:rPr>
-          <w:rFonts w:ascii="Calibri" w:hAnsi="Calibri"/>
-          <w:color w:val="1E293B"/>
-          <w:sz w:val="20"/>
-        </w:rPr>
-        <w:t>Coastal Shine enforces a strict three-tier infection prevention architecture across all four medical buildings:</w:t>
-      </w:r>
-    </w:p>
-    <w:p>
-      <w:pPr>
-        <w:spacing w:before="0" w:after="120" w:line="276" w:lineRule="auto"/>
-      </w:pPr>
-      <w:r>
-        <w:rPr>
-          <w:rFonts w:ascii="Calibri" w:hAnsi="Calibri"/>
-          <w:color w:val="1E293B"/>
-          <w:sz w:val="20"/>
-        </w:rPr>
-        <w:t>Tier 1: EPA List N Hospital-Grade Disinfectants. We utilize Oxivir 1 (accelerated hydrogen peroxide, EPA Reg #70627-56) with a verified 1-minute kill claim against SARS-CoV-2, MRSA, Norovirus, and Influenza A. For surgical suites, we utilize Virex II 256 quaternary ammonium virucidal disinfectant.</w:t>
-      </w:r>
-    </w:p>
-    <w:p>
-      <w:pPr>
-        <w:spacing w:before="0" w:after="120" w:line="276" w:lineRule="auto"/>
-      </w:pPr>
-      <w:r>
-        <w:rPr>
-          <w:rFonts w:ascii="Calibri" w:hAnsi="Calibri"/>
-          <w:color w:val="1E293B"/>
-          <w:sz w:val="20"/>
-        </w:rPr>
-        <w:t>Tier 2: Contact Time (Dwell Time) Enforcement. All clinical touch surfaces are saturated with disinfectant and allowed to remain visibly wet for the exact manufacturer-mandated dwell time (60 seconds for accelerated hydrogen peroxide; 10 minutes for quaternary formulas). Technicians are prohibited from wipe-drying surfaces prematurely.</w:t>
-      </w:r>
-    </w:p>
-    <w:p>
-      <w:pPr>
-        <w:spacing w:before="0" w:after="120" w:line="276" w:lineRule="auto"/>
-      </w:pPr>
-      <w:r>
-        <w:rPr>
-          <w:rFonts w:ascii="Calibri" w:hAnsi="Calibri"/>
-          <w:color w:val="1E293B"/>
-          <w:sz w:val="20"/>
-        </w:rPr>
-        <w:t>Tier 3: Color-Coded Microfiber &amp; Cross-Contamination Prevention. Microfiber cloths and flat mops are strictly color-coded by zone: Red: Restroom toilets and biohazard containment areas; Yellow: Exam tables and patient contact surfaces; Green: Food prep, staff breakrooms, and kitchens; Blue: General administrative offices, lobby glass, and corridors. Microfiber pads are never dipped back into cleaning solutions; each cloth is used for exactly one surface plane before disposal into the laundering bin.</w:t>
-      </w:r>
-    </w:p>
-    <w:p>
-      <w:r>
-        <w:br w:type="page"/>
-      </w:r>
-    </w:p>
-    <w:p>
-      <w:pPr>
-        <w:keepNext/>
-        <w:spacing w:before="280" w:after="80"/>
-      </w:pPr>
-      <w:r>
-        <w:rPr>
-          <w:rFonts w:ascii="Calibri" w:hAnsi="Calibri"/>
-          <w:b/>
-          <w:color w:val="0F172A"/>
-          <w:sz w:val="26"/>
-        </w:rPr>
-        <w:t>SECTION 4: CLINICAL TASK FREQUENCY &amp; DEEP CLEANING SCHEDULE</w:t>
-      </w:r>
-    </w:p>
-    <w:p>
-      <w:pPr>
-        <w:spacing w:before="0" w:after="120" w:line="276" w:lineRule="auto"/>
-      </w:pPr>
-      <w:r>
-        <w:rPr>
-          <w:rFonts w:ascii="Calibri" w:hAnsi="Calibri"/>
-          <w:color w:val="1E293B"/>
-          <w:sz w:val="20"/>
-        </w:rPr>
-        <w:t>Cleaning frequencies are customized by building risk tier:</w:t>
-      </w:r>
-    </w:p>
-    <w:tbl>
-      <w:tblPr>
-        <w:tblW w:type="auto" w:w="0"/>
-        <w:jc w:val="center"/>
-        <w:tblLayout w:type="autofit"/>
-        <w:tblLook w:firstColumn="1" w:firstRow="1" w:lastColumn="0" w:lastRow="0" w:noHBand="0" w:noVBand="1" w:val="04A0"/>
-      </w:tblPr>
-      <w:tblGrid>
-        <w:gridCol w:w="1872"/>
-        <w:gridCol w:w="1872"/>
-        <w:gridCol w:w="1872"/>
-        <w:gridCol w:w="1872"/>
-        <w:gridCol w:w="1872"/>
-      </w:tblGrid>
-      <w:tr>
-        <w:tc>
-          <w:tcPr>
-            <w:tcW w:type="dxa" w:w="1872"/>
-            <w:shd w:fill="0F172A"/>
-            <w:tcBorders>
-              <w:top w:val="single" w:sz="4" w:space="0" w:color="CBD5E1"/>
-              <w:left w:val="none"/>
-              <w:bottom w:val="single" w:sz="4" w:space="0" w:color="CBD5E1"/>
-              <w:right w:val="none"/>
-            </w:tcBorders>
-          </w:tcPr>
-          <w:p>
-            <w:pPr>
-              <w:spacing w:before="80" w:after="80"/>
-              <w:jc w:val="center"/>
-            </w:pPr>
-            <w:r>
-              <w:rPr>
-                <w:rFonts w:ascii="Calibri" w:hAnsi="Calibri"/>
-                <w:b/>
-                <w:color w:val="FFFFFF"/>
-                <w:sz w:val="19"/>
-              </w:rPr>
-              <w:t>Facility Zone / Room Type</w:t>
-            </w:r>
-          </w:p>
-        </w:tc>
-        <w:tc>
-          <w:tcPr>
-            <w:tcW w:type="dxa" w:w="1872"/>
-            <w:shd w:fill="0F172A"/>
-            <w:tcBorders>
-              <w:top w:val="single" w:sz="4" w:space="0" w:color="CBD5E1"/>
-              <w:left w:val="none"/>
-              <w:bottom w:val="single" w:sz="4" w:space="0" w:color="CBD5E1"/>
-              <w:right w:val="none"/>
-            </w:tcBorders>
-          </w:tcPr>
-          <w:p>
-            <w:pPr>
-              <w:spacing w:before="80" w:after="80"/>
-              <w:jc w:val="center"/>
-            </w:pPr>
-            <w:r>
-              <w:rPr>
-                <w:rFonts w:ascii="Calibri" w:hAnsi="Calibri"/>
-                <w:b/>
-                <w:color w:val="FFFFFF"/>
-                <w:sz w:val="19"/>
-              </w:rPr>
-              <w:t>Daily Evening Frequency</w:t>
-            </w:r>
-          </w:p>
-        </w:tc>
-        <w:tc>
-          <w:tcPr>
-            <w:tcW w:type="dxa" w:w="1872"/>
-            <w:shd w:fill="0F172A"/>
-            <w:tcBorders>
-              <w:top w:val="single" w:sz="4" w:space="0" w:color="CBD5E1"/>
-              <w:left w:val="none"/>
-              <w:bottom w:val="single" w:sz="4" w:space="0" w:color="CBD5E1"/>
-              <w:right w:val="none"/>
-            </w:tcBorders>
-          </w:tcPr>
-          <w:p>
-            <w:pPr>
-              <w:spacing w:before="80" w:after="80"/>
-              <w:jc w:val="center"/>
-            </w:pPr>
-            <w:r>
-              <w:rPr>
-                <w:rFonts w:ascii="Calibri" w:hAnsi="Calibri"/>
-                <w:b/>
-                <w:color w:val="FFFFFF"/>
-                <w:sz w:val="19"/>
-              </w:rPr>
-              <w:t>Weekly Specialty Service</w:t>
-            </w:r>
-          </w:p>
-        </w:tc>
-        <w:tc>
-          <w:tcPr>
-            <w:tcW w:type="dxa" w:w="1872"/>
-            <w:shd w:fill="0F172A"/>
-            <w:tcBorders>
-              <w:top w:val="single" w:sz="4" w:space="0" w:color="CBD5E1"/>
-              <w:left w:val="none"/>
-              <w:bottom w:val="single" w:sz="4" w:space="0" w:color="CBD5E1"/>
-              <w:right w:val="none"/>
-            </w:tcBorders>
-          </w:tcPr>
-          <w:p>
-            <w:pPr>
-              <w:spacing w:before="80" w:after="80"/>
-              <w:jc w:val="center"/>
-            </w:pPr>
-            <w:r>
-              <w:rPr>
-                <w:rFonts w:ascii="Calibri" w:hAnsi="Calibri"/>
-                <w:b/>
-                <w:color w:val="FFFFFF"/>
-                <w:sz w:val="19"/>
-              </w:rPr>
-              <w:t>Monthly Deep Restoration</w:t>
-            </w:r>
-          </w:p>
-        </w:tc>
-        <w:tc>
-          <w:tcPr>
-            <w:tcW w:type="dxa" w:w="1872"/>
-            <w:shd w:fill="0F172A"/>
-            <w:tcBorders>
-              <w:top w:val="single" w:sz="4" w:space="0" w:color="CBD5E1"/>
-              <w:left w:val="none"/>
-              <w:bottom w:val="single" w:sz="4" w:space="0" w:color="CBD5E1"/>
-              <w:right w:val="none"/>
-            </w:tcBorders>
-          </w:tcPr>
-          <w:p>
-            <w:pPr>
-              <w:spacing w:before="80" w:after="80"/>
-              <w:jc w:val="center"/>
-            </w:pPr>
-            <w:r>
-              <w:rPr>
-                <w:rFonts w:ascii="Calibri" w:hAnsi="Calibri"/>
-                <w:b/>
-                <w:color w:val="FFFFFF"/>
-                <w:sz w:val="19"/>
-              </w:rPr>
-              <w:t>Quarterly Infection Audit</w:t>
-            </w:r>
-          </w:p>
-        </w:tc>
-      </w:tr>
-      <w:tr>
-        <w:tc>
-          <w:tcPr>
-            <w:tcW w:type="dxa" w:w="1872"/>
-            <w:shd w:fill="F8FAFC"/>
-            <w:tcBorders>
-              <w:top w:val="single" w:sz="4" w:space="0" w:color="CBD5E1"/>
-              <w:left w:val="none"/>
-              <w:bottom w:val="single" w:sz="4" w:space="0" w:color="CBD5E1"/>
-              <w:right w:val="none"/>
-            </w:tcBorders>
-          </w:tcPr>
-          <w:p>
-            <w:pPr>
-              <w:spacing w:before="80" w:after="80"/>
-              <w:jc w:val="left"/>
-            </w:pPr>
-            <w:r>
-              <w:rPr>
-                <w:rFonts w:ascii="Calibri" w:hAnsi="Calibri"/>
-                <w:color w:val="1E293B"/>
-                <w:sz w:val="18"/>
-              </w:rPr>
-              <w:t>Operating Suites (Building A)</w:t>
-            </w:r>
-          </w:p>
-        </w:tc>
-        <w:tc>
-          <w:tcPr>
-            <w:tcW w:type="dxa" w:w="1872"/>
-            <w:shd w:fill="F8FAFC"/>
-            <w:tcBorders>
-              <w:top w:val="single" w:sz="4" w:space="0" w:color="CBD5E1"/>
-              <w:left w:val="none"/>
-              <w:bottom w:val="single" w:sz="4" w:space="0" w:color="CBD5E1"/>
-              <w:right w:val="none"/>
-            </w:tcBorders>
-          </w:tcPr>
-          <w:p>
-            <w:pPr>
-              <w:spacing w:before="80" w:after="80"/>
-              <w:jc w:val="left"/>
-            </w:pPr>
-            <w:r>
-              <w:rPr>
-                <w:rFonts w:ascii="Calibri" w:hAnsi="Calibri"/>
-                <w:color w:val="1E293B"/>
-                <w:sz w:val="18"/>
-              </w:rPr>
-              <w:t>Terminal cleaning &amp; floor wet-vacuum</w:t>
-            </w:r>
-          </w:p>
-        </w:tc>
-        <w:tc>
-          <w:tcPr>
-            <w:tcW w:type="dxa" w:w="1872"/>
-            <w:shd w:fill="F8FAFC"/>
-            <w:tcBorders>
-              <w:top w:val="single" w:sz="4" w:space="0" w:color="CBD5E1"/>
-              <w:left w:val="none"/>
-              <w:bottom w:val="single" w:sz="4" w:space="0" w:color="CBD5E1"/>
-              <w:right w:val="none"/>
-            </w:tcBorders>
-          </w:tcPr>
-          <w:p>
-            <w:pPr>
-              <w:spacing w:before="80" w:after="80"/>
-              <w:jc w:val="left"/>
-            </w:pPr>
-            <w:r>
-              <w:rPr>
-                <w:rFonts w:ascii="Calibri" w:hAnsi="Calibri"/>
-                <w:color w:val="1E293B"/>
-                <w:sz w:val="18"/>
-              </w:rPr>
-              <w:t>Ceiling HEPA vacuum &amp; wall wash</w:t>
-            </w:r>
-          </w:p>
-        </w:tc>
-        <w:tc>
-          <w:tcPr>
-            <w:tcW w:type="dxa" w:w="1872"/>
-            <w:shd w:fill="F8FAFC"/>
-            <w:tcBorders>
-              <w:top w:val="single" w:sz="4" w:space="0" w:color="CBD5E1"/>
-              <w:left w:val="none"/>
-              <w:bottom w:val="single" w:sz="4" w:space="0" w:color="CBD5E1"/>
-              <w:right w:val="none"/>
-            </w:tcBorders>
-          </w:tcPr>
-          <w:p>
-            <w:pPr>
-              <w:spacing w:before="80" w:after="80"/>
-              <w:jc w:val="left"/>
-            </w:pPr>
-            <w:r>
-              <w:rPr>
-                <w:rFonts w:ascii="Calibri" w:hAnsi="Calibri"/>
-                <w:color w:val="1E293B"/>
-                <w:sz w:val="18"/>
-              </w:rPr>
-              <w:t>High-level floor strip &amp; seal</w:t>
-            </w:r>
-          </w:p>
-        </w:tc>
-        <w:tc>
-          <w:tcPr>
-            <w:tcW w:type="dxa" w:w="1872"/>
-            <w:shd w:fill="F8FAFC"/>
-            <w:tcBorders>
-              <w:top w:val="single" w:sz="4" w:space="0" w:color="CBD5E1"/>
-              <w:left w:val="none"/>
-              <w:bottom w:val="single" w:sz="4" w:space="0" w:color="CBD5E1"/>
-              <w:right w:val="none"/>
-            </w:tcBorders>
-          </w:tcPr>
-          <w:p>
-            <w:pPr>
-              <w:spacing w:before="80" w:after="80"/>
-              <w:jc w:val="left"/>
-            </w:pPr>
-            <w:r>
-              <w:rPr>
-                <w:rFonts w:ascii="Calibri" w:hAnsi="Calibri"/>
-                <w:color w:val="1E293B"/>
-                <w:sz w:val="18"/>
-              </w:rPr>
-              <w:t>ATP bioluminescence swab audit</w:t>
-            </w:r>
-          </w:p>
-        </w:tc>
-      </w:tr>
-      <w:tr>
-        <w:tc>
-          <w:tcPr>
-            <w:tcW w:type="dxa" w:w="1872"/>
-            <w:shd w:fill="FFFFFF"/>
-            <w:tcBorders>
-              <w:top w:val="single" w:sz="4" w:space="0" w:color="CBD5E1"/>
-              <w:left w:val="none"/>
-              <w:bottom w:val="single" w:sz="4" w:space="0" w:color="CBD5E1"/>
-              <w:right w:val="none"/>
-            </w:tcBorders>
-          </w:tcPr>
-          <w:p>
-            <w:pPr>
-              <w:spacing w:before="80" w:after="80"/>
-              <w:jc w:val="left"/>
-            </w:pPr>
-            <w:r>
-              <w:rPr>
-                <w:rFonts w:ascii="Calibri" w:hAnsi="Calibri"/>
-                <w:color w:val="1E293B"/>
-                <w:sz w:val="18"/>
-              </w:rPr>
-              <w:t>Exam Rooms (Buildings B &amp; C)</w:t>
-            </w:r>
-          </w:p>
-        </w:tc>
-        <w:tc>
-          <w:tcPr>
-            <w:tcW w:type="dxa" w:w="1872"/>
-            <w:shd w:fill="FFFFFF"/>
-            <w:tcBorders>
-              <w:top w:val="single" w:sz="4" w:space="0" w:color="CBD5E1"/>
-              <w:left w:val="none"/>
-              <w:bottom w:val="single" w:sz="4" w:space="0" w:color="CBD5E1"/>
-              <w:right w:val="none"/>
-            </w:tcBorders>
-          </w:tcPr>
-          <w:p>
-            <w:pPr>
-              <w:spacing w:before="80" w:after="80"/>
-              <w:jc w:val="left"/>
-            </w:pPr>
-            <w:r>
-              <w:rPr>
-                <w:rFonts w:ascii="Calibri" w:hAnsi="Calibri"/>
-                <w:color w:val="1E293B"/>
-                <w:sz w:val="18"/>
-              </w:rPr>
-              <w:t>Dwell-time wipe of tables, stools, sinks</w:t>
-            </w:r>
-          </w:p>
-        </w:tc>
-        <w:tc>
-          <w:tcPr>
-            <w:tcW w:type="dxa" w:w="1872"/>
-            <w:shd w:fill="FFFFFF"/>
-            <w:tcBorders>
-              <w:top w:val="single" w:sz="4" w:space="0" w:color="CBD5E1"/>
-              <w:left w:val="none"/>
-              <w:bottom w:val="single" w:sz="4" w:space="0" w:color="CBD5E1"/>
-              <w:right w:val="none"/>
-            </w:tcBorders>
-          </w:tcPr>
-          <w:p>
-            <w:pPr>
-              <w:spacing w:before="80" w:after="80"/>
-              <w:jc w:val="left"/>
-            </w:pPr>
-            <w:r>
-              <w:rPr>
-                <w:rFonts w:ascii="Calibri" w:hAnsi="Calibri"/>
-                <w:color w:val="1E293B"/>
-                <w:sz w:val="18"/>
-              </w:rPr>
-              <w:t>Baseboard scrubbing &amp; high-dusting</w:t>
-            </w:r>
-          </w:p>
-        </w:tc>
-        <w:tc>
-          <w:tcPr>
-            <w:tcW w:type="dxa" w:w="1872"/>
-            <w:shd w:fill="FFFFFF"/>
-            <w:tcBorders>
-              <w:top w:val="single" w:sz="4" w:space="0" w:color="CBD5E1"/>
-              <w:left w:val="none"/>
-              <w:bottom w:val="single" w:sz="4" w:space="0" w:color="CBD5E1"/>
-              <w:right w:val="none"/>
-            </w:tcBorders>
-          </w:tcPr>
-          <w:p>
-            <w:pPr>
-              <w:spacing w:before="80" w:after="80"/>
-              <w:jc w:val="left"/>
-            </w:pPr>
-            <w:r>
-              <w:rPr>
-                <w:rFonts w:ascii="Calibri" w:hAnsi="Calibri"/>
-                <w:color w:val="1E293B"/>
-                <w:sz w:val="18"/>
-              </w:rPr>
-              <w:t>Cabinet interior sanitization</w:t>
-            </w:r>
-          </w:p>
-        </w:tc>
-        <w:tc>
-          <w:tcPr>
-            <w:tcW w:type="dxa" w:w="1872"/>
-            <w:shd w:fill="FFFFFF"/>
-            <w:tcBorders>
-              <w:top w:val="single" w:sz="4" w:space="0" w:color="CBD5E1"/>
-              <w:left w:val="none"/>
-              <w:bottom w:val="single" w:sz="4" w:space="0" w:color="CBD5E1"/>
-              <w:right w:val="none"/>
-            </w:tcBorders>
-          </w:tcPr>
-          <w:p>
-            <w:pPr>
-              <w:spacing w:before="80" w:after="80"/>
-              <w:jc w:val="left"/>
-            </w:pPr>
-            <w:r>
-              <w:rPr>
-                <w:rFonts w:ascii="Calibri" w:hAnsi="Calibri"/>
-                <w:color w:val="1E293B"/>
-                <w:sz w:val="18"/>
-              </w:rPr>
-              <w:t>Random ATP protein swab check</w:t>
-            </w:r>
-          </w:p>
-        </w:tc>
-      </w:tr>
-      <w:tr>
-        <w:tc>
-          <w:tcPr>
-            <w:tcW w:type="dxa" w:w="1872"/>
-            <w:shd w:fill="F8FAFC"/>
-            <w:tcBorders>
-              <w:top w:val="single" w:sz="4" w:space="0" w:color="CBD5E1"/>
-              <w:left w:val="none"/>
-              <w:bottom w:val="single" w:sz="4" w:space="0" w:color="CBD5E1"/>
-              <w:right w:val="none"/>
-            </w:tcBorders>
-          </w:tcPr>
-          <w:p>
-            <w:pPr>
-              <w:spacing w:before="80" w:after="80"/>
-              <w:jc w:val="left"/>
-            </w:pPr>
-            <w:r>
-              <w:rPr>
-                <w:rFonts w:ascii="Calibri" w:hAnsi="Calibri"/>
-                <w:color w:val="1E293B"/>
-                <w:sz w:val="18"/>
-              </w:rPr>
-              <w:t>Waiting Rooms &amp; Lobbies</w:t>
-            </w:r>
-          </w:p>
-        </w:tc>
-        <w:tc>
-          <w:tcPr>
-            <w:tcW w:type="dxa" w:w="1872"/>
-            <w:shd w:fill="F8FAFC"/>
-            <w:tcBorders>
-              <w:top w:val="single" w:sz="4" w:space="0" w:color="CBD5E1"/>
-              <w:left w:val="none"/>
-              <w:bottom w:val="single" w:sz="4" w:space="0" w:color="CBD5E1"/>
-              <w:right w:val="none"/>
-            </w:tcBorders>
-          </w:tcPr>
-          <w:p>
-            <w:pPr>
-              <w:spacing w:before="80" w:after="80"/>
-              <w:jc w:val="left"/>
-            </w:pPr>
-            <w:r>
-              <w:rPr>
-                <w:rFonts w:ascii="Calibri" w:hAnsi="Calibri"/>
-                <w:color w:val="1E293B"/>
-                <w:sz w:val="18"/>
-              </w:rPr>
-              <w:t>Continuous disinfection of armrests/counters</w:t>
-            </w:r>
-          </w:p>
-        </w:tc>
-        <w:tc>
-          <w:tcPr>
-            <w:tcW w:type="dxa" w:w="1872"/>
-            <w:shd w:fill="F8FAFC"/>
-            <w:tcBorders>
-              <w:top w:val="single" w:sz="4" w:space="0" w:color="CBD5E1"/>
-              <w:left w:val="none"/>
-              <w:bottom w:val="single" w:sz="4" w:space="0" w:color="CBD5E1"/>
-              <w:right w:val="none"/>
-            </w:tcBorders>
-          </w:tcPr>
-          <w:p>
-            <w:pPr>
-              <w:spacing w:before="80" w:after="80"/>
-              <w:jc w:val="left"/>
-            </w:pPr>
-            <w:r>
-              <w:rPr>
-                <w:rFonts w:ascii="Calibri" w:hAnsi="Calibri"/>
-                <w:color w:val="1E293B"/>
-                <w:sz w:val="18"/>
-              </w:rPr>
-              <w:t>Low-moisture carpet extraction</w:t>
-            </w:r>
-          </w:p>
-        </w:tc>
-        <w:tc>
-          <w:tcPr>
-            <w:tcW w:type="dxa" w:w="1872"/>
-            <w:shd w:fill="F8FAFC"/>
-            <w:tcBorders>
-              <w:top w:val="single" w:sz="4" w:space="0" w:color="CBD5E1"/>
-              <w:left w:val="none"/>
-              <w:bottom w:val="single" w:sz="4" w:space="0" w:color="CBD5E1"/>
-              <w:right w:val="none"/>
-            </w:tcBorders>
-          </w:tcPr>
-          <w:p>
-            <w:pPr>
-              <w:spacing w:before="80" w:after="80"/>
-              <w:jc w:val="left"/>
-            </w:pPr>
-            <w:r>
-              <w:rPr>
-                <w:rFonts w:ascii="Calibri" w:hAnsi="Calibri"/>
-                <w:color w:val="1E293B"/>
-                <w:sz w:val="18"/>
-              </w:rPr>
-              <w:t>Tile grout deep scrub &amp; reseal</w:t>
-            </w:r>
-          </w:p>
-        </w:tc>
-        <w:tc>
-          <w:tcPr>
-            <w:tcW w:type="dxa" w:w="1872"/>
-            <w:shd w:fill="F8FAFC"/>
-            <w:tcBorders>
-              <w:top w:val="single" w:sz="4" w:space="0" w:color="CBD5E1"/>
-              <w:left w:val="none"/>
-              <w:bottom w:val="single" w:sz="4" w:space="0" w:color="CBD5E1"/>
-              <w:right w:val="none"/>
-            </w:tcBorders>
-          </w:tcPr>
-          <w:p>
-            <w:pPr>
-              <w:spacing w:before="80" w:after="80"/>
-              <w:jc w:val="left"/>
-            </w:pPr>
-            <w:r>
-              <w:rPr>
-                <w:rFonts w:ascii="Calibri" w:hAnsi="Calibri"/>
-                <w:color w:val="1E293B"/>
-                <w:sz w:val="18"/>
-              </w:rPr>
-              <w:t>Air quality particulate count</w:t>
-            </w:r>
-          </w:p>
-        </w:tc>
-      </w:tr>
-      <w:tr>
-        <w:tc>
-          <w:tcPr>
-            <w:tcW w:type="dxa" w:w="1872"/>
-            <w:shd w:fill="FFFFFF"/>
-            <w:tcBorders>
-              <w:top w:val="single" w:sz="4" w:space="0" w:color="CBD5E1"/>
-              <w:left w:val="none"/>
-              <w:bottom w:val="single" w:sz="4" w:space="0" w:color="CBD5E1"/>
-              <w:right w:val="none"/>
-            </w:tcBorders>
-          </w:tcPr>
-          <w:p>
-            <w:pPr>
-              <w:spacing w:before="80" w:after="80"/>
-              <w:jc w:val="left"/>
-            </w:pPr>
-            <w:r>
-              <w:rPr>
-                <w:rFonts w:ascii="Calibri" w:hAnsi="Calibri"/>
-                <w:color w:val="1E293B"/>
-                <w:sz w:val="18"/>
-              </w:rPr>
-              <w:t>Restrooms &amp; Scrub Sinks</w:t>
-            </w:r>
-          </w:p>
-        </w:tc>
-        <w:tc>
-          <w:tcPr>
-            <w:tcW w:type="dxa" w:w="1872"/>
-            <w:shd w:fill="FFFFFF"/>
-            <w:tcBorders>
-              <w:top w:val="single" w:sz="4" w:space="0" w:color="CBD5E1"/>
-              <w:left w:val="none"/>
-              <w:bottom w:val="single" w:sz="4" w:space="0" w:color="CBD5E1"/>
-              <w:right w:val="none"/>
-            </w:tcBorders>
-          </w:tcPr>
-          <w:p>
-            <w:pPr>
-              <w:spacing w:before="80" w:after="80"/>
-              <w:jc w:val="left"/>
-            </w:pPr>
-            <w:r>
-              <w:rPr>
-                <w:rFonts w:ascii="Calibri" w:hAnsi="Calibri"/>
-                <w:color w:val="1E293B"/>
-                <w:sz w:val="18"/>
-              </w:rPr>
-              <w:t>Full chemical wash &amp; germicidal fogging</w:t>
-            </w:r>
-          </w:p>
-        </w:tc>
-        <w:tc>
-          <w:tcPr>
-            <w:tcW w:type="dxa" w:w="1872"/>
-            <w:shd w:fill="FFFFFF"/>
-            <w:tcBorders>
-              <w:top w:val="single" w:sz="4" w:space="0" w:color="CBD5E1"/>
-              <w:left w:val="none"/>
-              <w:bottom w:val="single" w:sz="4" w:space="0" w:color="CBD5E1"/>
-              <w:right w:val="none"/>
-            </w:tcBorders>
-          </w:tcPr>
-          <w:p>
-            <w:pPr>
-              <w:spacing w:before="80" w:after="80"/>
-              <w:jc w:val="left"/>
-            </w:pPr>
-            <w:r>
-              <w:rPr>
-                <w:rFonts w:ascii="Calibri" w:hAnsi="Calibri"/>
-                <w:color w:val="1E293B"/>
-                <w:sz w:val="18"/>
-              </w:rPr>
-              <w:t>Acid descaling of chrome fixtures</w:t>
-            </w:r>
-          </w:p>
-        </w:tc>
-        <w:tc>
-          <w:tcPr>
-            <w:tcW w:type="dxa" w:w="1872"/>
-            <w:shd w:fill="FFFFFF"/>
-            <w:tcBorders>
-              <w:top w:val="single" w:sz="4" w:space="0" w:color="CBD5E1"/>
-              <w:left w:val="none"/>
-              <w:bottom w:val="single" w:sz="4" w:space="0" w:color="CBD5E1"/>
-              <w:right w:val="none"/>
-            </w:tcBorders>
-          </w:tcPr>
-          <w:p>
-            <w:pPr>
-              <w:spacing w:before="80" w:after="80"/>
-              <w:jc w:val="left"/>
-            </w:pPr>
-            <w:r>
-              <w:rPr>
-                <w:rFonts w:ascii="Calibri" w:hAnsi="Calibri"/>
-                <w:color w:val="1E293B"/>
-                <w:sz w:val="18"/>
-              </w:rPr>
-              <w:t>Floor drain enzymatic flush</w:t>
-            </w:r>
-          </w:p>
-        </w:tc>
-        <w:tc>
-          <w:tcPr>
-            <w:tcW w:type="dxa" w:w="1872"/>
-            <w:shd w:fill="FFFFFF"/>
-            <w:tcBorders>
-              <w:top w:val="single" w:sz="4" w:space="0" w:color="CBD5E1"/>
-              <w:left w:val="none"/>
-              <w:bottom w:val="single" w:sz="4" w:space="0" w:color="CBD5E1"/>
-              <w:right w:val="none"/>
-            </w:tcBorders>
-          </w:tcPr>
-          <w:p>
-            <w:pPr>
-              <w:spacing w:before="80" w:after="80"/>
-              <w:jc w:val="left"/>
-            </w:pPr>
-            <w:r>
-              <w:rPr>
-                <w:rFonts w:ascii="Calibri" w:hAnsi="Calibri"/>
-                <w:color w:val="1E293B"/>
-                <w:sz w:val="18"/>
-              </w:rPr>
-              <w:t>Hygiene swab verification</w:t>
-            </w:r>
-          </w:p>
-        </w:tc>
-      </w:tr>
-      <w:tr>
-        <w:tc>
-          <w:tcPr>
-            <w:tcW w:type="dxa" w:w="1872"/>
-            <w:shd w:fill="F8FAFC"/>
-            <w:tcBorders>
-              <w:top w:val="single" w:sz="4" w:space="0" w:color="CBD5E1"/>
-              <w:left w:val="none"/>
-              <w:bottom w:val="single" w:sz="4" w:space="0" w:color="CBD5E1"/>
-              <w:right w:val="none"/>
-            </w:tcBorders>
-          </w:tcPr>
-          <w:p>
-            <w:pPr>
-              <w:spacing w:before="80" w:after="80"/>
-              <w:jc w:val="left"/>
-            </w:pPr>
-            <w:r>
-              <w:rPr>
-                <w:rFonts w:ascii="Calibri" w:hAnsi="Calibri"/>
-                <w:color w:val="1E293B"/>
-                <w:sz w:val="18"/>
-              </w:rPr>
-              <w:t>Infusion Bays (Building C)</w:t>
-            </w:r>
-          </w:p>
-        </w:tc>
-        <w:tc>
-          <w:tcPr>
-            <w:tcW w:type="dxa" w:w="1872"/>
-            <w:shd w:fill="F8FAFC"/>
-            <w:tcBorders>
-              <w:top w:val="single" w:sz="4" w:space="0" w:color="CBD5E1"/>
-              <w:left w:val="none"/>
-              <w:bottom w:val="single" w:sz="4" w:space="0" w:color="CBD5E1"/>
-              <w:right w:val="none"/>
-            </w:tcBorders>
-          </w:tcPr>
-          <w:p>
-            <w:pPr>
-              <w:spacing w:before="80" w:after="80"/>
-              <w:jc w:val="left"/>
-            </w:pPr>
-            <w:r>
-              <w:rPr>
-                <w:rFonts w:ascii="Calibri" w:hAnsi="Calibri"/>
-                <w:color w:val="1E293B"/>
-                <w:sz w:val="18"/>
-              </w:rPr>
-              <w:t>Terminal wipe of IV poles, recliners, monitors</w:t>
-            </w:r>
-          </w:p>
-        </w:tc>
-        <w:tc>
-          <w:tcPr>
-            <w:tcW w:type="dxa" w:w="1872"/>
-            <w:shd w:fill="F8FAFC"/>
-            <w:tcBorders>
-              <w:top w:val="single" w:sz="4" w:space="0" w:color="CBD5E1"/>
-              <w:left w:val="none"/>
-              <w:bottom w:val="single" w:sz="4" w:space="0" w:color="CBD5E1"/>
-              <w:right w:val="none"/>
-            </w:tcBorders>
-          </w:tcPr>
-          <w:p>
-            <w:pPr>
-              <w:spacing w:before="80" w:after="80"/>
-              <w:jc w:val="left"/>
-            </w:pPr>
-            <w:r>
-              <w:rPr>
-                <w:rFonts w:ascii="Calibri" w:hAnsi="Calibri"/>
-                <w:color w:val="1E293B"/>
-                <w:sz w:val="18"/>
-              </w:rPr>
-              <w:t>Privacy curtain antimicrobial mist</w:t>
-            </w:r>
-          </w:p>
-        </w:tc>
-        <w:tc>
-          <w:tcPr>
-            <w:tcW w:type="dxa" w:w="1872"/>
-            <w:shd w:fill="F8FAFC"/>
-            <w:tcBorders>
-              <w:top w:val="single" w:sz="4" w:space="0" w:color="CBD5E1"/>
-              <w:left w:val="none"/>
-              <w:bottom w:val="single" w:sz="4" w:space="0" w:color="CBD5E1"/>
-              <w:right w:val="none"/>
-            </w:tcBorders>
-          </w:tcPr>
-          <w:p>
-            <w:pPr>
-              <w:spacing w:before="80" w:after="80"/>
-              <w:jc w:val="left"/>
-            </w:pPr>
-            <w:r>
-              <w:rPr>
-                <w:rFonts w:ascii="Calibri" w:hAnsi="Calibri"/>
-                <w:color w:val="1E293B"/>
-                <w:sz w:val="18"/>
-              </w:rPr>
-              <w:t>Hard floor machine burnishing</w:t>
-            </w:r>
-          </w:p>
-        </w:tc>
-        <w:tc>
-          <w:tcPr>
-            <w:tcW w:type="dxa" w:w="1872"/>
-            <w:shd w:fill="F8FAFC"/>
-            <w:tcBorders>
-              <w:top w:val="single" w:sz="4" w:space="0" w:color="CBD5E1"/>
-              <w:left w:val="none"/>
-              <w:bottom w:val="single" w:sz="4" w:space="0" w:color="CBD5E1"/>
-              <w:right w:val="none"/>
-            </w:tcBorders>
-          </w:tcPr>
-          <w:p>
-            <w:pPr>
-              <w:spacing w:before="80" w:after="80"/>
-              <w:jc w:val="left"/>
-            </w:pPr>
-            <w:r>
-              <w:rPr>
-                <w:rFonts w:ascii="Calibri" w:hAnsi="Calibri"/>
-                <w:color w:val="1E293B"/>
-                <w:sz w:val="18"/>
-              </w:rPr>
-              <w:t>Clinical director inspection sign-off</w:t>
-            </w:r>
-          </w:p>
-        </w:tc>
-      </w:tr>
-      <w:tr>
-        <w:tc>
-          <w:tcPr>
-            <w:tcW w:type="dxa" w:w="1872"/>
-            <w:shd w:fill="FFFFFF"/>
-            <w:tcBorders>
-              <w:top w:val="single" w:sz="4" w:space="0" w:color="CBD5E1"/>
-              <w:left w:val="none"/>
-              <w:bottom w:val="single" w:sz="4" w:space="0" w:color="CBD5E1"/>
-              <w:right w:val="none"/>
-            </w:tcBorders>
-          </w:tcPr>
-          <w:p>
-            <w:pPr>
-              <w:spacing w:before="80" w:after="80"/>
-              <w:jc w:val="left"/>
-            </w:pPr>
-            <w:r>
-              <w:rPr>
-                <w:rFonts w:ascii="Calibri" w:hAnsi="Calibri"/>
-                <w:color w:val="1E293B"/>
-                <w:sz w:val="18"/>
-              </w:rPr>
-              <w:t>Physical Therapy Gym (Building D)</w:t>
-            </w:r>
-          </w:p>
-        </w:tc>
-        <w:tc>
-          <w:tcPr>
-            <w:tcW w:type="dxa" w:w="1872"/>
-            <w:shd w:fill="FFFFFF"/>
-            <w:tcBorders>
-              <w:top w:val="single" w:sz="4" w:space="0" w:color="CBD5E1"/>
-              <w:left w:val="none"/>
-              <w:bottom w:val="single" w:sz="4" w:space="0" w:color="CBD5E1"/>
-              <w:right w:val="none"/>
-            </w:tcBorders>
-          </w:tcPr>
-          <w:p>
-            <w:pPr>
-              <w:spacing w:before="80" w:after="80"/>
-              <w:jc w:val="left"/>
-            </w:pPr>
-            <w:r>
-              <w:rPr>
-                <w:rFonts w:ascii="Calibri" w:hAnsi="Calibri"/>
-                <w:color w:val="1E293B"/>
-                <w:sz w:val="18"/>
-              </w:rPr>
-              <w:t>Antimicrobial wipe of mats, weights, tables</w:t>
-            </w:r>
-          </w:p>
-        </w:tc>
-        <w:tc>
-          <w:tcPr>
-            <w:tcW w:type="dxa" w:w="1872"/>
-            <w:shd w:fill="FFFFFF"/>
-            <w:tcBorders>
-              <w:top w:val="single" w:sz="4" w:space="0" w:color="CBD5E1"/>
-              <w:left w:val="none"/>
-              <w:bottom w:val="single" w:sz="4" w:space="0" w:color="CBD5E1"/>
-              <w:right w:val="none"/>
-            </w:tcBorders>
-          </w:tcPr>
-          <w:p>
-            <w:pPr>
-              <w:spacing w:before="80" w:after="80"/>
-              <w:jc w:val="left"/>
-            </w:pPr>
-            <w:r>
-              <w:rPr>
-                <w:rFonts w:ascii="Calibri" w:hAnsi="Calibri"/>
-                <w:color w:val="1E293B"/>
-                <w:sz w:val="18"/>
-              </w:rPr>
-              <w:t>Rubber floor automated autoscrubber</w:t>
-            </w:r>
-          </w:p>
-        </w:tc>
-        <w:tc>
-          <w:tcPr>
-            <w:tcW w:type="dxa" w:w="1872"/>
-            <w:shd w:fill="FFFFFF"/>
-            <w:tcBorders>
-              <w:top w:val="single" w:sz="4" w:space="0" w:color="CBD5E1"/>
-              <w:left w:val="none"/>
-              <w:bottom w:val="single" w:sz="4" w:space="0" w:color="CBD5E1"/>
-              <w:right w:val="none"/>
-            </w:tcBorders>
-          </w:tcPr>
-          <w:p>
-            <w:pPr>
-              <w:spacing w:before="80" w:after="80"/>
-              <w:jc w:val="left"/>
-            </w:pPr>
-            <w:r>
-              <w:rPr>
-                <w:rFonts w:ascii="Calibri" w:hAnsi="Calibri"/>
-                <w:color w:val="1E293B"/>
-                <w:sz w:val="18"/>
-              </w:rPr>
-              <w:t>Full athletic mat steam extract</w:t>
-            </w:r>
-          </w:p>
-        </w:tc>
-        <w:tc>
-          <w:tcPr>
-            <w:tcW w:type="dxa" w:w="1872"/>
-            <w:shd w:fill="FFFFFF"/>
-            <w:tcBorders>
-              <w:top w:val="single" w:sz="4" w:space="0" w:color="CBD5E1"/>
-              <w:left w:val="none"/>
-              <w:bottom w:val="single" w:sz="4" w:space="0" w:color="CBD5E1"/>
-              <w:right w:val="none"/>
-            </w:tcBorders>
-          </w:tcPr>
-          <w:p>
-            <w:pPr>
-              <w:spacing w:before="80" w:after="80"/>
-              <w:jc w:val="left"/>
-            </w:pPr>
-            <w:r>
-              <w:rPr>
-                <w:rFonts w:ascii="Calibri" w:hAnsi="Calibri"/>
-                <w:color w:val="1E293B"/>
-                <w:sz w:val="18"/>
-              </w:rPr>
-              <w:t>Slip-resistance coefficient test</w:t>
-            </w:r>
-          </w:p>
-        </w:tc>
-      </w:tr>
-    </w:tbl>
-    <w:p>
-      <w:pPr>
-        <w:spacing w:before="0" w:after="160"/>
-      </w:pPr>
-    </w:p>
-    <w:p>
-      <w:r>
-        <w:br w:type="page"/>
-      </w:r>
-    </w:p>
-    <w:p>
-      <w:pPr>
-        <w:keepNext/>
-        <w:spacing w:before="280" w:after="80"/>
-      </w:pPr>
-      <w:r>
-        <w:rPr>
-          <w:rFonts w:ascii="Calibri" w:hAnsi="Calibri"/>
-          <w:b/>
-          <w:color w:val="0F172A"/>
-          <w:sz w:val="26"/>
-        </w:rPr>
-        <w:t>SECTION 5: STAFFING MATRIX, BACKGROUND SCREENING &amp; SUPERVISOR QA</w:t>
-      </w:r>
-    </w:p>
-    <w:p>
-      <w:pPr>
-        <w:spacing w:before="0" w:after="120" w:line="276" w:lineRule="auto"/>
-      </w:pPr>
-      <w:r>
-        <w:rPr>
-          <w:rFonts w:ascii="Calibri" w:hAnsi="Calibri"/>
-          <w:color w:val="1E293B"/>
-          <w:sz w:val="20"/>
-        </w:rPr>
-        <w:t>To service 48,000 square feet across four buildings, Coastal Shine deploys a dedicated, consistent seven-person evening medical cleaning crew (6:00 PM – 11:30 PM, Monday through Friday, with on-call Saturday coverage):</w:t>
-      </w:r>
-    </w:p>
-    <w:p>
-      <w:pPr>
-        <w:pStyle w:val="ListBullet"/>
-        <w:spacing w:before="0" w:after="60" w:line="276" w:lineRule="auto"/>
-      </w:pPr>
-      <w:r>
-        <w:rPr>
-          <w:rFonts w:ascii="Calibri" w:hAnsi="Calibri"/>
-          <w:color w:val="1E293B"/>
-          <w:sz w:val="20"/>
-        </w:rPr>
-        <w:t>1 Full-Time CHEST-Certified Healthcare Operations Supervisor (Non-working QA supervisor dedicated solely to quality control, ATP swab testing, and client communication).</w:t>
-      </w:r>
-    </w:p>
-    <w:p>
-      <w:pPr>
-        <w:pStyle w:val="ListBullet"/>
-        <w:spacing w:before="0" w:after="60" w:line="276" w:lineRule="auto"/>
-      </w:pPr>
-      <w:r>
-        <w:rPr>
-          <w:rFonts w:ascii="Calibri" w:hAnsi="Calibri"/>
-          <w:color w:val="1E293B"/>
-          <w:sz w:val="20"/>
-        </w:rPr>
-        <w:t>2 Surgical &amp; Clinical Specialists (Assigned exclusively to Building A and Building C surgical/infusion suites).</w:t>
-      </w:r>
-    </w:p>
-    <w:p>
-      <w:pPr>
-        <w:pStyle w:val="ListBullet"/>
-        <w:spacing w:before="0" w:after="60" w:line="276" w:lineRule="auto"/>
-      </w:pPr>
-      <w:r>
-        <w:rPr>
-          <w:rFonts w:ascii="Calibri" w:hAnsi="Calibri"/>
-          <w:color w:val="1E293B"/>
-          <w:sz w:val="20"/>
-        </w:rPr>
-        <w:t>2 Exam Room &amp; Triage Technicians (Assigned to Building B pediatric urgent care and Building C exam rooms).</w:t>
-      </w:r>
-    </w:p>
-    <w:p>
-      <w:pPr>
-        <w:pStyle w:val="ListBullet"/>
-        <w:spacing w:before="0" w:after="60" w:line="276" w:lineRule="auto"/>
-      </w:pPr>
-      <w:r>
-        <w:rPr>
-          <w:rFonts w:ascii="Calibri" w:hAnsi="Calibri"/>
-          <w:color w:val="1E293B"/>
-          <w:sz w:val="20"/>
-        </w:rPr>
-        <w:t>2 Floor &amp; General Environmental Technicians (Assigned to Building D gym, lobbies, restrooms, trash removal, and machine floor maintenance).</w:t>
-      </w:r>
-    </w:p>
-    <w:p>
-      <w:pPr>
-        <w:spacing w:before="0" w:after="120" w:line="276" w:lineRule="auto"/>
-      </w:pPr>
-      <w:r>
-        <w:rPr>
-          <w:rFonts w:ascii="Calibri" w:hAnsi="Calibri"/>
-          <w:color w:val="1E293B"/>
-          <w:sz w:val="20"/>
-        </w:rPr>
-        <w:t>Background Screening &amp; Vetting Standards: 100% of deployed technicians undergo 10-panel drug screening, statewide FDLE Level 2 criminal fingerprint background checks, E-Verify employment eligibility authorization, and annual Bloodborne Pathogens &amp; Hazard Communication OSHA compliance certification.</w:t>
-      </w:r>
-    </w:p>
-    <w:p>
-      <w:pPr>
-        <w:spacing w:before="0" w:after="120" w:line="276" w:lineRule="auto"/>
-      </w:pPr>
-      <w:r>
-        <w:rPr>
-          <w:rFonts w:ascii="Calibri" w:hAnsi="Calibri"/>
-          <w:color w:val="1E293B"/>
-          <w:sz w:val="20"/>
-        </w:rPr>
-        <w:t>CleanTrak Digital Quality Assurance: Supervisors conduct daily inspections using CleanTrak mobile auditing software with geo-fenced time stamps, digital photos, and Hygiena Ensure Touch ATP bioluminescence testing (&lt; 25 RLU pass threshold).</w:t>
-      </w:r>
-    </w:p>
-    <w:p>
-      <w:r>
-        <w:br w:type="page"/>
-      </w:r>
-    </w:p>
-    <w:p>
-      <w:pPr>
-        <w:keepNext/>
-        <w:spacing w:before="280" w:after="80"/>
-      </w:pPr>
-      <w:r>
-        <w:rPr>
-          <w:rFonts w:ascii="Calibri" w:hAnsi="Calibri"/>
-          <w:b/>
-          <w:color w:val="0F172A"/>
-          <w:sz w:val="26"/>
-        </w:rPr>
-        <w:t>SECTION 6: COMPREHENSIVE COMMERCIAL PRICING SCHEDULE</w:t>
-      </w:r>
-    </w:p>
-    <w:p>
-      <w:pPr>
-        <w:spacing w:before="0" w:after="120" w:line="276" w:lineRule="auto"/>
-      </w:pPr>
-      <w:r>
-        <w:rPr>
-          <w:rFonts w:ascii="Calibri" w:hAnsi="Calibri"/>
-          <w:color w:val="1E293B"/>
-          <w:sz w:val="20"/>
-        </w:rPr>
-        <w:t>Coastal Shine submits a fully burdened monthly service fee covering labor, CHEST supervision, EPA List N chemicals, commercial HEPA equipment, and insurance:</w:t>
-      </w:r>
-    </w:p>
-    <w:tbl>
-      <w:tblPr>
-        <w:tblW w:type="auto" w:w="0"/>
-        <w:jc w:val="center"/>
-        <w:tblLayout w:type="autofit"/>
-        <w:tblLook w:firstColumn="1" w:firstRow="1" w:lastColumn="0" w:lastRow="0" w:noHBand="0" w:noVBand="1" w:val="04A0"/>
-      </w:tblPr>
-      <w:tblGrid>
-        <w:gridCol w:w="1560"/>
-        <w:gridCol w:w="1560"/>
-        <w:gridCol w:w="1560"/>
-        <w:gridCol w:w="1560"/>
-        <w:gridCol w:w="1560"/>
-        <w:gridCol w:w="1560"/>
-      </w:tblGrid>
-      <w:tr>
-        <w:tc>
-          <w:tcPr>
-            <w:tcW w:type="dxa" w:w="1560"/>
-            <w:shd w:fill="0F172A"/>
-            <w:tcBorders>
-              <w:top w:val="single" w:sz="4" w:space="0" w:color="CBD5E1"/>
-              <w:left w:val="none"/>
-              <w:bottom w:val="single" w:sz="4" w:space="0" w:color="CBD5E1"/>
-              <w:right w:val="none"/>
-            </w:tcBorders>
-          </w:tcPr>
-          <w:p>
-            <w:pPr>
-              <w:spacing w:before="80" w:after="80"/>
-              <w:jc w:val="center"/>
-            </w:pPr>
-            <w:r>
-              <w:rPr>
-                <w:rFonts w:ascii="Calibri" w:hAnsi="Calibri"/>
-                <w:b/>
-                <w:color w:val="FFFFFF"/>
-                <w:sz w:val="19"/>
-              </w:rPr>
-              <w:t>Facility Component</w:t>
-            </w:r>
-          </w:p>
-        </w:tc>
-        <w:tc>
-          <w:tcPr>
-            <w:tcW w:type="dxa" w:w="1560"/>
-            <w:shd w:fill="0F172A"/>
-            <w:tcBorders>
-              <w:top w:val="single" w:sz="4" w:space="0" w:color="CBD5E1"/>
-              <w:left w:val="none"/>
-              <w:bottom w:val="single" w:sz="4" w:space="0" w:color="CBD5E1"/>
-              <w:right w:val="none"/>
-            </w:tcBorders>
-          </w:tcPr>
-          <w:p>
-            <w:pPr>
-              <w:spacing w:before="80" w:after="80"/>
-              <w:jc w:val="center"/>
-            </w:pPr>
-            <w:r>
-              <w:rPr>
-                <w:rFonts w:ascii="Calibri" w:hAnsi="Calibri"/>
-                <w:b/>
-                <w:color w:val="FFFFFF"/>
-                <w:sz w:val="19"/>
-              </w:rPr>
-              <w:t>Rentable Sq Ft</w:t>
-            </w:r>
-          </w:p>
-        </w:tc>
-        <w:tc>
-          <w:tcPr>
-            <w:tcW w:type="dxa" w:w="1560"/>
-            <w:shd w:fill="0F172A"/>
-            <w:tcBorders>
-              <w:top w:val="single" w:sz="4" w:space="0" w:color="CBD5E1"/>
-              <w:left w:val="none"/>
-              <w:bottom w:val="single" w:sz="4" w:space="0" w:color="CBD5E1"/>
-              <w:right w:val="none"/>
-            </w:tcBorders>
-          </w:tcPr>
-          <w:p>
-            <w:pPr>
-              <w:spacing w:before="80" w:after="80"/>
-              <w:jc w:val="center"/>
-            </w:pPr>
-            <w:r>
-              <w:rPr>
-                <w:rFonts w:ascii="Calibri" w:hAnsi="Calibri"/>
-                <w:b/>
-                <w:color w:val="FFFFFF"/>
-                <w:sz w:val="19"/>
-              </w:rPr>
-              <w:t>Cleaning Risk Tier</w:t>
-            </w:r>
-          </w:p>
-        </w:tc>
-        <w:tc>
-          <w:tcPr>
-            <w:tcW w:type="dxa" w:w="1560"/>
-            <w:shd w:fill="0F172A"/>
-            <w:tcBorders>
-              <w:top w:val="single" w:sz="4" w:space="0" w:color="CBD5E1"/>
-              <w:left w:val="none"/>
-              <w:bottom w:val="single" w:sz="4" w:space="0" w:color="CBD5E1"/>
-              <w:right w:val="none"/>
-            </w:tcBorders>
-          </w:tcPr>
-          <w:p>
-            <w:pPr>
-              <w:spacing w:before="80" w:after="80"/>
-              <w:jc w:val="center"/>
-            </w:pPr>
-            <w:r>
-              <w:rPr>
-                <w:rFonts w:ascii="Calibri" w:hAnsi="Calibri"/>
-                <w:b/>
-                <w:color w:val="FFFFFF"/>
-                <w:sz w:val="19"/>
-              </w:rPr>
-              <w:t>Monthly Labor Cost</w:t>
-            </w:r>
-          </w:p>
-        </w:tc>
-        <w:tc>
-          <w:tcPr>
-            <w:tcW w:type="dxa" w:w="1560"/>
-            <w:shd w:fill="0F172A"/>
-            <w:tcBorders>
-              <w:top w:val="single" w:sz="4" w:space="0" w:color="CBD5E1"/>
-              <w:left w:val="none"/>
-              <w:bottom w:val="single" w:sz="4" w:space="0" w:color="CBD5E1"/>
-              <w:right w:val="none"/>
-            </w:tcBorders>
-          </w:tcPr>
-          <w:p>
-            <w:pPr>
-              <w:spacing w:before="80" w:after="80"/>
-              <w:jc w:val="center"/>
-            </w:pPr>
-            <w:r>
-              <w:rPr>
-                <w:rFonts w:ascii="Calibri" w:hAnsi="Calibri"/>
-                <w:b/>
-                <w:color w:val="FFFFFF"/>
-                <w:sz w:val="19"/>
-              </w:rPr>
-              <w:t>Chemicals &amp; Equipment</w:t>
-            </w:r>
-          </w:p>
-        </w:tc>
-        <w:tc>
-          <w:tcPr>
-            <w:tcW w:type="dxa" w:w="1560"/>
-            <w:shd w:fill="0F172A"/>
-            <w:tcBorders>
-              <w:top w:val="single" w:sz="4" w:space="0" w:color="CBD5E1"/>
-              <w:left w:val="none"/>
-              <w:bottom w:val="single" w:sz="4" w:space="0" w:color="CBD5E1"/>
-              <w:right w:val="none"/>
-            </w:tcBorders>
-          </w:tcPr>
-          <w:p>
-            <w:pPr>
-              <w:spacing w:before="80" w:after="80"/>
-              <w:jc w:val="center"/>
-            </w:pPr>
-            <w:r>
-              <w:rPr>
-                <w:rFonts w:ascii="Calibri" w:hAnsi="Calibri"/>
-                <w:b/>
-                <w:color w:val="FFFFFF"/>
-                <w:sz w:val="19"/>
-              </w:rPr>
-              <w:t>Total Monthly Fee</w:t>
-            </w:r>
-          </w:p>
-        </w:tc>
-      </w:tr>
-      <w:tr>
-        <w:tc>
-          <w:tcPr>
-            <w:tcW w:type="dxa" w:w="1560"/>
-            <w:shd w:fill="F8FAFC"/>
-            <w:tcBorders>
-              <w:top w:val="single" w:sz="4" w:space="0" w:color="CBD5E1"/>
-              <w:left w:val="none"/>
-              <w:bottom w:val="single" w:sz="4" w:space="0" w:color="CBD5E1"/>
-              <w:right w:val="none"/>
-            </w:tcBorders>
-          </w:tcPr>
-          <w:p>
-            <w:pPr>
-              <w:spacing w:before="80" w:after="80"/>
-              <w:jc w:val="left"/>
-            </w:pPr>
-            <w:r>
-              <w:rPr>
-                <w:rFonts w:ascii="Calibri" w:hAnsi="Calibri"/>
-                <w:color w:val="1E293B"/>
-                <w:sz w:val="18"/>
-              </w:rPr>
-              <w:t>Building A: Ambulatory Surgery Center</w:t>
-            </w:r>
-          </w:p>
-        </w:tc>
-        <w:tc>
-          <w:tcPr>
-            <w:tcW w:type="dxa" w:w="1560"/>
-            <w:shd w:fill="F8FAFC"/>
-            <w:tcBorders>
-              <w:top w:val="single" w:sz="4" w:space="0" w:color="CBD5E1"/>
-              <w:left w:val="none"/>
-              <w:bottom w:val="single" w:sz="4" w:space="0" w:color="CBD5E1"/>
-              <w:right w:val="none"/>
-            </w:tcBorders>
-          </w:tcPr>
-          <w:p>
-            <w:pPr>
-              <w:spacing w:before="80" w:after="80"/>
-              <w:jc w:val="left"/>
-            </w:pPr>
-            <w:r>
-              <w:rPr>
-                <w:rFonts w:ascii="Calibri" w:hAnsi="Calibri"/>
-                <w:color w:val="1E293B"/>
-                <w:sz w:val="18"/>
-              </w:rPr>
-              <w:t>16,000 RSF</w:t>
-            </w:r>
-          </w:p>
-        </w:tc>
-        <w:tc>
-          <w:tcPr>
-            <w:tcW w:type="dxa" w:w="1560"/>
-            <w:shd w:fill="F8FAFC"/>
-            <w:tcBorders>
-              <w:top w:val="single" w:sz="4" w:space="0" w:color="CBD5E1"/>
-              <w:left w:val="none"/>
-              <w:bottom w:val="single" w:sz="4" w:space="0" w:color="CBD5E1"/>
-              <w:right w:val="none"/>
-            </w:tcBorders>
-          </w:tcPr>
-          <w:p>
-            <w:pPr>
-              <w:spacing w:before="80" w:after="80"/>
-              <w:jc w:val="left"/>
-            </w:pPr>
-            <w:r>
-              <w:rPr>
-                <w:rFonts w:ascii="Calibri" w:hAnsi="Calibri"/>
-                <w:color w:val="1E293B"/>
-                <w:sz w:val="18"/>
-              </w:rPr>
-              <w:t>Tier 1: High Criticality (Daily Terminal)</w:t>
-            </w:r>
-          </w:p>
-        </w:tc>
-        <w:tc>
-          <w:tcPr>
-            <w:tcW w:type="dxa" w:w="1560"/>
-            <w:shd w:fill="F8FAFC"/>
-            <w:tcBorders>
-              <w:top w:val="single" w:sz="4" w:space="0" w:color="CBD5E1"/>
-              <w:left w:val="none"/>
-              <w:bottom w:val="single" w:sz="4" w:space="0" w:color="CBD5E1"/>
-              <w:right w:val="none"/>
-            </w:tcBorders>
-          </w:tcPr>
-          <w:p>
-            <w:pPr>
-              <w:spacing w:before="80" w:after="80"/>
-              <w:jc w:val="left"/>
-            </w:pPr>
-            <w:r>
-              <w:rPr>
-                <w:rFonts w:ascii="Calibri" w:hAnsi="Calibri"/>
-                <w:color w:val="1E293B"/>
-                <w:sz w:val="18"/>
-              </w:rPr>
-              <w:t>$3,840.00</w:t>
-            </w:r>
-          </w:p>
-        </w:tc>
-        <w:tc>
-          <w:tcPr>
-            <w:tcW w:type="dxa" w:w="1560"/>
-            <w:shd w:fill="F8FAFC"/>
-            <w:tcBorders>
-              <w:top w:val="single" w:sz="4" w:space="0" w:color="CBD5E1"/>
-              <w:left w:val="none"/>
-              <w:bottom w:val="single" w:sz="4" w:space="0" w:color="CBD5E1"/>
-              <w:right w:val="none"/>
-            </w:tcBorders>
-          </w:tcPr>
-          <w:p>
-            <w:pPr>
-              <w:spacing w:before="80" w:after="80"/>
-              <w:jc w:val="left"/>
-            </w:pPr>
-            <w:r>
-              <w:rPr>
-                <w:rFonts w:ascii="Calibri" w:hAnsi="Calibri"/>
-                <w:color w:val="1E293B"/>
-                <w:sz w:val="18"/>
-              </w:rPr>
-              <w:t>$620.00</w:t>
-            </w:r>
-          </w:p>
-        </w:tc>
-        <w:tc>
-          <w:tcPr>
-            <w:tcW w:type="dxa" w:w="1560"/>
-            <w:shd w:fill="F8FAFC"/>
-            <w:tcBorders>
-              <w:top w:val="single" w:sz="4" w:space="0" w:color="CBD5E1"/>
-              <w:left w:val="none"/>
-              <w:bottom w:val="single" w:sz="4" w:space="0" w:color="CBD5E1"/>
-              <w:right w:val="none"/>
-            </w:tcBorders>
-          </w:tcPr>
-          <w:p>
-            <w:pPr>
-              <w:spacing w:before="80" w:after="80"/>
-              <w:jc w:val="left"/>
-            </w:pPr>
-            <w:r>
-              <w:rPr>
-                <w:rFonts w:ascii="Calibri" w:hAnsi="Calibri"/>
-                <w:color w:val="1E293B"/>
-                <w:sz w:val="18"/>
-              </w:rPr>
-              <w:t>$4,460.00</w:t>
-            </w:r>
-          </w:p>
-        </w:tc>
-      </w:tr>
-      <w:tr>
-        <w:tc>
-          <w:tcPr>
-            <w:tcW w:type="dxa" w:w="1560"/>
-            <w:shd w:fill="FFFFFF"/>
-            <w:tcBorders>
-              <w:top w:val="single" w:sz="4" w:space="0" w:color="CBD5E1"/>
-              <w:left w:val="none"/>
-              <w:bottom w:val="single" w:sz="4" w:space="0" w:color="CBD5E1"/>
-              <w:right w:val="none"/>
-            </w:tcBorders>
-          </w:tcPr>
-          <w:p>
-            <w:pPr>
-              <w:spacing w:before="80" w:after="80"/>
-              <w:jc w:val="left"/>
-            </w:pPr>
-            <w:r>
-              <w:rPr>
-                <w:rFonts w:ascii="Calibri" w:hAnsi="Calibri"/>
-                <w:color w:val="1E293B"/>
-                <w:sz w:val="18"/>
-              </w:rPr>
-              <w:t>Building B: Pediatric &amp; Urgent Care</w:t>
-            </w:r>
-          </w:p>
-        </w:tc>
-        <w:tc>
-          <w:tcPr>
-            <w:tcW w:type="dxa" w:w="1560"/>
-            <w:shd w:fill="FFFFFF"/>
-            <w:tcBorders>
-              <w:top w:val="single" w:sz="4" w:space="0" w:color="CBD5E1"/>
-              <w:left w:val="none"/>
-              <w:bottom w:val="single" w:sz="4" w:space="0" w:color="CBD5E1"/>
-              <w:right w:val="none"/>
-            </w:tcBorders>
-          </w:tcPr>
-          <w:p>
-            <w:pPr>
-              <w:spacing w:before="80" w:after="80"/>
-              <w:jc w:val="left"/>
-            </w:pPr>
-            <w:r>
-              <w:rPr>
-                <w:rFonts w:ascii="Calibri" w:hAnsi="Calibri"/>
-                <w:color w:val="1E293B"/>
-                <w:sz w:val="18"/>
-              </w:rPr>
-              <w:t>12,000 RSF</w:t>
-            </w:r>
-          </w:p>
-        </w:tc>
-        <w:tc>
-          <w:tcPr>
-            <w:tcW w:type="dxa" w:w="1560"/>
-            <w:shd w:fill="FFFFFF"/>
-            <w:tcBorders>
-              <w:top w:val="single" w:sz="4" w:space="0" w:color="CBD5E1"/>
-              <w:left w:val="none"/>
-              <w:bottom w:val="single" w:sz="4" w:space="0" w:color="CBD5E1"/>
-              <w:right w:val="none"/>
-            </w:tcBorders>
-          </w:tcPr>
-          <w:p>
-            <w:pPr>
-              <w:spacing w:before="80" w:after="80"/>
-              <w:jc w:val="left"/>
-            </w:pPr>
-            <w:r>
-              <w:rPr>
-                <w:rFonts w:ascii="Calibri" w:hAnsi="Calibri"/>
-                <w:color w:val="1E293B"/>
-                <w:sz w:val="18"/>
-              </w:rPr>
-              <w:t>Tier 2: High Traffic Clinical</w:t>
-            </w:r>
-          </w:p>
-        </w:tc>
-        <w:tc>
-          <w:tcPr>
-            <w:tcW w:type="dxa" w:w="1560"/>
-            <w:shd w:fill="FFFFFF"/>
-            <w:tcBorders>
-              <w:top w:val="single" w:sz="4" w:space="0" w:color="CBD5E1"/>
-              <w:left w:val="none"/>
-              <w:bottom w:val="single" w:sz="4" w:space="0" w:color="CBD5E1"/>
-              <w:right w:val="none"/>
-            </w:tcBorders>
-          </w:tcPr>
-          <w:p>
-            <w:pPr>
-              <w:spacing w:before="80" w:after="80"/>
-              <w:jc w:val="left"/>
-            </w:pPr>
-            <w:r>
-              <w:rPr>
-                <w:rFonts w:ascii="Calibri" w:hAnsi="Calibri"/>
-                <w:color w:val="1E293B"/>
-                <w:sz w:val="18"/>
-              </w:rPr>
-              <w:t>$2,400.00</w:t>
-            </w:r>
-          </w:p>
-        </w:tc>
-        <w:tc>
-          <w:tcPr>
-            <w:tcW w:type="dxa" w:w="1560"/>
-            <w:shd w:fill="FFFFFF"/>
-            <w:tcBorders>
-              <w:top w:val="single" w:sz="4" w:space="0" w:color="CBD5E1"/>
-              <w:left w:val="none"/>
-              <w:bottom w:val="single" w:sz="4" w:space="0" w:color="CBD5E1"/>
-              <w:right w:val="none"/>
-            </w:tcBorders>
-          </w:tcPr>
-          <w:p>
-            <w:pPr>
-              <w:spacing w:before="80" w:after="80"/>
-              <w:jc w:val="left"/>
-            </w:pPr>
-            <w:r>
-              <w:rPr>
-                <w:rFonts w:ascii="Calibri" w:hAnsi="Calibri"/>
-                <w:color w:val="1E293B"/>
-                <w:sz w:val="18"/>
-              </w:rPr>
-              <w:t>$380.00</w:t>
-            </w:r>
-          </w:p>
-        </w:tc>
-        <w:tc>
-          <w:tcPr>
-            <w:tcW w:type="dxa" w:w="1560"/>
-            <w:shd w:fill="FFFFFF"/>
-            <w:tcBorders>
-              <w:top w:val="single" w:sz="4" w:space="0" w:color="CBD5E1"/>
-              <w:left w:val="none"/>
-              <w:bottom w:val="single" w:sz="4" w:space="0" w:color="CBD5E1"/>
-              <w:right w:val="none"/>
-            </w:tcBorders>
-          </w:tcPr>
-          <w:p>
-            <w:pPr>
-              <w:spacing w:before="80" w:after="80"/>
-              <w:jc w:val="left"/>
-            </w:pPr>
-            <w:r>
-              <w:rPr>
-                <w:rFonts w:ascii="Calibri" w:hAnsi="Calibri"/>
-                <w:color w:val="1E293B"/>
-                <w:sz w:val="18"/>
-              </w:rPr>
-              <w:t>$2,780.00</w:t>
-            </w:r>
-          </w:p>
-        </w:tc>
-      </w:tr>
-      <w:tr>
-        <w:tc>
-          <w:tcPr>
-            <w:tcW w:type="dxa" w:w="1560"/>
-            <w:shd w:fill="F8FAFC"/>
-            <w:tcBorders>
-              <w:top w:val="single" w:sz="4" w:space="0" w:color="CBD5E1"/>
-              <w:left w:val="none"/>
-              <w:bottom w:val="single" w:sz="4" w:space="0" w:color="CBD5E1"/>
-              <w:right w:val="none"/>
-            </w:tcBorders>
-          </w:tcPr>
-          <w:p>
-            <w:pPr>
-              <w:spacing w:before="80" w:after="80"/>
-              <w:jc w:val="left"/>
-            </w:pPr>
-            <w:r>
-              <w:rPr>
-                <w:rFonts w:ascii="Calibri" w:hAnsi="Calibri"/>
-                <w:color w:val="1E293B"/>
-                <w:sz w:val="18"/>
-              </w:rPr>
-              <w:t>Building C: Diagnostic &amp; Infusion</w:t>
-            </w:r>
-          </w:p>
-        </w:tc>
-        <w:tc>
-          <w:tcPr>
-            <w:tcW w:type="dxa" w:w="1560"/>
-            <w:shd w:fill="F8FAFC"/>
-            <w:tcBorders>
-              <w:top w:val="single" w:sz="4" w:space="0" w:color="CBD5E1"/>
-              <w:left w:val="none"/>
-              <w:bottom w:val="single" w:sz="4" w:space="0" w:color="CBD5E1"/>
-              <w:right w:val="none"/>
-            </w:tcBorders>
-          </w:tcPr>
-          <w:p>
-            <w:pPr>
-              <w:spacing w:before="80" w:after="80"/>
-              <w:jc w:val="left"/>
-            </w:pPr>
-            <w:r>
-              <w:rPr>
-                <w:rFonts w:ascii="Calibri" w:hAnsi="Calibri"/>
-                <w:color w:val="1E293B"/>
-                <w:sz w:val="18"/>
-              </w:rPr>
-              <w:t>11,000 RSF</w:t>
-            </w:r>
-          </w:p>
-        </w:tc>
-        <w:tc>
-          <w:tcPr>
-            <w:tcW w:type="dxa" w:w="1560"/>
-            <w:shd w:fill="F8FAFC"/>
-            <w:tcBorders>
-              <w:top w:val="single" w:sz="4" w:space="0" w:color="CBD5E1"/>
-              <w:left w:val="none"/>
-              <w:bottom w:val="single" w:sz="4" w:space="0" w:color="CBD5E1"/>
-              <w:right w:val="none"/>
-            </w:tcBorders>
-          </w:tcPr>
-          <w:p>
-            <w:pPr>
-              <w:spacing w:before="80" w:after="80"/>
-              <w:jc w:val="left"/>
-            </w:pPr>
-            <w:r>
-              <w:rPr>
-                <w:rFonts w:ascii="Calibri" w:hAnsi="Calibri"/>
-                <w:color w:val="1E293B"/>
-                <w:sz w:val="18"/>
-              </w:rPr>
-              <w:t>Tier 2: Clinical / Clean Environment</w:t>
-            </w:r>
-          </w:p>
-        </w:tc>
-        <w:tc>
-          <w:tcPr>
-            <w:tcW w:type="dxa" w:w="1560"/>
-            <w:shd w:fill="F8FAFC"/>
-            <w:tcBorders>
-              <w:top w:val="single" w:sz="4" w:space="0" w:color="CBD5E1"/>
-              <w:left w:val="none"/>
-              <w:bottom w:val="single" w:sz="4" w:space="0" w:color="CBD5E1"/>
-              <w:right w:val="none"/>
-            </w:tcBorders>
-          </w:tcPr>
-          <w:p>
-            <w:pPr>
-              <w:spacing w:before="80" w:after="80"/>
-              <w:jc w:val="left"/>
-            </w:pPr>
-            <w:r>
-              <w:rPr>
-                <w:rFonts w:ascii="Calibri" w:hAnsi="Calibri"/>
-                <w:color w:val="1E293B"/>
-                <w:sz w:val="18"/>
-              </w:rPr>
-              <w:t>$2,200.00</w:t>
-            </w:r>
-          </w:p>
-        </w:tc>
-        <w:tc>
-          <w:tcPr>
-            <w:tcW w:type="dxa" w:w="1560"/>
-            <w:shd w:fill="F8FAFC"/>
-            <w:tcBorders>
-              <w:top w:val="single" w:sz="4" w:space="0" w:color="CBD5E1"/>
-              <w:left w:val="none"/>
-              <w:bottom w:val="single" w:sz="4" w:space="0" w:color="CBD5E1"/>
-              <w:right w:val="none"/>
-            </w:tcBorders>
-          </w:tcPr>
-          <w:p>
-            <w:pPr>
-              <w:spacing w:before="80" w:after="80"/>
-              <w:jc w:val="left"/>
-            </w:pPr>
-            <w:r>
-              <w:rPr>
-                <w:rFonts w:ascii="Calibri" w:hAnsi="Calibri"/>
-                <w:color w:val="1E293B"/>
-                <w:sz w:val="18"/>
-              </w:rPr>
-              <w:t>$360.00</w:t>
-            </w:r>
-          </w:p>
-        </w:tc>
-        <w:tc>
-          <w:tcPr>
-            <w:tcW w:type="dxa" w:w="1560"/>
-            <w:shd w:fill="F8FAFC"/>
-            <w:tcBorders>
-              <w:top w:val="single" w:sz="4" w:space="0" w:color="CBD5E1"/>
-              <w:left w:val="none"/>
-              <w:bottom w:val="single" w:sz="4" w:space="0" w:color="CBD5E1"/>
-              <w:right w:val="none"/>
-            </w:tcBorders>
-          </w:tcPr>
-          <w:p>
-            <w:pPr>
-              <w:spacing w:before="80" w:after="80"/>
-              <w:jc w:val="left"/>
-            </w:pPr>
-            <w:r>
-              <w:rPr>
-                <w:rFonts w:ascii="Calibri" w:hAnsi="Calibri"/>
-                <w:color w:val="1E293B"/>
-                <w:sz w:val="18"/>
-              </w:rPr>
-              <w:t>$2,560.00</w:t>
-            </w:r>
-          </w:p>
-        </w:tc>
-      </w:tr>
-      <w:tr>
-        <w:tc>
-          <w:tcPr>
-            <w:tcW w:type="dxa" w:w="1560"/>
-            <w:shd w:fill="FFFFFF"/>
-            <w:tcBorders>
-              <w:top w:val="single" w:sz="4" w:space="0" w:color="CBD5E1"/>
-              <w:left w:val="none"/>
-              <w:bottom w:val="single" w:sz="4" w:space="0" w:color="CBD5E1"/>
-              <w:right w:val="none"/>
-            </w:tcBorders>
-          </w:tcPr>
-          <w:p>
-            <w:pPr>
-              <w:spacing w:before="80" w:after="80"/>
-              <w:jc w:val="left"/>
-            </w:pPr>
-            <w:r>
-              <w:rPr>
-                <w:rFonts w:ascii="Calibri" w:hAnsi="Calibri"/>
-                <w:color w:val="1E293B"/>
-                <w:sz w:val="18"/>
-              </w:rPr>
-              <w:t>Building D: Rehab &amp; Administration</w:t>
-            </w:r>
-          </w:p>
-        </w:tc>
-        <w:tc>
-          <w:tcPr>
-            <w:tcW w:type="dxa" w:w="1560"/>
-            <w:shd w:fill="FFFFFF"/>
-            <w:tcBorders>
-              <w:top w:val="single" w:sz="4" w:space="0" w:color="CBD5E1"/>
-              <w:left w:val="none"/>
-              <w:bottom w:val="single" w:sz="4" w:space="0" w:color="CBD5E1"/>
-              <w:right w:val="none"/>
-            </w:tcBorders>
-          </w:tcPr>
-          <w:p>
-            <w:pPr>
-              <w:spacing w:before="80" w:after="80"/>
-              <w:jc w:val="left"/>
-            </w:pPr>
-            <w:r>
-              <w:rPr>
-                <w:rFonts w:ascii="Calibri" w:hAnsi="Calibri"/>
-                <w:color w:val="1E293B"/>
-                <w:sz w:val="18"/>
-              </w:rPr>
-              <w:t>9,000 RSF</w:t>
-            </w:r>
-          </w:p>
-        </w:tc>
-        <w:tc>
-          <w:tcPr>
-            <w:tcW w:type="dxa" w:w="1560"/>
-            <w:shd w:fill="FFFFFF"/>
-            <w:tcBorders>
-              <w:top w:val="single" w:sz="4" w:space="0" w:color="CBD5E1"/>
-              <w:left w:val="none"/>
-              <w:bottom w:val="single" w:sz="4" w:space="0" w:color="CBD5E1"/>
-              <w:right w:val="none"/>
-            </w:tcBorders>
-          </w:tcPr>
-          <w:p>
-            <w:pPr>
-              <w:spacing w:before="80" w:after="80"/>
-              <w:jc w:val="left"/>
-            </w:pPr>
-            <w:r>
-              <w:rPr>
-                <w:rFonts w:ascii="Calibri" w:hAnsi="Calibri"/>
-                <w:color w:val="1E293B"/>
-                <w:sz w:val="18"/>
-              </w:rPr>
-              <w:t>Tier 3: Moderate Risk Commercial</w:t>
-            </w:r>
-          </w:p>
-        </w:tc>
-        <w:tc>
-          <w:tcPr>
-            <w:tcW w:type="dxa" w:w="1560"/>
-            <w:shd w:fill="FFFFFF"/>
-            <w:tcBorders>
-              <w:top w:val="single" w:sz="4" w:space="0" w:color="CBD5E1"/>
-              <w:left w:val="none"/>
-              <w:bottom w:val="single" w:sz="4" w:space="0" w:color="CBD5E1"/>
-              <w:right w:val="none"/>
-            </w:tcBorders>
-          </w:tcPr>
-          <w:p>
-            <w:pPr>
-              <w:spacing w:before="80" w:after="80"/>
-              <w:jc w:val="left"/>
-            </w:pPr>
-            <w:r>
-              <w:rPr>
-                <w:rFonts w:ascii="Calibri" w:hAnsi="Calibri"/>
-                <w:color w:val="1E293B"/>
-                <w:sz w:val="18"/>
-              </w:rPr>
-              <w:t>$1,440.00</w:t>
-            </w:r>
-          </w:p>
-        </w:tc>
-        <w:tc>
-          <w:tcPr>
-            <w:tcW w:type="dxa" w:w="1560"/>
-            <w:shd w:fill="FFFFFF"/>
-            <w:tcBorders>
-              <w:top w:val="single" w:sz="4" w:space="0" w:color="CBD5E1"/>
-              <w:left w:val="none"/>
-              <w:bottom w:val="single" w:sz="4" w:space="0" w:color="CBD5E1"/>
-              <w:right w:val="none"/>
-            </w:tcBorders>
-          </w:tcPr>
-          <w:p>
-            <w:pPr>
-              <w:spacing w:before="80" w:after="80"/>
-              <w:jc w:val="left"/>
-            </w:pPr>
-            <w:r>
-              <w:rPr>
-                <w:rFonts w:ascii="Calibri" w:hAnsi="Calibri"/>
-                <w:color w:val="1E293B"/>
-                <w:sz w:val="18"/>
-              </w:rPr>
-              <w:t>$220.00</w:t>
-            </w:r>
-          </w:p>
-        </w:tc>
-        <w:tc>
-          <w:tcPr>
-            <w:tcW w:type="dxa" w:w="1560"/>
-            <w:shd w:fill="FFFFFF"/>
-            <w:tcBorders>
-              <w:top w:val="single" w:sz="4" w:space="0" w:color="CBD5E1"/>
-              <w:left w:val="none"/>
-              <w:bottom w:val="single" w:sz="4" w:space="0" w:color="CBD5E1"/>
-              <w:right w:val="none"/>
-            </w:tcBorders>
-          </w:tcPr>
-          <w:p>
-            <w:pPr>
-              <w:spacing w:before="80" w:after="80"/>
-              <w:jc w:val="left"/>
-            </w:pPr>
-            <w:r>
-              <w:rPr>
-                <w:rFonts w:ascii="Calibri" w:hAnsi="Calibri"/>
-                <w:color w:val="1E293B"/>
-                <w:sz w:val="18"/>
-              </w:rPr>
-              <w:t>$1,660.00</w:t>
-            </w:r>
-          </w:p>
-        </w:tc>
-      </w:tr>
-      <w:tr>
-        <w:tc>
-          <w:tcPr>
-            <w:tcW w:type="dxa" w:w="1560"/>
-            <w:shd w:fill="F8FAFC"/>
-            <w:tcBorders>
-              <w:top w:val="single" w:sz="4" w:space="0" w:color="CBD5E1"/>
-              <w:left w:val="none"/>
-              <w:bottom w:val="single" w:sz="4" w:space="0" w:color="CBD5E1"/>
-              <w:right w:val="none"/>
-            </w:tcBorders>
-          </w:tcPr>
-          <w:p>
-            <w:pPr>
-              <w:spacing w:before="80" w:after="80"/>
-              <w:jc w:val="left"/>
-            </w:pPr>
-            <w:r>
-              <w:rPr>
-                <w:rFonts w:ascii="Calibri" w:hAnsi="Calibri"/>
-                <w:color w:val="1E293B"/>
-                <w:sz w:val="18"/>
-              </w:rPr>
-              <w:t>Campustotals / Consolidated Rate</w:t>
-            </w:r>
-          </w:p>
-        </w:tc>
-        <w:tc>
-          <w:tcPr>
-            <w:tcW w:type="dxa" w:w="1560"/>
-            <w:shd w:fill="F8FAFC"/>
-            <w:tcBorders>
-              <w:top w:val="single" w:sz="4" w:space="0" w:color="CBD5E1"/>
-              <w:left w:val="none"/>
-              <w:bottom w:val="single" w:sz="4" w:space="0" w:color="CBD5E1"/>
-              <w:right w:val="none"/>
-            </w:tcBorders>
-          </w:tcPr>
-          <w:p>
-            <w:pPr>
-              <w:spacing w:before="80" w:after="80"/>
-              <w:jc w:val="left"/>
-            </w:pPr>
-            <w:r>
-              <w:rPr>
-                <w:rFonts w:ascii="Calibri" w:hAnsi="Calibri"/>
-                <w:color w:val="1E293B"/>
-                <w:sz w:val="18"/>
-              </w:rPr>
-              <w:t>48,000 RSF</w:t>
-            </w:r>
-          </w:p>
-        </w:tc>
-        <w:tc>
-          <w:tcPr>
-            <w:tcW w:type="dxa" w:w="1560"/>
-            <w:shd w:fill="F8FAFC"/>
-            <w:tcBorders>
-              <w:top w:val="single" w:sz="4" w:space="0" w:color="CBD5E1"/>
-              <w:left w:val="none"/>
-              <w:bottom w:val="single" w:sz="4" w:space="0" w:color="CBD5E1"/>
-              <w:right w:val="none"/>
-            </w:tcBorders>
-          </w:tcPr>
-          <w:p>
-            <w:pPr>
-              <w:spacing w:before="80" w:after="80"/>
-              <w:jc w:val="left"/>
-            </w:pPr>
-            <w:r>
-              <w:rPr>
-                <w:rFonts w:ascii="Calibri" w:hAnsi="Calibri"/>
-                <w:color w:val="1E293B"/>
-                <w:sz w:val="18"/>
-              </w:rPr>
-              <w:t>Consolidated Campus Package</w:t>
-            </w:r>
-          </w:p>
-        </w:tc>
-        <w:tc>
-          <w:tcPr>
-            <w:tcW w:type="dxa" w:w="1560"/>
-            <w:shd w:fill="F8FAFC"/>
-            <w:tcBorders>
-              <w:top w:val="single" w:sz="4" w:space="0" w:color="CBD5E1"/>
-              <w:left w:val="none"/>
-              <w:bottom w:val="single" w:sz="4" w:space="0" w:color="CBD5E1"/>
-              <w:right w:val="none"/>
-            </w:tcBorders>
-          </w:tcPr>
-          <w:p>
-            <w:pPr>
-              <w:spacing w:before="80" w:after="80"/>
-              <w:jc w:val="left"/>
-            </w:pPr>
-            <w:r>
-              <w:rPr>
-                <w:rFonts w:ascii="Calibri" w:hAnsi="Calibri"/>
-                <w:color w:val="1E293B"/>
-                <w:sz w:val="18"/>
-              </w:rPr>
-              <w:t>$9,880.00</w:t>
-            </w:r>
-          </w:p>
-        </w:tc>
-        <w:tc>
-          <w:tcPr>
-            <w:tcW w:type="dxa" w:w="1560"/>
-            <w:shd w:fill="F8FAFC"/>
-            <w:tcBorders>
-              <w:top w:val="single" w:sz="4" w:space="0" w:color="CBD5E1"/>
-              <w:left w:val="none"/>
-              <w:bottom w:val="single" w:sz="4" w:space="0" w:color="CBD5E1"/>
-              <w:right w:val="none"/>
-            </w:tcBorders>
-          </w:tcPr>
-          <w:p>
-            <w:pPr>
-              <w:spacing w:before="80" w:after="80"/>
-              <w:jc w:val="left"/>
-            </w:pPr>
-            <w:r>
-              <w:rPr>
-                <w:rFonts w:ascii="Calibri" w:hAnsi="Calibri"/>
-                <w:color w:val="1E293B"/>
-                <w:sz w:val="18"/>
-              </w:rPr>
-              <w:t>$1,580.00</w:t>
-            </w:r>
-          </w:p>
-        </w:tc>
-        <w:tc>
-          <w:tcPr>
-            <w:tcW w:type="dxa" w:w="1560"/>
-            <w:shd w:fill="F8FAFC"/>
-            <w:tcBorders>
-              <w:top w:val="single" w:sz="4" w:space="0" w:color="CBD5E1"/>
-              <w:left w:val="none"/>
-              <w:bottom w:val="single" w:sz="4" w:space="0" w:color="CBD5E1"/>
-              <w:right w:val="none"/>
-            </w:tcBorders>
-          </w:tcPr>
-          <w:p>
-            <w:pPr>
-              <w:spacing w:before="80" w:after="80"/>
-              <w:jc w:val="left"/>
-            </w:pPr>
-            <w:r>
-              <w:rPr>
-                <w:rFonts w:ascii="Calibri" w:hAnsi="Calibri"/>
-                <w:color w:val="1E293B"/>
-                <w:sz w:val="18"/>
-              </w:rPr>
-              <w:t>$11,460.00</w:t>
-            </w:r>
-          </w:p>
-        </w:tc>
-      </w:tr>
-    </w:tbl>
-    <w:p>
-      <w:pPr>
-        <w:spacing w:before="0" w:after="160"/>
-      </w:pPr>
-    </w:p>
-    <w:p>
-      <w:pPr>
-        <w:spacing w:before="0" w:after="120" w:line="276" w:lineRule="auto"/>
-      </w:pPr>
-      <w:r>
-        <w:rPr>
-          <w:rFonts w:ascii="Calibri" w:hAnsi="Calibri"/>
-          <w:color w:val="1E293B"/>
-          <w:sz w:val="20"/>
-        </w:rPr>
-        <w:t>Emergency Biohazard Response Rider: 24/7/365 emergency biohazard and bloodborne spill response within 60 minutes of dispatch at a preferred contractor rate of $125.00/hour plus material costs.</w:t>
-      </w:r>
-    </w:p>
-    <w:p>
-      <w:pPr>
-        <w:keepNext/>
-        <w:spacing w:before="280" w:after="80"/>
-      </w:pPr>
-      <w:r>
-        <w:rPr>
-          <w:rFonts w:ascii="Calibri" w:hAnsi="Calibri"/>
-          <w:b/>
-          <w:color w:val="0F172A"/>
-          <w:sz w:val="26"/>
-        </w:rPr>
-        <w:t>PROPOSAL VALIDITY &amp; EXECUTIVE SIGNATURE</w:t>
-      </w:r>
-    </w:p>
-    <w:p>
-      <w:pPr>
-        <w:spacing w:before="0" w:after="120" w:line="276" w:lineRule="auto"/>
-      </w:pPr>
-      <w:r>
-        <w:rPr>
-          <w:rFonts w:ascii="Calibri" w:hAnsi="Calibri"/>
-          <w:color w:val="1E293B"/>
-          <w:sz w:val="20"/>
-        </w:rPr>
-        <w:t>This proposal remains firm and binding for ninety (90) calendar days from submission.</w:t>
-      </w:r>
-    </w:p>
-    <w:p>
-      <w:pPr>
-        <w:spacing w:before="0" w:after="120" w:line="276" w:lineRule="auto"/>
-      </w:pPr>
-      <w:r>
-        <w:rPr>
-          <w:rFonts w:ascii="Calibri" w:hAnsi="Calibri"/>
-          <w:color w:val="1E293B"/>
-          <w:sz w:val="20"/>
-        </w:rPr>
-        <w:t>Submitted by: Liza Iza, Managing Principal · Coastal Shine Commercial Cleaning LLC</w:t>
-      </w:r>
-    </w:p>
-    <w:p>
-      <w:pPr>
-        <w:spacing w:before="0" w:after="120" w:line="276" w:lineRule="auto"/>
-      </w:pPr>
-      <w:r>
-        <w:rPr>
-          <w:rFonts w:ascii="Calibri" w:hAnsi="Calibri"/>
-          <w:color w:val="1E293B"/>
-          <w:sz w:val="20"/>
-        </w:rPr>
-        <w:t>Direct Contact: (813) 492-8810 · liza@coastalshinecleaning.com</w:t>
+        <w:t>Section 3: Staffing matrix, green chemical certifications, and pricing breakdown.</w:t>
       </w:r>
     </w:p>
     <w:sectPr>
@@ -2546,7 +104,7 @@
       <w:jc w:val="right"/>
     </w:pPr>
     <w:r>
-      <w:t>Tampa Bay Medical Plaza RFP Response — 15 Pages (Client Work</w:t>
+      <w:t>Tampa Bay Medical Plaza RFP Response — 15 Pages (Rough Scram</w:t>
     </w:r>
   </w:p>
 </w:hdr>
